--- a/docs/课程任务/任务3-需求规格说明书/03_需求规格说明书_非功能性需求部分.docx
+++ b/docs/课程任务/任务3-需求规格说明书/03_需求规格说明书_非功能性需求部分.docx
@@ -3,32 +3,58 @@
 <w:document xmlns:wpc="http://schemas.microsoft.com/office/word/2010/wordprocessingCanvas" xmlns:mo="http://schemas.microsoft.com/office/mac/office/2008/main" xmlns:mc="http://schemas.openxmlformats.org/markup-compatibility/2006" xmlns:mv="urn:schemas-microsoft-com:mac:vml" xmlns:o="urn:schemas-microsoft-com:office:office" xmlns:r="http://schemas.openxmlformats.org/officeDocument/2006/relationships" xmlns:m="http://schemas.openxmlformats.org/officeDocument/2006/math" xmlns:v="urn:schemas-microsoft-com:vml" xmlns:wp14="http://schemas.microsoft.com/office/word/2010/wordprocessingDrawing" xmlns:wp="http://schemas.openxmlformats.org/drawingml/2006/wordprocessingDrawing" xmlns:w10="urn:schemas-microsoft-com:office:word" xmlns:w="http://schemas.openxmlformats.org/wordprocessingml/2006/main" xmlns:w14="http://schemas.microsoft.com/office/word/2010/wordml" xmlns:wpg="http://schemas.microsoft.com/office/word/2010/wordprocessingGroup" xmlns:wpi="http://schemas.microsoft.com/office/word/2010/wordprocessingInk" xmlns:wne="http://schemas.microsoft.com/office/word/2006/wordml" xmlns:wps="http://schemas.microsoft.com/office/word/2010/wordprocessingShape" mc:Ignorable="w14 wp14">
   <w:body>
     <w:p>
-      <w:pPr>
-        <w:spacing w:before="1800"/>
-        <w:jc w:val="center"/>
-      </w:pPr>
       <w:r>
         <w:rPr>
           <w:rFonts w:ascii="Times New Roman" w:hAnsi="Times New Roman" w:eastAsia="黑体"/>
           <w:b/>
-          <w:color w:val="1F4D78"/>
-          <w:sz w:val="48"/>
+          <w:sz w:val="36"/>
         </w:rPr>
-        <w:t>火情智能监测与预警系统</w:t>
+        <w:t>软件需求规格说明书（非功能性需求部分）</w:t>
       </w:r>
     </w:p>
     <w:p>
       <w:pPr>
-        <w:jc w:val="center"/>
+        <w:ind w:firstLine="0"/>
       </w:pPr>
       <w:r>
         <w:rPr>
-          <w:rFonts w:ascii="Times New Roman" w:hAnsi="Times New Roman" w:eastAsia="黑体"/>
+          <w:rFonts w:ascii="Times New Roman" w:hAnsi="Times New Roman" w:eastAsia="宋体"/>
           <w:b w:val="0"/>
-          <w:color w:val="404040"/>
-          <w:sz w:val="28"/>
+          <w:sz w:val="21"/>
         </w:rPr>
-        <w:t>需求规格说明书 · 非功能性需求部分（第 5 章）</w:t>
+        <w:t>项目：火情智能监测与预警系统（FireGuard AI）</w:t>
+      </w:r>
+    </w:p>
+    <w:p>
+      <w:pPr>
+        <w:ind w:firstLine="0"/>
+      </w:pPr>
+      <w:r>
+        <w:rPr>
+          <w:rFonts w:ascii="Times New Roman" w:hAnsi="Times New Roman" w:eastAsia="宋体"/>
+          <w:b w:val="0"/>
+          <w:sz w:val="21"/>
+        </w:rPr>
+        <w:t>说明：本章节与表格格式严格参照《软件需求规格说明书（上学期实训的）》，仅保留其第 4 章"非功能性需求"的章节与表格结构。</w:t>
+      </w:r>
+    </w:p>
+    <w:p/>
+    <w:p>
+      <w:pPr>
+        <w:pStyle w:val="Heading1"/>
+        <w:ind w:firstLine="0"/>
+      </w:pPr>
+      <w:r>
+        <w:t>4. 非功能性需求</w:t>
+      </w:r>
+    </w:p>
+    <w:p>
+      <w:pPr>
+        <w:pStyle w:val="Heading2"/>
+        <w:ind w:firstLine="0"/>
+      </w:pPr>
+      <w:r>
+        <w:t>4.1 用户界面需求</w:t>
       </w:r>
     </w:p>
     <w:p>
@@ -38,293 +64,11 @@
       <w:r>
         <w:rPr>
           <w:rFonts w:ascii="Times New Roman" w:hAnsi="Times New Roman" w:eastAsia="宋体"/>
-          <w:sz w:val="21"/>
+          <w:b w:val="0"/>
+          <w:color w:val="404040"/>
+          <w:sz w:val="18"/>
         </w:rPr>
-        <w:t>文档编号：FGA-SRS-NFR-2026-001</w:t>
-      </w:r>
-    </w:p>
-    <w:p/>
-    <w:tbl>
-      <w:tblPr>
-        <w:tblStyle w:val="TableGrid"/>
-        <w:tblW w:type="auto" w:w="0"/>
-        <w:jc w:val="center"/>
-        <w:tblLayout w:type="fixed"/>
-        <w:tblLook w:firstColumn="1" w:firstRow="1" w:lastColumn="0" w:lastRow="0" w:noHBand="0" w:noVBand="1" w:val="04A0"/>
-        <w:tblW w:w="7938" w:type="dxa"/>
-        <w:tblLayout w:type="fixed"/>
-        <w:tblCellMar>
-          <w:top w:w="60" w:type="dxa"/>
-          <w:left w:w="100" w:type="dxa"/>
-          <w:bottom w:w="60" w:type="dxa"/>
-          <w:right w:w="100" w:type="dxa"/>
-        </w:tblCellMar>
-      </w:tblPr>
-      <w:tblGrid>
-        <w:gridCol w:w="2268"/>
-        <w:gridCol w:w="5670"/>
-      </w:tblGrid>
-      <w:tr>
-        <w:tc>
-          <w:tcPr>
-            <w:tcW w:type="dxa" w:w="2268"/>
-            <w:vAlign w:val="center"/>
-            <w:shd w:val="clear" w:color="auto" w:fill="1F4D78"/>
-          </w:tcPr>
-          <w:p>
-            <w:pPr>
-              <w:ind w:firstLine="0"/>
-              <w:jc w:val="center"/>
-            </w:pPr>
-            <w:r/>
-            <w:r>
-              <w:rPr>
-                <w:rFonts w:ascii="Times New Roman" w:hAnsi="Times New Roman" w:eastAsia="黑体"/>
-                <w:b/>
-                <w:color w:val="FFFFFF"/>
-                <w:sz w:val="19"/>
-              </w:rPr>
-              <w:t>项目</w:t>
-            </w:r>
-          </w:p>
-        </w:tc>
-        <w:tc>
-          <w:tcPr>
-            <w:tcW w:type="dxa" w:w="5669"/>
-            <w:vAlign w:val="center"/>
-            <w:shd w:val="clear" w:color="auto" w:fill="1F4D78"/>
-          </w:tcPr>
-          <w:p>
-            <w:pPr>
-              <w:ind w:firstLine="0"/>
-              <w:jc w:val="center"/>
-            </w:pPr>
-            <w:r/>
-            <w:r>
-              <w:rPr>
-                <w:rFonts w:ascii="Times New Roman" w:hAnsi="Times New Roman" w:eastAsia="黑体"/>
-                <w:b/>
-                <w:color w:val="FFFFFF"/>
-                <w:sz w:val="19"/>
-              </w:rPr>
-              <w:t>内容</w:t>
-            </w:r>
-          </w:p>
-        </w:tc>
-      </w:tr>
-      <w:tr>
-        <w:tc>
-          <w:tcPr>
-            <w:tcW w:type="dxa" w:w="2268"/>
-            <w:vAlign w:val="center"/>
-          </w:tcPr>
-          <w:p>
-            <w:pPr>
-              <w:spacing w:line="300" w:lineRule="auto"/>
-              <w:ind w:firstLine="0"/>
-              <w:jc w:val="center"/>
-            </w:pPr>
-            <w:r/>
-            <w:r>
-              <w:rPr>
-                <w:rFonts w:ascii="Times New Roman" w:hAnsi="Times New Roman" w:eastAsia="宋体"/>
-                <w:sz w:val="19"/>
-              </w:rPr>
-              <w:t>文档用途</w:t>
-            </w:r>
-          </w:p>
-        </w:tc>
-        <w:tc>
-          <w:tcPr>
-            <w:tcW w:type="dxa" w:w="5669"/>
-            <w:vAlign w:val="center"/>
-          </w:tcPr>
-          <w:p>
-            <w:pPr>
-              <w:spacing w:line="300" w:lineRule="auto"/>
-              <w:ind w:firstLine="0"/>
-              <w:jc w:val="left"/>
-            </w:pPr>
-            <w:r/>
-            <w:r>
-              <w:rPr>
-                <w:rFonts w:ascii="Times New Roman" w:hAnsi="Times New Roman" w:eastAsia="宋体"/>
-                <w:sz w:val="19"/>
-              </w:rPr>
-              <w:t>任务3 需求规格说明书的第 5 章内容，可直接并入正式文档</w:t>
-            </w:r>
-          </w:p>
-        </w:tc>
-      </w:tr>
-      <w:tr>
-        <w:tc>
-          <w:tcPr>
-            <w:tcW w:type="dxa" w:w="2268"/>
-            <w:vAlign w:val="center"/>
-            <w:shd w:val="clear" w:color="auto" w:fill="F2F5F9"/>
-          </w:tcPr>
-          <w:p>
-            <w:pPr>
-              <w:spacing w:line="300" w:lineRule="auto"/>
-              <w:ind w:firstLine="0"/>
-              <w:jc w:val="center"/>
-            </w:pPr>
-            <w:r/>
-            <w:r>
-              <w:rPr>
-                <w:rFonts w:ascii="Times New Roman" w:hAnsi="Times New Roman" w:eastAsia="宋体"/>
-                <w:sz w:val="19"/>
-              </w:rPr>
-              <w:t>编号前缀</w:t>
-            </w:r>
-          </w:p>
-        </w:tc>
-        <w:tc>
-          <w:tcPr>
-            <w:tcW w:type="dxa" w:w="5669"/>
-            <w:vAlign w:val="center"/>
-            <w:shd w:val="clear" w:color="auto" w:fill="F2F5F9"/>
-          </w:tcPr>
-          <w:p>
-            <w:pPr>
-              <w:spacing w:line="300" w:lineRule="auto"/>
-              <w:ind w:firstLine="0"/>
-              <w:jc w:val="left"/>
-            </w:pPr>
-            <w:r/>
-            <w:r>
-              <w:rPr>
-                <w:rFonts w:ascii="Times New Roman" w:hAnsi="Times New Roman" w:eastAsia="宋体"/>
-                <w:sz w:val="19"/>
-              </w:rPr>
-              <w:t>NFR（Non-Functional Requirement）</w:t>
-            </w:r>
-          </w:p>
-        </w:tc>
-      </w:tr>
-      <w:tr>
-        <w:tc>
-          <w:tcPr>
-            <w:tcW w:type="dxa" w:w="2268"/>
-            <w:vAlign w:val="center"/>
-          </w:tcPr>
-          <w:p>
-            <w:pPr>
-              <w:spacing w:line="300" w:lineRule="auto"/>
-              <w:ind w:firstLine="0"/>
-              <w:jc w:val="center"/>
-            </w:pPr>
-            <w:r/>
-            <w:r>
-              <w:rPr>
-                <w:rFonts w:ascii="Times New Roman" w:hAnsi="Times New Roman" w:eastAsia="宋体"/>
-                <w:sz w:val="19"/>
-              </w:rPr>
-              <w:t>版本 / 日期</w:t>
-            </w:r>
-          </w:p>
-        </w:tc>
-        <w:tc>
-          <w:tcPr>
-            <w:tcW w:type="dxa" w:w="5669"/>
-            <w:vAlign w:val="center"/>
-          </w:tcPr>
-          <w:p>
-            <w:pPr>
-              <w:spacing w:line="300" w:lineRule="auto"/>
-              <w:ind w:firstLine="0"/>
-              <w:jc w:val="left"/>
-            </w:pPr>
-            <w:r/>
-            <w:r>
-              <w:rPr>
-                <w:rFonts w:ascii="Times New Roman" w:hAnsi="Times New Roman" w:eastAsia="宋体"/>
-                <w:sz w:val="19"/>
-              </w:rPr>
-              <w:t>v1.0 / 2026 年 9 月 12 日</w:t>
-            </w:r>
-          </w:p>
-        </w:tc>
-      </w:tr>
-      <w:tr>
-        <w:tc>
-          <w:tcPr>
-            <w:tcW w:type="dxa" w:w="2268"/>
-            <w:vAlign w:val="center"/>
-            <w:shd w:val="clear" w:color="auto" w:fill="F2F5F9"/>
-          </w:tcPr>
-          <w:p>
-            <w:pPr>
-              <w:spacing w:line="300" w:lineRule="auto"/>
-              <w:ind w:firstLine="0"/>
-              <w:jc w:val="center"/>
-            </w:pPr>
-            <w:r/>
-            <w:r>
-              <w:rPr>
-                <w:rFonts w:ascii="Times New Roman" w:hAnsi="Times New Roman" w:eastAsia="宋体"/>
-                <w:sz w:val="19"/>
-              </w:rPr>
-              <w:t>编制</w:t>
-            </w:r>
-          </w:p>
-        </w:tc>
-        <w:tc>
-          <w:tcPr>
-            <w:tcW w:type="dxa" w:w="5669"/>
-            <w:vAlign w:val="center"/>
-            <w:shd w:val="clear" w:color="auto" w:fill="F2F5F9"/>
-          </w:tcPr>
-          <w:p>
-            <w:pPr>
-              <w:spacing w:line="300" w:lineRule="auto"/>
-              <w:ind w:firstLine="0"/>
-              <w:jc w:val="left"/>
-            </w:pPr>
-            <w:r/>
-            <w:r>
-              <w:rPr>
-                <w:rFonts w:ascii="Times New Roman" w:hAnsi="Times New Roman" w:eastAsia="宋体"/>
-                <w:sz w:val="19"/>
-              </w:rPr>
-              <w:t>李汶航 主笔，蔡俊杰 审核，陈泽恩 排版</w:t>
-            </w:r>
-          </w:p>
-        </w:tc>
-      </w:tr>
-    </w:tbl>
-    <w:p>
-      <w:r>
-        <w:br w:type="page"/>
-      </w:r>
-    </w:p>
-    <w:p>
-      <w:pPr>
-        <w:pStyle w:val="Heading1"/>
-      </w:pPr>
-      <w:r>
-        <w:t>5. 产品的非功能性需求</w:t>
-      </w:r>
-    </w:p>
-    <w:p>
-      <w:pPr>
-        <w:ind w:firstLine="420"/>
-      </w:pPr>
-      <w:r>
-        <w:rPr>
-          <w:rFonts w:ascii="Times New Roman" w:hAnsi="Times New Roman" w:eastAsia="宋体"/>
-          <w:b w:val="0"/>
-          <w:sz w:val="21"/>
-        </w:rPr>
-        <w:t>本章描述系统在界面、环境、质量、接口与数据方面的约束与指标。每条需求均给出编号、指标与验证方式，可直接用于测试用例与验收检查。指标依据当前实现（前后端已打通、模型 YOLO26n）与演示环境（RTX 4050 6GB、局域网）确定。</w:t>
-      </w:r>
-    </w:p>
-    <w:p>
-      <w:pPr>
-        <w:pStyle w:val="Heading2"/>
-      </w:pPr>
-      <w:r>
-        <w:t>5.1 用户界面需求</w:t>
+        <w:t>表 4-1 用户界面需求</w:t>
       </w:r>
     </w:p>
     <w:tbl>
@@ -344,16 +88,13 @@
         </w:tblCellMar>
       </w:tblPr>
       <w:tblGrid>
-        <w:gridCol w:w="1185"/>
-        <w:gridCol w:w="3018"/>
-        <w:gridCol w:w="2479"/>
-        <w:gridCol w:w="1293"/>
-        <w:gridCol w:w="754"/>
+        <w:gridCol w:w="1927"/>
+        <w:gridCol w:w="6804"/>
       </w:tblGrid>
       <w:tr>
         <w:tc>
           <w:tcPr>
-            <w:tcW w:type="dxa" w:w="1185"/>
+            <w:tcW w:type="dxa" w:w="1928"/>
             <w:vAlign w:val="center"/>
             <w:shd w:val="clear" w:color="auto" w:fill="1F4D78"/>
           </w:tcPr>
@@ -370,13 +111,13 @@
                 <w:color w:val="FFFFFF"/>
                 <w:sz w:val="19"/>
               </w:rPr>
-              <w:t>编号</w:t>
+              <w:t>需求名称</w:t>
             </w:r>
           </w:p>
         </w:tc>
         <w:tc>
           <w:tcPr>
-            <w:tcW w:type="dxa" w:w="3018"/>
+            <w:tcW w:type="dxa" w:w="6803"/>
             <w:vAlign w:val="center"/>
             <w:shd w:val="clear" w:color="auto" w:fill="1F4D78"/>
           </w:tcPr>
@@ -393,76 +134,7 @@
                 <w:color w:val="FFFFFF"/>
                 <w:sz w:val="19"/>
               </w:rPr>
-              <w:t>需求描述</w:t>
-            </w:r>
-          </w:p>
-        </w:tc>
-        <w:tc>
-          <w:tcPr>
-            <w:tcW w:type="dxa" w:w="2479"/>
-            <w:vAlign w:val="center"/>
-            <w:shd w:val="clear" w:color="auto" w:fill="1F4D78"/>
-          </w:tcPr>
-          <w:p>
-            <w:pPr>
-              <w:ind w:firstLine="0"/>
-              <w:jc w:val="center"/>
-            </w:pPr>
-            <w:r/>
-            <w:r>
-              <w:rPr>
-                <w:rFonts w:ascii="Times New Roman" w:hAnsi="Times New Roman" w:eastAsia="黑体"/>
-                <w:b/>
-                <w:color w:val="FFFFFF"/>
-                <w:sz w:val="19"/>
-              </w:rPr>
-              <w:t>指标 / 约束</w:t>
-            </w:r>
-          </w:p>
-        </w:tc>
-        <w:tc>
-          <w:tcPr>
-            <w:tcW w:type="dxa" w:w="1293"/>
-            <w:vAlign w:val="center"/>
-            <w:shd w:val="clear" w:color="auto" w:fill="1F4D78"/>
-          </w:tcPr>
-          <w:p>
-            <w:pPr>
-              <w:ind w:firstLine="0"/>
-              <w:jc w:val="center"/>
-            </w:pPr>
-            <w:r/>
-            <w:r>
-              <w:rPr>
-                <w:rFonts w:ascii="Times New Roman" w:hAnsi="Times New Roman" w:eastAsia="黑体"/>
-                <w:b/>
-                <w:color w:val="FFFFFF"/>
-                <w:sz w:val="19"/>
-              </w:rPr>
-              <w:t>验证方式</w:t>
-            </w:r>
-          </w:p>
-        </w:tc>
-        <w:tc>
-          <w:tcPr>
-            <w:tcW w:type="dxa" w:w="755"/>
-            <w:vAlign w:val="center"/>
-            <w:shd w:val="clear" w:color="auto" w:fill="1F4D78"/>
-          </w:tcPr>
-          <w:p>
-            <w:pPr>
-              <w:ind w:firstLine="0"/>
-              <w:jc w:val="center"/>
-            </w:pPr>
-            <w:r/>
-            <w:r>
-              <w:rPr>
-                <w:rFonts w:ascii="Times New Roman" w:hAnsi="Times New Roman" w:eastAsia="黑体"/>
-                <w:b/>
-                <w:color w:val="FFFFFF"/>
-                <w:sz w:val="19"/>
-              </w:rPr>
-              <w:t>优先级</w:t>
+              <w:t>详细要求</w:t>
             </w:r>
           </w:p>
         </w:tc>
@@ -470,7 +142,7 @@
       <w:tr>
         <w:tc>
           <w:tcPr>
-            <w:tcW w:type="dxa" w:w="1185"/>
+            <w:tcW w:type="dxa" w:w="1928"/>
             <w:vAlign w:val="center"/>
           </w:tcPr>
           <w:p>
@@ -485,13 +157,13 @@
                 <w:rFonts w:ascii="Times New Roman" w:hAnsi="Times New Roman" w:eastAsia="宋体"/>
                 <w:sz w:val="19"/>
               </w:rPr>
-              <w:t>NFR-UI-01</w:t>
+              <w:t>界面风格统一</w:t>
             </w:r>
           </w:p>
         </w:tc>
         <w:tc>
           <w:tcPr>
-            <w:tcW w:type="dxa" w:w="3018"/>
+            <w:tcW w:type="dxa" w:w="6803"/>
             <w:vAlign w:val="center"/>
           </w:tcPr>
           <w:p>
@@ -506,70 +178,7 @@
                 <w:rFonts w:ascii="Times New Roman" w:hAnsi="Times New Roman" w:eastAsia="宋体"/>
                 <w:sz w:val="19"/>
               </w:rPr>
-              <w:t>界面语言与术语统一</w:t>
-            </w:r>
-          </w:p>
-        </w:tc>
-        <w:tc>
-          <w:tcPr>
-            <w:tcW w:type="dxa" w:w="2479"/>
-            <w:vAlign w:val="center"/>
-          </w:tcPr>
-          <w:p>
-            <w:pPr>
-              <w:spacing w:line="300" w:lineRule="auto"/>
-              <w:ind w:firstLine="0"/>
-              <w:jc w:val="left"/>
-            </w:pPr>
-            <w:r/>
-            <w:r>
-              <w:rPr>
-                <w:rFonts w:ascii="Times New Roman" w:hAnsi="Times New Roman" w:eastAsia="宋体"/>
-                <w:sz w:val="19"/>
-              </w:rPr>
-              <w:t>全中文；术语与《项目统一参考材料》一致</w:t>
-            </w:r>
-          </w:p>
-        </w:tc>
-        <w:tc>
-          <w:tcPr>
-            <w:tcW w:type="dxa" w:w="1293"/>
-            <w:vAlign w:val="center"/>
-          </w:tcPr>
-          <w:p>
-            <w:pPr>
-              <w:spacing w:line="300" w:lineRule="auto"/>
-              <w:ind w:firstLine="0"/>
-              <w:jc w:val="left"/>
-            </w:pPr>
-            <w:r/>
-            <w:r>
-              <w:rPr>
-                <w:rFonts w:ascii="Times New Roman" w:hAnsi="Times New Roman" w:eastAsia="宋体"/>
-                <w:sz w:val="19"/>
-              </w:rPr>
-              <w:t>检查页面文案</w:t>
-            </w:r>
-          </w:p>
-        </w:tc>
-        <w:tc>
-          <w:tcPr>
-            <w:tcW w:type="dxa" w:w="755"/>
-            <w:vAlign w:val="center"/>
-          </w:tcPr>
-          <w:p>
-            <w:pPr>
-              <w:spacing w:line="300" w:lineRule="auto"/>
-              <w:ind w:firstLine="0"/>
-              <w:jc w:val="left"/>
-            </w:pPr>
-            <w:r/>
-            <w:r>
-              <w:rPr>
-                <w:rFonts w:ascii="Times New Roman" w:hAnsi="Times New Roman" w:eastAsia="宋体"/>
-                <w:sz w:val="19"/>
-              </w:rPr>
-              <w:t>高</w:t>
+              <w:t>系统采用统一的深色侧栏与浅色内容区风格，五个页面的布局、色彩与控件样式保持一致。</w:t>
             </w:r>
           </w:p>
         </w:tc>
@@ -577,7 +186,7 @@
       <w:tr>
         <w:tc>
           <w:tcPr>
-            <w:tcW w:type="dxa" w:w="1185"/>
+            <w:tcW w:type="dxa" w:w="1928"/>
             <w:vAlign w:val="center"/>
             <w:shd w:val="clear" w:color="auto" w:fill="F2F5F9"/>
           </w:tcPr>
@@ -593,13 +202,13 @@
                 <w:rFonts w:ascii="Times New Roman" w:hAnsi="Times New Roman" w:eastAsia="宋体"/>
                 <w:sz w:val="19"/>
               </w:rPr>
-              <w:t>NFR-UI-02</w:t>
+              <w:t>导航结构清晰</w:t>
             </w:r>
           </w:p>
         </w:tc>
         <w:tc>
           <w:tcPr>
-            <w:tcW w:type="dxa" w:w="3018"/>
+            <w:tcW w:type="dxa" w:w="6803"/>
             <w:vAlign w:val="center"/>
             <w:shd w:val="clear" w:color="auto" w:fill="F2F5F9"/>
           </w:tcPr>
@@ -615,13 +224,81 @@
                 <w:rFonts w:ascii="Times New Roman" w:hAnsi="Times New Roman" w:eastAsia="宋体"/>
                 <w:sz w:val="19"/>
               </w:rPr>
-              <w:t>页面结构</w:t>
+              <w:t>采用侧栏菜单导航，包含监控总览、实时监控、告警中心、视频源管理、系统设置五个入口，核心功能三次点击内可达。</w:t>
+            </w:r>
+          </w:p>
+        </w:tc>
+      </w:tr>
+      <w:tr>
+        <w:tc>
+          <w:tcPr>
+            <w:tcW w:type="dxa" w:w="1928"/>
+            <w:vAlign w:val="center"/>
+          </w:tcPr>
+          <w:p>
+            <w:pPr>
+              <w:spacing w:line="300" w:lineRule="auto"/>
+              <w:ind w:firstLine="0"/>
+              <w:jc w:val="center"/>
+            </w:pPr>
+            <w:r/>
+            <w:r>
+              <w:rPr>
+                <w:rFonts w:ascii="Times New Roman" w:hAnsi="Times New Roman" w:eastAsia="宋体"/>
+                <w:sz w:val="19"/>
+              </w:rPr>
+              <w:t>实时画面展示</w:t>
             </w:r>
           </w:p>
         </w:tc>
         <w:tc>
           <w:tcPr>
-            <w:tcW w:type="dxa" w:w="2479"/>
+            <w:tcW w:type="dxa" w:w="6803"/>
+            <w:vAlign w:val="center"/>
+          </w:tcPr>
+          <w:p>
+            <w:pPr>
+              <w:spacing w:line="300" w:lineRule="auto"/>
+              <w:ind w:firstLine="0"/>
+              <w:jc w:val="left"/>
+            </w:pPr>
+            <w:r/>
+            <w:r>
+              <w:rPr>
+                <w:rFonts w:ascii="Times New Roman" w:hAnsi="Times New Roman" w:eastAsia="宋体"/>
+                <w:sz w:val="19"/>
+              </w:rPr>
+              <w:t>实时监控页面按视频源数量自适应排列，画面按比例缩放不拉伸，画面内显示检测框，画面旁显示目标数量、风险分、帧率与延迟。</w:t>
+            </w:r>
+          </w:p>
+        </w:tc>
+      </w:tr>
+      <w:tr>
+        <w:tc>
+          <w:tcPr>
+            <w:tcW w:type="dxa" w:w="1928"/>
+            <w:vAlign w:val="center"/>
+            <w:shd w:val="clear" w:color="auto" w:fill="F2F5F9"/>
+          </w:tcPr>
+          <w:p>
+            <w:pPr>
+              <w:spacing w:line="300" w:lineRule="auto"/>
+              <w:ind w:firstLine="0"/>
+              <w:jc w:val="center"/>
+            </w:pPr>
+            <w:r/>
+            <w:r>
+              <w:rPr>
+                <w:rFonts w:ascii="Times New Roman" w:hAnsi="Times New Roman" w:eastAsia="宋体"/>
+                <w:sz w:val="19"/>
+              </w:rPr>
+              <w:t>告警提示明确</w:t>
+            </w:r>
+          </w:p>
+        </w:tc>
+        <w:tc>
+          <w:tcPr>
+            <w:tcW w:type="dxa" w:w="6803"/>
             <w:vAlign w:val="center"/>
             <w:shd w:val="clear" w:color="auto" w:fill="F2F5F9"/>
           </w:tcPr>
@@ -637,13 +314,81 @@
                 <w:rFonts w:ascii="Times New Roman" w:hAnsi="Times New Roman" w:eastAsia="宋体"/>
                 <w:sz w:val="19"/>
               </w:rPr>
-              <w:t>监控总览、实时监控、告警中心、视频源管理、系统设置 5 个页面，侧栏导航可达</w:t>
+              <w:t>新告警在 1 秒内以弹窗提示，顶部显示未处理告警数量；告警中心支持按告警类型与处理状态筛选。</w:t>
+            </w:r>
+          </w:p>
+        </w:tc>
+      </w:tr>
+      <w:tr>
+        <w:tc>
+          <w:tcPr>
+            <w:tcW w:type="dxa" w:w="1928"/>
+            <w:vAlign w:val="center"/>
+          </w:tcPr>
+          <w:p>
+            <w:pPr>
+              <w:spacing w:line="300" w:lineRule="auto"/>
+              <w:ind w:firstLine="0"/>
+              <w:jc w:val="center"/>
+            </w:pPr>
+            <w:r/>
+            <w:r>
+              <w:rPr>
+                <w:rFonts w:ascii="Times New Roman" w:hAnsi="Times New Roman" w:eastAsia="宋体"/>
+                <w:sz w:val="19"/>
+              </w:rPr>
+              <w:t>状态显示清晰</w:t>
             </w:r>
           </w:p>
         </w:tc>
         <w:tc>
           <w:tcPr>
-            <w:tcW w:type="dxa" w:w="1293"/>
+            <w:tcW w:type="dxa" w:w="6803"/>
+            <w:vAlign w:val="center"/>
+          </w:tcPr>
+          <w:p>
+            <w:pPr>
+              <w:spacing w:line="300" w:lineRule="auto"/>
+              <w:ind w:firstLine="0"/>
+              <w:jc w:val="left"/>
+            </w:pPr>
+            <w:r/>
+            <w:r>
+              <w:rPr>
+                <w:rFonts w:ascii="Times New Roman" w:hAnsi="Times New Roman" w:eastAsia="宋体"/>
+                <w:sz w:val="19"/>
+              </w:rPr>
+              <w:t>视频源显示在线/离线与启用/停用状态；页面顶部显示实时通道连接状态。</w:t>
+            </w:r>
+          </w:p>
+        </w:tc>
+      </w:tr>
+      <w:tr>
+        <w:tc>
+          <w:tcPr>
+            <w:tcW w:type="dxa" w:w="1928"/>
+            <w:vAlign w:val="center"/>
+            <w:shd w:val="clear" w:color="auto" w:fill="F2F5F9"/>
+          </w:tcPr>
+          <w:p>
+            <w:pPr>
+              <w:spacing w:line="300" w:lineRule="auto"/>
+              <w:ind w:firstLine="0"/>
+              <w:jc w:val="center"/>
+            </w:pPr>
+            <w:r/>
+            <w:r>
+              <w:rPr>
+                <w:rFonts w:ascii="Times New Roman" w:hAnsi="Times New Roman" w:eastAsia="宋体"/>
+                <w:sz w:val="19"/>
+              </w:rPr>
+              <w:t>操作反馈友好</w:t>
+            </w:r>
+          </w:p>
+        </w:tc>
+        <w:tc>
+          <w:tcPr>
+            <w:tcW w:type="dxa" w:w="6803"/>
             <w:vAlign w:val="center"/>
             <w:shd w:val="clear" w:color="auto" w:fill="F2F5F9"/>
           </w:tcPr>
@@ -659,13 +404,81 @@
                 <w:rFonts w:ascii="Times New Roman" w:hAnsi="Times New Roman" w:eastAsia="宋体"/>
                 <w:sz w:val="19"/>
               </w:rPr>
-              <w:t>逐一访问页面</w:t>
+              <w:t>上传、启停、参数保存等操作在 500ms 内给出成功或失败提示，失败信息包含原因与处理建议。</w:t>
+            </w:r>
+          </w:p>
+        </w:tc>
+      </w:tr>
+      <w:tr>
+        <w:tc>
+          <w:tcPr>
+            <w:tcW w:type="dxa" w:w="1928"/>
+            <w:vAlign w:val="center"/>
+          </w:tcPr>
+          <w:p>
+            <w:pPr>
+              <w:spacing w:line="300" w:lineRule="auto"/>
+              <w:ind w:firstLine="0"/>
+              <w:jc w:val="center"/>
+            </w:pPr>
+            <w:r/>
+            <w:r>
+              <w:rPr>
+                <w:rFonts w:ascii="Times New Roman" w:hAnsi="Times New Roman" w:eastAsia="宋体"/>
+                <w:sz w:val="19"/>
+              </w:rPr>
+              <w:t>分辨率适配</w:t>
             </w:r>
           </w:p>
         </w:tc>
         <w:tc>
           <w:tcPr>
-            <w:tcW w:type="dxa" w:w="755"/>
+            <w:tcW w:type="dxa" w:w="6803"/>
+            <w:vAlign w:val="center"/>
+          </w:tcPr>
+          <w:p>
+            <w:pPr>
+              <w:spacing w:line="300" w:lineRule="auto"/>
+              <w:ind w:firstLine="0"/>
+              <w:jc w:val="left"/>
+            </w:pPr>
+            <w:r/>
+            <w:r>
+              <w:rPr>
+                <w:rFonts w:ascii="Times New Roman" w:hAnsi="Times New Roman" w:eastAsia="宋体"/>
+                <w:sz w:val="19"/>
+              </w:rPr>
+              <w:t>支持 1366×768 及以上分辨率，推荐 1920×1080，页面显示正常且不出现横向滚动条。</w:t>
+            </w:r>
+          </w:p>
+        </w:tc>
+      </w:tr>
+      <w:tr>
+        <w:tc>
+          <w:tcPr>
+            <w:tcW w:type="dxa" w:w="1928"/>
+            <w:vAlign w:val="center"/>
+            <w:shd w:val="clear" w:color="auto" w:fill="F2F5F9"/>
+          </w:tcPr>
+          <w:p>
+            <w:pPr>
+              <w:spacing w:line="300" w:lineRule="auto"/>
+              <w:ind w:firstLine="0"/>
+              <w:jc w:val="center"/>
+            </w:pPr>
+            <w:r/>
+            <w:r>
+              <w:rPr>
+                <w:rFonts w:ascii="Times New Roman" w:hAnsi="Times New Roman" w:eastAsia="宋体"/>
+                <w:sz w:val="19"/>
+              </w:rPr>
+              <w:t>错误提示友好</w:t>
+            </w:r>
+          </w:p>
+        </w:tc>
+        <w:tc>
+          <w:tcPr>
+            <w:tcW w:type="dxa" w:w="6803"/>
             <w:vAlign w:val="center"/>
             <w:shd w:val="clear" w:color="auto" w:fill="F2F5F9"/>
           </w:tcPr>
@@ -681,675 +494,34 @@
                 <w:rFonts w:ascii="Times New Roman" w:hAnsi="Times New Roman" w:eastAsia="宋体"/>
                 <w:sz w:val="19"/>
               </w:rPr>
-              <w:t>高</w:t>
-            </w:r>
-          </w:p>
-        </w:tc>
-      </w:tr>
-      <w:tr>
-        <w:tc>
-          <w:tcPr>
-            <w:tcW w:type="dxa" w:w="1185"/>
-            <w:vAlign w:val="center"/>
-          </w:tcPr>
-          <w:p>
-            <w:pPr>
-              <w:spacing w:line="300" w:lineRule="auto"/>
-              <w:ind w:firstLine="0"/>
-              <w:jc w:val="center"/>
-            </w:pPr>
-            <w:r/>
-            <w:r>
-              <w:rPr>
-                <w:rFonts w:ascii="Times New Roman" w:hAnsi="Times New Roman" w:eastAsia="宋体"/>
-                <w:sz w:val="19"/>
-              </w:rPr>
-              <w:t>NFR-UI-03</w:t>
-            </w:r>
-          </w:p>
-        </w:tc>
-        <w:tc>
-          <w:tcPr>
-            <w:tcW w:type="dxa" w:w="3018"/>
-            <w:vAlign w:val="center"/>
-          </w:tcPr>
-          <w:p>
-            <w:pPr>
-              <w:spacing w:line="300" w:lineRule="auto"/>
-              <w:ind w:firstLine="0"/>
-              <w:jc w:val="left"/>
-            </w:pPr>
-            <w:r/>
-            <w:r>
-              <w:rPr>
-                <w:rFonts w:ascii="Times New Roman" w:hAnsi="Times New Roman" w:eastAsia="宋体"/>
-                <w:sz w:val="19"/>
-              </w:rPr>
-              <w:t>实时画面区域</w:t>
-            </w:r>
-          </w:p>
-        </w:tc>
-        <w:tc>
-          <w:tcPr>
-            <w:tcW w:type="dxa" w:w="2479"/>
-            <w:vAlign w:val="center"/>
-          </w:tcPr>
-          <w:p>
-            <w:pPr>
-              <w:spacing w:line="300" w:lineRule="auto"/>
-              <w:ind w:firstLine="0"/>
-              <w:jc w:val="left"/>
-            </w:pPr>
-            <w:r/>
-            <w:r>
-              <w:rPr>
-                <w:rFonts w:ascii="Times New Roman" w:hAnsi="Times New Roman" w:eastAsia="宋体"/>
-                <w:sz w:val="19"/>
-              </w:rPr>
-              <w:t>每路画面显示区域高度 ≥ 240px，画面按比例缩放不拉伸</w:t>
-            </w:r>
-          </w:p>
-        </w:tc>
-        <w:tc>
-          <w:tcPr>
-            <w:tcW w:type="dxa" w:w="1293"/>
-            <w:vAlign w:val="center"/>
-          </w:tcPr>
-          <w:p>
-            <w:pPr>
-              <w:spacing w:line="300" w:lineRule="auto"/>
-              <w:ind w:firstLine="0"/>
-              <w:jc w:val="left"/>
-            </w:pPr>
-            <w:r/>
-            <w:r>
-              <w:rPr>
-                <w:rFonts w:ascii="Times New Roman" w:hAnsi="Times New Roman" w:eastAsia="宋体"/>
-                <w:sz w:val="19"/>
-              </w:rPr>
-              <w:t>浏览器检查与截图</w:t>
-            </w:r>
-          </w:p>
-        </w:tc>
-        <w:tc>
-          <w:tcPr>
-            <w:tcW w:type="dxa" w:w="755"/>
-            <w:vAlign w:val="center"/>
-          </w:tcPr>
-          <w:p>
-            <w:pPr>
-              <w:spacing w:line="300" w:lineRule="auto"/>
-              <w:ind w:firstLine="0"/>
-              <w:jc w:val="left"/>
-            </w:pPr>
-            <w:r/>
-            <w:r>
-              <w:rPr>
-                <w:rFonts w:ascii="Times New Roman" w:hAnsi="Times New Roman" w:eastAsia="宋体"/>
-                <w:sz w:val="19"/>
-              </w:rPr>
-              <w:t>高</w:t>
-            </w:r>
-          </w:p>
-        </w:tc>
-      </w:tr>
-      <w:tr>
-        <w:tc>
-          <w:tcPr>
-            <w:tcW w:type="dxa" w:w="1185"/>
-            <w:vAlign w:val="center"/>
-            <w:shd w:val="clear" w:color="auto" w:fill="F2F5F9"/>
-          </w:tcPr>
-          <w:p>
-            <w:pPr>
-              <w:spacing w:line="300" w:lineRule="auto"/>
-              <w:ind w:firstLine="0"/>
-              <w:jc w:val="center"/>
-            </w:pPr>
-            <w:r/>
-            <w:r>
-              <w:rPr>
-                <w:rFonts w:ascii="Times New Roman" w:hAnsi="Times New Roman" w:eastAsia="宋体"/>
-                <w:sz w:val="19"/>
-              </w:rPr>
-              <w:t>NFR-UI-04</w:t>
-            </w:r>
-          </w:p>
-        </w:tc>
-        <w:tc>
-          <w:tcPr>
-            <w:tcW w:type="dxa" w:w="3018"/>
-            <w:vAlign w:val="center"/>
-            <w:shd w:val="clear" w:color="auto" w:fill="F2F5F9"/>
-          </w:tcPr>
-          <w:p>
-            <w:pPr>
-              <w:spacing w:line="300" w:lineRule="auto"/>
-              <w:ind w:firstLine="0"/>
-              <w:jc w:val="left"/>
-            </w:pPr>
-            <w:r/>
-            <w:r>
-              <w:rPr>
-                <w:rFonts w:ascii="Times New Roman" w:hAnsi="Times New Roman" w:eastAsia="宋体"/>
-                <w:sz w:val="19"/>
-              </w:rPr>
-              <w:t>告警可见性</w:t>
-            </w:r>
-          </w:p>
-        </w:tc>
-        <w:tc>
-          <w:tcPr>
-            <w:tcW w:type="dxa" w:w="2479"/>
-            <w:vAlign w:val="center"/>
-            <w:shd w:val="clear" w:color="auto" w:fill="F2F5F9"/>
-          </w:tcPr>
-          <w:p>
-            <w:pPr>
-              <w:spacing w:line="300" w:lineRule="auto"/>
-              <w:ind w:firstLine="0"/>
-              <w:jc w:val="left"/>
-            </w:pPr>
-            <w:r/>
-            <w:r>
-              <w:rPr>
-                <w:rFonts w:ascii="Times New Roman" w:hAnsi="Times New Roman" w:eastAsia="宋体"/>
-                <w:sz w:val="19"/>
-              </w:rPr>
-              <w:t>新告警在 1 秒内出现弹窗提示；未处理告警在顶部显示计数</w:t>
-            </w:r>
-          </w:p>
-        </w:tc>
-        <w:tc>
-          <w:tcPr>
-            <w:tcW w:type="dxa" w:w="1293"/>
-            <w:vAlign w:val="center"/>
-            <w:shd w:val="clear" w:color="auto" w:fill="F2F5F9"/>
-          </w:tcPr>
-          <w:p>
-            <w:pPr>
-              <w:spacing w:line="300" w:lineRule="auto"/>
-              <w:ind w:firstLine="0"/>
-              <w:jc w:val="left"/>
-            </w:pPr>
-            <w:r/>
-            <w:r>
-              <w:rPr>
-                <w:rFonts w:ascii="Times New Roman" w:hAnsi="Times New Roman" w:eastAsia="宋体"/>
-                <w:sz w:val="19"/>
-              </w:rPr>
-              <w:t>触发告警观察</w:t>
-            </w:r>
-          </w:p>
-        </w:tc>
-        <w:tc>
-          <w:tcPr>
-            <w:tcW w:type="dxa" w:w="755"/>
-            <w:vAlign w:val="center"/>
-            <w:shd w:val="clear" w:color="auto" w:fill="F2F5F9"/>
-          </w:tcPr>
-          <w:p>
-            <w:pPr>
-              <w:spacing w:line="300" w:lineRule="auto"/>
-              <w:ind w:firstLine="0"/>
-              <w:jc w:val="left"/>
-            </w:pPr>
-            <w:r/>
-            <w:r>
-              <w:rPr>
-                <w:rFonts w:ascii="Times New Roman" w:hAnsi="Times New Roman" w:eastAsia="宋体"/>
-                <w:sz w:val="19"/>
-              </w:rPr>
-              <w:t>高</w:t>
-            </w:r>
-          </w:p>
-        </w:tc>
-      </w:tr>
-      <w:tr>
-        <w:tc>
-          <w:tcPr>
-            <w:tcW w:type="dxa" w:w="1185"/>
-            <w:vAlign w:val="center"/>
-          </w:tcPr>
-          <w:p>
-            <w:pPr>
-              <w:spacing w:line="300" w:lineRule="auto"/>
-              <w:ind w:firstLine="0"/>
-              <w:jc w:val="center"/>
-            </w:pPr>
-            <w:r/>
-            <w:r>
-              <w:rPr>
-                <w:rFonts w:ascii="Times New Roman" w:hAnsi="Times New Roman" w:eastAsia="宋体"/>
-                <w:sz w:val="19"/>
-              </w:rPr>
-              <w:t>NFR-UI-05</w:t>
-            </w:r>
-          </w:p>
-        </w:tc>
-        <w:tc>
-          <w:tcPr>
-            <w:tcW w:type="dxa" w:w="3018"/>
-            <w:vAlign w:val="center"/>
-          </w:tcPr>
-          <w:p>
-            <w:pPr>
-              <w:spacing w:line="300" w:lineRule="auto"/>
-              <w:ind w:firstLine="0"/>
-              <w:jc w:val="left"/>
-            </w:pPr>
-            <w:r/>
-            <w:r>
-              <w:rPr>
-                <w:rFonts w:ascii="Times New Roman" w:hAnsi="Times New Roman" w:eastAsia="宋体"/>
-                <w:sz w:val="19"/>
-              </w:rPr>
-              <w:t>状态可见性</w:t>
-            </w:r>
-          </w:p>
-        </w:tc>
-        <w:tc>
-          <w:tcPr>
-            <w:tcW w:type="dxa" w:w="2479"/>
-            <w:vAlign w:val="center"/>
-          </w:tcPr>
-          <w:p>
-            <w:pPr>
-              <w:spacing w:line="300" w:lineRule="auto"/>
-              <w:ind w:firstLine="0"/>
-              <w:jc w:val="left"/>
-            </w:pPr>
-            <w:r/>
-            <w:r>
-              <w:rPr>
-                <w:rFonts w:ascii="Times New Roman" w:hAnsi="Times New Roman" w:eastAsia="宋体"/>
-                <w:sz w:val="19"/>
-              </w:rPr>
-              <w:t>视频源显示在线/离线、启用/停用状态；实时通道显示连接状态</w:t>
-            </w:r>
-          </w:p>
-        </w:tc>
-        <w:tc>
-          <w:tcPr>
-            <w:tcW w:type="dxa" w:w="1293"/>
-            <w:vAlign w:val="center"/>
-          </w:tcPr>
-          <w:p>
-            <w:pPr>
-              <w:spacing w:line="300" w:lineRule="auto"/>
-              <w:ind w:firstLine="0"/>
-              <w:jc w:val="left"/>
-            </w:pPr>
-            <w:r/>
-            <w:r>
-              <w:rPr>
-                <w:rFonts w:ascii="Times New Roman" w:hAnsi="Times New Roman" w:eastAsia="宋体"/>
-                <w:sz w:val="19"/>
-              </w:rPr>
-              <w:t>页面状态检查</w:t>
-            </w:r>
-          </w:p>
-        </w:tc>
-        <w:tc>
-          <w:tcPr>
-            <w:tcW w:type="dxa" w:w="755"/>
-            <w:vAlign w:val="center"/>
-          </w:tcPr>
-          <w:p>
-            <w:pPr>
-              <w:spacing w:line="300" w:lineRule="auto"/>
-              <w:ind w:firstLine="0"/>
-              <w:jc w:val="left"/>
-            </w:pPr>
-            <w:r/>
-            <w:r>
-              <w:rPr>
-                <w:rFonts w:ascii="Times New Roman" w:hAnsi="Times New Roman" w:eastAsia="宋体"/>
-                <w:sz w:val="19"/>
-              </w:rPr>
-              <w:t>中</w:t>
-            </w:r>
-          </w:p>
-        </w:tc>
-      </w:tr>
-      <w:tr>
-        <w:tc>
-          <w:tcPr>
-            <w:tcW w:type="dxa" w:w="1185"/>
-            <w:vAlign w:val="center"/>
-            <w:shd w:val="clear" w:color="auto" w:fill="F2F5F9"/>
-          </w:tcPr>
-          <w:p>
-            <w:pPr>
-              <w:spacing w:line="300" w:lineRule="auto"/>
-              <w:ind w:firstLine="0"/>
-              <w:jc w:val="center"/>
-            </w:pPr>
-            <w:r/>
-            <w:r>
-              <w:rPr>
-                <w:rFonts w:ascii="Times New Roman" w:hAnsi="Times New Roman" w:eastAsia="宋体"/>
-                <w:sz w:val="19"/>
-              </w:rPr>
-              <w:t>NFR-UI-06</w:t>
-            </w:r>
-          </w:p>
-        </w:tc>
-        <w:tc>
-          <w:tcPr>
-            <w:tcW w:type="dxa" w:w="3018"/>
-            <w:vAlign w:val="center"/>
-            <w:shd w:val="clear" w:color="auto" w:fill="F2F5F9"/>
-          </w:tcPr>
-          <w:p>
-            <w:pPr>
-              <w:spacing w:line="300" w:lineRule="auto"/>
-              <w:ind w:firstLine="0"/>
-              <w:jc w:val="left"/>
-            </w:pPr>
-            <w:r/>
-            <w:r>
-              <w:rPr>
-                <w:rFonts w:ascii="Times New Roman" w:hAnsi="Times New Roman" w:eastAsia="宋体"/>
-                <w:sz w:val="19"/>
-              </w:rPr>
-              <w:t>操作反馈</w:t>
-            </w:r>
-          </w:p>
-        </w:tc>
-        <w:tc>
-          <w:tcPr>
-            <w:tcW w:type="dxa" w:w="2479"/>
-            <w:vAlign w:val="center"/>
-            <w:shd w:val="clear" w:color="auto" w:fill="F2F5F9"/>
-          </w:tcPr>
-          <w:p>
-            <w:pPr>
-              <w:spacing w:line="300" w:lineRule="auto"/>
-              <w:ind w:firstLine="0"/>
-              <w:jc w:val="left"/>
-            </w:pPr>
-            <w:r/>
-            <w:r>
-              <w:rPr>
-                <w:rFonts w:ascii="Times New Roman" w:hAnsi="Times New Roman" w:eastAsia="宋体"/>
-                <w:sz w:val="19"/>
-              </w:rPr>
-              <w:t>上传、启停、保存等操作在 500ms 内给出成功或失败提示</w:t>
-            </w:r>
-          </w:p>
-        </w:tc>
-        <w:tc>
-          <w:tcPr>
-            <w:tcW w:type="dxa" w:w="1293"/>
-            <w:vAlign w:val="center"/>
-            <w:shd w:val="clear" w:color="auto" w:fill="F2F5F9"/>
-          </w:tcPr>
-          <w:p>
-            <w:pPr>
-              <w:spacing w:line="300" w:lineRule="auto"/>
-              <w:ind w:firstLine="0"/>
-              <w:jc w:val="left"/>
-            </w:pPr>
-            <w:r/>
-            <w:r>
-              <w:rPr>
-                <w:rFonts w:ascii="Times New Roman" w:hAnsi="Times New Roman" w:eastAsia="宋体"/>
-                <w:sz w:val="19"/>
-              </w:rPr>
-              <w:t>手工操作计时</w:t>
-            </w:r>
-          </w:p>
-        </w:tc>
-        <w:tc>
-          <w:tcPr>
-            <w:tcW w:type="dxa" w:w="755"/>
-            <w:vAlign w:val="center"/>
-            <w:shd w:val="clear" w:color="auto" w:fill="F2F5F9"/>
-          </w:tcPr>
-          <w:p>
-            <w:pPr>
-              <w:spacing w:line="300" w:lineRule="auto"/>
-              <w:ind w:firstLine="0"/>
-              <w:jc w:val="left"/>
-            </w:pPr>
-            <w:r/>
-            <w:r>
-              <w:rPr>
-                <w:rFonts w:ascii="Times New Roman" w:hAnsi="Times New Roman" w:eastAsia="宋体"/>
-                <w:sz w:val="19"/>
-              </w:rPr>
-              <w:t>中</w:t>
-            </w:r>
-          </w:p>
-        </w:tc>
-      </w:tr>
-      <w:tr>
-        <w:tc>
-          <w:tcPr>
-            <w:tcW w:type="dxa" w:w="1185"/>
-            <w:vAlign w:val="center"/>
-          </w:tcPr>
-          <w:p>
-            <w:pPr>
-              <w:spacing w:line="300" w:lineRule="auto"/>
-              <w:ind w:firstLine="0"/>
-              <w:jc w:val="center"/>
-            </w:pPr>
-            <w:r/>
-            <w:r>
-              <w:rPr>
-                <w:rFonts w:ascii="Times New Roman" w:hAnsi="Times New Roman" w:eastAsia="宋体"/>
-                <w:sz w:val="19"/>
-              </w:rPr>
-              <w:t>NFR-UI-07</w:t>
-            </w:r>
-          </w:p>
-        </w:tc>
-        <w:tc>
-          <w:tcPr>
-            <w:tcW w:type="dxa" w:w="3018"/>
-            <w:vAlign w:val="center"/>
-          </w:tcPr>
-          <w:p>
-            <w:pPr>
-              <w:spacing w:line="300" w:lineRule="auto"/>
-              <w:ind w:firstLine="0"/>
-              <w:jc w:val="left"/>
-            </w:pPr>
-            <w:r/>
-            <w:r>
-              <w:rPr>
-                <w:rFonts w:ascii="Times New Roman" w:hAnsi="Times New Roman" w:eastAsia="宋体"/>
-                <w:sz w:val="19"/>
-              </w:rPr>
-              <w:t>分辨率适配</w:t>
-            </w:r>
-          </w:p>
-        </w:tc>
-        <w:tc>
-          <w:tcPr>
-            <w:tcW w:type="dxa" w:w="2479"/>
-            <w:vAlign w:val="center"/>
-          </w:tcPr>
-          <w:p>
-            <w:pPr>
-              <w:spacing w:line="300" w:lineRule="auto"/>
-              <w:ind w:firstLine="0"/>
-              <w:jc w:val="left"/>
-            </w:pPr>
-            <w:r/>
-            <w:r>
-              <w:rPr>
-                <w:rFonts w:ascii="Times New Roman" w:hAnsi="Times New Roman" w:eastAsia="宋体"/>
-                <w:sz w:val="19"/>
-              </w:rPr>
-              <w:t>支持 1366×768 及以上分辨率，推荐 1920×1080；不出现横向滚动条</w:t>
-            </w:r>
-          </w:p>
-        </w:tc>
-        <w:tc>
-          <w:tcPr>
-            <w:tcW w:type="dxa" w:w="1293"/>
-            <w:vAlign w:val="center"/>
-          </w:tcPr>
-          <w:p>
-            <w:pPr>
-              <w:spacing w:line="300" w:lineRule="auto"/>
-              <w:ind w:firstLine="0"/>
-              <w:jc w:val="left"/>
-            </w:pPr>
-            <w:r/>
-            <w:r>
-              <w:rPr>
-                <w:rFonts w:ascii="Times New Roman" w:hAnsi="Times New Roman" w:eastAsia="宋体"/>
-                <w:sz w:val="19"/>
-              </w:rPr>
-              <w:t>多分辨率检查</w:t>
-            </w:r>
-          </w:p>
-        </w:tc>
-        <w:tc>
-          <w:tcPr>
-            <w:tcW w:type="dxa" w:w="755"/>
-            <w:vAlign w:val="center"/>
-          </w:tcPr>
-          <w:p>
-            <w:pPr>
-              <w:spacing w:line="300" w:lineRule="auto"/>
-              <w:ind w:firstLine="0"/>
-              <w:jc w:val="left"/>
-            </w:pPr>
-            <w:r/>
-            <w:r>
-              <w:rPr>
-                <w:rFonts w:ascii="Times New Roman" w:hAnsi="Times New Roman" w:eastAsia="宋体"/>
-                <w:sz w:val="19"/>
-              </w:rPr>
-              <w:t>中</w:t>
-            </w:r>
-          </w:p>
-        </w:tc>
-      </w:tr>
-      <w:tr>
-        <w:tc>
-          <w:tcPr>
-            <w:tcW w:type="dxa" w:w="1185"/>
-            <w:vAlign w:val="center"/>
-            <w:shd w:val="clear" w:color="auto" w:fill="F2F5F9"/>
-          </w:tcPr>
-          <w:p>
-            <w:pPr>
-              <w:spacing w:line="300" w:lineRule="auto"/>
-              <w:ind w:firstLine="0"/>
-              <w:jc w:val="center"/>
-            </w:pPr>
-            <w:r/>
-            <w:r>
-              <w:rPr>
-                <w:rFonts w:ascii="Times New Roman" w:hAnsi="Times New Roman" w:eastAsia="宋体"/>
-                <w:sz w:val="19"/>
-              </w:rPr>
-              <w:t>NFR-UI-08</w:t>
-            </w:r>
-          </w:p>
-        </w:tc>
-        <w:tc>
-          <w:tcPr>
-            <w:tcW w:type="dxa" w:w="3018"/>
-            <w:vAlign w:val="center"/>
-            <w:shd w:val="clear" w:color="auto" w:fill="F2F5F9"/>
-          </w:tcPr>
-          <w:p>
-            <w:pPr>
-              <w:spacing w:line="300" w:lineRule="auto"/>
-              <w:ind w:firstLine="0"/>
-              <w:jc w:val="left"/>
-            </w:pPr>
-            <w:r/>
-            <w:r>
-              <w:rPr>
-                <w:rFonts w:ascii="Times New Roman" w:hAnsi="Times New Roman" w:eastAsia="宋体"/>
-                <w:sz w:val="19"/>
-              </w:rPr>
-              <w:t>错误提示</w:t>
-            </w:r>
-          </w:p>
-        </w:tc>
-        <w:tc>
-          <w:tcPr>
-            <w:tcW w:type="dxa" w:w="2479"/>
-            <w:vAlign w:val="center"/>
-            <w:shd w:val="clear" w:color="auto" w:fill="F2F5F9"/>
-          </w:tcPr>
-          <w:p>
-            <w:pPr>
-              <w:spacing w:line="300" w:lineRule="auto"/>
-              <w:ind w:firstLine="0"/>
-              <w:jc w:val="left"/>
-            </w:pPr>
-            <w:r/>
-            <w:r>
-              <w:rPr>
-                <w:rFonts w:ascii="Times New Roman" w:hAnsi="Times New Roman" w:eastAsia="宋体"/>
-                <w:sz w:val="19"/>
-              </w:rPr>
-              <w:t>错误信息包含原因与处理建议（如"请确认后端已启动"）</w:t>
-            </w:r>
-          </w:p>
-        </w:tc>
-        <w:tc>
-          <w:tcPr>
-            <w:tcW w:type="dxa" w:w="1293"/>
-            <w:vAlign w:val="center"/>
-            <w:shd w:val="clear" w:color="auto" w:fill="F2F5F9"/>
-          </w:tcPr>
-          <w:p>
-            <w:pPr>
-              <w:spacing w:line="300" w:lineRule="auto"/>
-              <w:ind w:firstLine="0"/>
-              <w:jc w:val="left"/>
-            </w:pPr>
-            <w:r/>
-            <w:r>
-              <w:rPr>
-                <w:rFonts w:ascii="Times New Roman" w:hAnsi="Times New Roman" w:eastAsia="宋体"/>
-                <w:sz w:val="19"/>
-              </w:rPr>
-              <w:t>模拟后端关闭</w:t>
-            </w:r>
-          </w:p>
-        </w:tc>
-        <w:tc>
-          <w:tcPr>
-            <w:tcW w:type="dxa" w:w="755"/>
-            <w:vAlign w:val="center"/>
-            <w:shd w:val="clear" w:color="auto" w:fill="F2F5F9"/>
-          </w:tcPr>
-          <w:p>
-            <w:pPr>
-              <w:spacing w:line="300" w:lineRule="auto"/>
-              <w:ind w:firstLine="0"/>
-              <w:jc w:val="left"/>
-            </w:pPr>
-            <w:r/>
-            <w:r>
-              <w:rPr>
-                <w:rFonts w:ascii="Times New Roman" w:hAnsi="Times New Roman" w:eastAsia="宋体"/>
-                <w:sz w:val="19"/>
-              </w:rPr>
-              <w:t>中</w:t>
+              <w:t>表单校验与接口异常均给出明确提示，例如"请确认后端已启动"。</w:t>
             </w:r>
           </w:p>
         </w:tc>
       </w:tr>
     </w:tbl>
+    <w:p/>
     <w:p>
       <w:pPr>
         <w:pStyle w:val="Heading2"/>
+        <w:ind w:firstLine="0"/>
       </w:pPr>
       <w:r>
-        <w:t>5.2 软硬件环境需求</w:t>
+        <w:t>4.2 软硬件环境需求</w:t>
+      </w:r>
+    </w:p>
+    <w:p>
+      <w:pPr>
+        <w:jc w:val="center"/>
+      </w:pPr>
+      <w:r>
+        <w:rPr>
+          <w:rFonts w:ascii="Times New Roman" w:hAnsi="Times New Roman" w:eastAsia="宋体"/>
+          <w:b w:val="0"/>
+          <w:color w:val="404040"/>
+          <w:sz w:val="18"/>
+        </w:rPr>
+        <w:t>表 4-2 软硬件环境需求</w:t>
       </w:r>
     </w:p>
     <w:tbl>
@@ -1369,15 +541,13 @@
         </w:tblCellMar>
       </w:tblPr>
       <w:tblGrid>
-        <w:gridCol w:w="1293"/>
-        <w:gridCol w:w="2371"/>
-        <w:gridCol w:w="2587"/>
-        <w:gridCol w:w="2479"/>
+        <w:gridCol w:w="2154"/>
+        <w:gridCol w:w="6577"/>
       </w:tblGrid>
       <w:tr>
         <w:tc>
           <w:tcPr>
-            <w:tcW w:type="dxa" w:w="1293"/>
+            <w:tcW w:type="dxa" w:w="2154"/>
             <w:vAlign w:val="center"/>
             <w:shd w:val="clear" w:color="auto" w:fill="1F4D78"/>
           </w:tcPr>
@@ -1394,13 +564,13 @@
                 <w:color w:val="FFFFFF"/>
                 <w:sz w:val="19"/>
               </w:rPr>
-              <w:t>类别</w:t>
+              <w:t>需求名称</w:t>
             </w:r>
           </w:p>
         </w:tc>
         <w:tc>
           <w:tcPr>
-            <w:tcW w:type="dxa" w:w="2371"/>
+            <w:tcW w:type="dxa" w:w="6576"/>
             <w:vAlign w:val="center"/>
             <w:shd w:val="clear" w:color="auto" w:fill="1F4D78"/>
           </w:tcPr>
@@ -1417,53 +587,7 @@
                 <w:color w:val="FFFFFF"/>
                 <w:sz w:val="19"/>
               </w:rPr>
-              <w:t>最低要求</w:t>
-            </w:r>
-          </w:p>
-        </w:tc>
-        <w:tc>
-          <w:tcPr>
-            <w:tcW w:type="dxa" w:w="2587"/>
-            <w:vAlign w:val="center"/>
-            <w:shd w:val="clear" w:color="auto" w:fill="1F4D78"/>
-          </w:tcPr>
-          <w:p>
-            <w:pPr>
-              <w:ind w:firstLine="0"/>
-              <w:jc w:val="center"/>
-            </w:pPr>
-            <w:r/>
-            <w:r>
-              <w:rPr>
-                <w:rFonts w:ascii="Times New Roman" w:hAnsi="Times New Roman" w:eastAsia="黑体"/>
-                <w:b/>
-                <w:color w:val="FFFFFF"/>
-                <w:sz w:val="19"/>
-              </w:rPr>
-              <w:t>推荐配置</w:t>
-            </w:r>
-          </w:p>
-        </w:tc>
-        <w:tc>
-          <w:tcPr>
-            <w:tcW w:type="dxa" w:w="2479"/>
-            <w:vAlign w:val="center"/>
-            <w:shd w:val="clear" w:color="auto" w:fill="1F4D78"/>
-          </w:tcPr>
-          <w:p>
-            <w:pPr>
-              <w:ind w:firstLine="0"/>
-              <w:jc w:val="center"/>
-            </w:pPr>
-            <w:r/>
-            <w:r>
-              <w:rPr>
-                <w:rFonts w:ascii="Times New Roman" w:hAnsi="Times New Roman" w:eastAsia="黑体"/>
-                <w:b/>
-                <w:color w:val="FFFFFF"/>
-                <w:sz w:val="19"/>
-              </w:rPr>
-              <w:t>说明</w:t>
+              <w:t>详细要求</w:t>
             </w:r>
           </w:p>
         </w:tc>
@@ -1471,7 +595,7 @@
       <w:tr>
         <w:tc>
           <w:tcPr>
-            <w:tcW w:type="dxa" w:w="1293"/>
+            <w:tcW w:type="dxa" w:w="2154"/>
             <w:vAlign w:val="center"/>
           </w:tcPr>
           <w:p>
@@ -1486,13 +610,13 @@
                 <w:rFonts w:ascii="Times New Roman" w:hAnsi="Times New Roman" w:eastAsia="宋体"/>
                 <w:sz w:val="19"/>
               </w:rPr>
-              <w:t>操作系统</w:t>
+              <w:t>服务器/演示机操作系统</w:t>
             </w:r>
           </w:p>
         </w:tc>
         <w:tc>
           <w:tcPr>
-            <w:tcW w:type="dxa" w:w="2371"/>
+            <w:tcW w:type="dxa" w:w="6576"/>
             <w:vAlign w:val="center"/>
           </w:tcPr>
           <w:p>
@@ -1507,49 +631,7 @@
                 <w:rFonts w:ascii="Times New Roman" w:hAnsi="Times New Roman" w:eastAsia="宋体"/>
                 <w:sz w:val="19"/>
               </w:rPr>
-              <w:t>Windows 10 64 位</w:t>
-            </w:r>
-          </w:p>
-        </w:tc>
-        <w:tc>
-          <w:tcPr>
-            <w:tcW w:type="dxa" w:w="2587"/>
-            <w:vAlign w:val="center"/>
-          </w:tcPr>
-          <w:p>
-            <w:pPr>
-              <w:spacing w:line="300" w:lineRule="auto"/>
-              <w:ind w:firstLine="0"/>
-              <w:jc w:val="left"/>
-            </w:pPr>
-            <w:r/>
-            <w:r>
-              <w:rPr>
-                <w:rFonts w:ascii="Times New Roman" w:hAnsi="Times New Roman" w:eastAsia="宋体"/>
-                <w:sz w:val="19"/>
-              </w:rPr>
-              <w:t>Windows 11 64 位</w:t>
-            </w:r>
-          </w:p>
-        </w:tc>
-        <w:tc>
-          <w:tcPr>
-            <w:tcW w:type="dxa" w:w="2479"/>
-            <w:vAlign w:val="center"/>
-          </w:tcPr>
-          <w:p>
-            <w:pPr>
-              <w:spacing w:line="300" w:lineRule="auto"/>
-              <w:ind w:firstLine="0"/>
-              <w:jc w:val="left"/>
-            </w:pPr>
-            <w:r/>
-            <w:r>
-              <w:rPr>
-                <w:rFonts w:ascii="Times New Roman" w:hAnsi="Times New Roman" w:eastAsia="宋体"/>
-                <w:sz w:val="19"/>
-              </w:rPr>
-              <w:t>演示机已验证</w:t>
+              <w:t>支持 Windows 10/11 64 位操作系统。</w:t>
             </w:r>
           </w:p>
         </w:tc>
@@ -1557,7 +639,7 @@
       <w:tr>
         <w:tc>
           <w:tcPr>
-            <w:tcW w:type="dxa" w:w="1293"/>
+            <w:tcW w:type="dxa" w:w="2154"/>
             <w:vAlign w:val="center"/>
             <w:shd w:val="clear" w:color="auto" w:fill="F2F5F9"/>
           </w:tcPr>
@@ -1573,13 +655,13 @@
                 <w:rFonts w:ascii="Times New Roman" w:hAnsi="Times New Roman" w:eastAsia="宋体"/>
                 <w:sz w:val="19"/>
               </w:rPr>
-              <w:t>CPU / 内存</w:t>
+              <w:t>服务器硬件</w:t>
             </w:r>
           </w:p>
         </w:tc>
         <w:tc>
           <w:tcPr>
-            <w:tcW w:type="dxa" w:w="2371"/>
+            <w:tcW w:type="dxa" w:w="6576"/>
             <w:vAlign w:val="center"/>
             <w:shd w:val="clear" w:color="auto" w:fill="F2F5F9"/>
           </w:tcPr>
@@ -1595,13 +677,81 @@
                 <w:rFonts w:ascii="Times New Roman" w:hAnsi="Times New Roman" w:eastAsia="宋体"/>
                 <w:sz w:val="19"/>
               </w:rPr>
-              <w:t>4 核 / 8GB</w:t>
+              <w:t>CPU 4 核以上、内存 8GB 以上（推荐 16GB）、可用磁盘空间 20GB 以上。</w:t>
+            </w:r>
+          </w:p>
+        </w:tc>
+      </w:tr>
+      <w:tr>
+        <w:tc>
+          <w:tcPr>
+            <w:tcW w:type="dxa" w:w="2154"/>
+            <w:vAlign w:val="center"/>
+          </w:tcPr>
+          <w:p>
+            <w:pPr>
+              <w:spacing w:line="300" w:lineRule="auto"/>
+              <w:ind w:firstLine="0"/>
+              <w:jc w:val="center"/>
+            </w:pPr>
+            <w:r/>
+            <w:r>
+              <w:rPr>
+                <w:rFonts w:ascii="Times New Roman" w:hAnsi="Times New Roman" w:eastAsia="宋体"/>
+                <w:sz w:val="19"/>
+              </w:rPr>
+              <w:t>GPU 环境</w:t>
             </w:r>
           </w:p>
         </w:tc>
         <w:tc>
           <w:tcPr>
-            <w:tcW w:type="dxa" w:w="2587"/>
+            <w:tcW w:type="dxa" w:w="6576"/>
+            <w:vAlign w:val="center"/>
+          </w:tcPr>
+          <w:p>
+            <w:pPr>
+              <w:spacing w:line="300" w:lineRule="auto"/>
+              <w:ind w:firstLine="0"/>
+              <w:jc w:val="left"/>
+            </w:pPr>
+            <w:r/>
+            <w:r>
+              <w:rPr>
+                <w:rFonts w:ascii="Times New Roman" w:hAnsi="Times New Roman" w:eastAsia="宋体"/>
+                <w:sz w:val="19"/>
+              </w:rPr>
+              <w:t>支持 CUDA 的 NVIDIA 显卡，显存 4GB 以上（本项目使用 RTX 4050 6GB 验证）。</w:t>
+            </w:r>
+          </w:p>
+        </w:tc>
+      </w:tr>
+      <w:tr>
+        <w:tc>
+          <w:tcPr>
+            <w:tcW w:type="dxa" w:w="2154"/>
+            <w:vAlign w:val="center"/>
+            <w:shd w:val="clear" w:color="auto" w:fill="F2F5F9"/>
+          </w:tcPr>
+          <w:p>
+            <w:pPr>
+              <w:spacing w:line="300" w:lineRule="auto"/>
+              <w:ind w:firstLine="0"/>
+              <w:jc w:val="center"/>
+            </w:pPr>
+            <w:r/>
+            <w:r>
+              <w:rPr>
+                <w:rFonts w:ascii="Times New Roman" w:hAnsi="Times New Roman" w:eastAsia="宋体"/>
+                <w:sz w:val="19"/>
+              </w:rPr>
+              <w:t>后端运行环境</w:t>
+            </w:r>
+          </w:p>
+        </w:tc>
+        <w:tc>
+          <w:tcPr>
+            <w:tcW w:type="dxa" w:w="6576"/>
             <w:vAlign w:val="center"/>
             <w:shd w:val="clear" w:color="auto" w:fill="F2F5F9"/>
           </w:tcPr>
@@ -1617,13 +767,81 @@
                 <w:rFonts w:ascii="Times New Roman" w:hAnsi="Times New Roman" w:eastAsia="宋体"/>
                 <w:sz w:val="19"/>
               </w:rPr>
-              <w:t>8 核 / 16GB</w:t>
+              <w:t>Python 3.12 + PyTorch 2.11.0（CUDA）+ Ultralytics 8.4.145，运行于 ai/.venv 独立环境。</w:t>
+            </w:r>
+          </w:p>
+        </w:tc>
+      </w:tr>
+      <w:tr>
+        <w:tc>
+          <w:tcPr>
+            <w:tcW w:type="dxa" w:w="2154"/>
+            <w:vAlign w:val="center"/>
+          </w:tcPr>
+          <w:p>
+            <w:pPr>
+              <w:spacing w:line="300" w:lineRule="auto"/>
+              <w:ind w:firstLine="0"/>
+              <w:jc w:val="center"/>
+            </w:pPr>
+            <w:r/>
+            <w:r>
+              <w:rPr>
+                <w:rFonts w:ascii="Times New Roman" w:hAnsi="Times New Roman" w:eastAsia="宋体"/>
+                <w:sz w:val="19"/>
+              </w:rPr>
+              <w:t>前端运行环境</w:t>
             </w:r>
           </w:p>
         </w:tc>
         <w:tc>
           <w:tcPr>
-            <w:tcW w:type="dxa" w:w="2479"/>
+            <w:tcW w:type="dxa" w:w="6576"/>
+            <w:vAlign w:val="center"/>
+          </w:tcPr>
+          <w:p>
+            <w:pPr>
+              <w:spacing w:line="300" w:lineRule="auto"/>
+              <w:ind w:firstLine="0"/>
+              <w:jc w:val="left"/>
+            </w:pPr>
+            <w:r/>
+            <w:r>
+              <w:rPr>
+                <w:rFonts w:ascii="Times New Roman" w:hAnsi="Times New Roman" w:eastAsia="宋体"/>
+                <w:sz w:val="19"/>
+              </w:rPr>
+              <w:t>Node.js 20 以上，基于 Vue3 + Vite + Element Plus + ECharts 构建。</w:t>
+            </w:r>
+          </w:p>
+        </w:tc>
+      </w:tr>
+      <w:tr>
+        <w:tc>
+          <w:tcPr>
+            <w:tcW w:type="dxa" w:w="2154"/>
+            <w:vAlign w:val="center"/>
+            <w:shd w:val="clear" w:color="auto" w:fill="F2F5F9"/>
+          </w:tcPr>
+          <w:p>
+            <w:pPr>
+              <w:spacing w:line="300" w:lineRule="auto"/>
+              <w:ind w:firstLine="0"/>
+              <w:jc w:val="center"/>
+            </w:pPr>
+            <w:r/>
+            <w:r>
+              <w:rPr>
+                <w:rFonts w:ascii="Times New Roman" w:hAnsi="Times New Roman" w:eastAsia="宋体"/>
+                <w:sz w:val="19"/>
+              </w:rPr>
+              <w:t>数据库环境</w:t>
+            </w:r>
+          </w:p>
+        </w:tc>
+        <w:tc>
+          <w:tcPr>
+            <w:tcW w:type="dxa" w:w="6576"/>
             <w:vAlign w:val="center"/>
             <w:shd w:val="clear" w:color="auto" w:fill="F2F5F9"/>
           </w:tcPr>
@@ -1639,7 +857,7 @@
                 <w:rFonts w:ascii="Times New Roman" w:hAnsi="Times New Roman" w:eastAsia="宋体"/>
                 <w:sz w:val="19"/>
               </w:rPr>
-              <w:t>CPU 推理时建议不超过 2 路视频源</w:t>
+              <w:t>使用本地 SQLite 数据库存储视频源、告警与配置数据，不依赖独立数据库服务。</w:t>
             </w:r>
           </w:p>
         </w:tc>
@@ -1647,7 +865,7 @@
       <w:tr>
         <w:tc>
           <w:tcPr>
-            <w:tcW w:type="dxa" w:w="1293"/>
+            <w:tcW w:type="dxa" w:w="2154"/>
             <w:vAlign w:val="center"/>
           </w:tcPr>
           <w:p>
@@ -1662,13 +880,13 @@
                 <w:rFonts w:ascii="Times New Roman" w:hAnsi="Times New Roman" w:eastAsia="宋体"/>
                 <w:sz w:val="19"/>
               </w:rPr>
-              <w:t>GPU</w:t>
+              <w:t>浏览器环境</w:t>
             </w:r>
           </w:p>
         </w:tc>
         <w:tc>
           <w:tcPr>
-            <w:tcW w:type="dxa" w:w="2371"/>
+            <w:tcW w:type="dxa" w:w="6576"/>
             <w:vAlign w:val="center"/>
           </w:tcPr>
           <w:p>
@@ -1683,49 +901,7 @@
                 <w:rFonts w:ascii="Times New Roman" w:hAnsi="Times New Roman" w:eastAsia="宋体"/>
                 <w:sz w:val="19"/>
               </w:rPr>
-              <w:t>NVIDIA 4GB 显存（支持 CUDA）</w:t>
-            </w:r>
-          </w:p>
-        </w:tc>
-        <w:tc>
-          <w:tcPr>
-            <w:tcW w:type="dxa" w:w="2587"/>
-            <w:vAlign w:val="center"/>
-          </w:tcPr>
-          <w:p>
-            <w:pPr>
-              <w:spacing w:line="300" w:lineRule="auto"/>
-              <w:ind w:firstLine="0"/>
-              <w:jc w:val="left"/>
-            </w:pPr>
-            <w:r/>
-            <w:r>
-              <w:rPr>
-                <w:rFonts w:ascii="Times New Roman" w:hAnsi="Times New Roman" w:eastAsia="宋体"/>
-                <w:sz w:val="19"/>
-              </w:rPr>
-              <w:t>RTX 4050 6GB（已验证）</w:t>
-            </w:r>
-          </w:p>
-        </w:tc>
-        <w:tc>
-          <w:tcPr>
-            <w:tcW w:type="dxa" w:w="2479"/>
-            <w:vAlign w:val="center"/>
-          </w:tcPr>
-          <w:p>
-            <w:pPr>
-              <w:spacing w:line="300" w:lineRule="auto"/>
-              <w:ind w:firstLine="0"/>
-              <w:jc w:val="left"/>
-            </w:pPr>
-            <w:r/>
-            <w:r>
-              <w:rPr>
-                <w:rFonts w:ascii="Times New Roman" w:hAnsi="Times New Roman" w:eastAsia="宋体"/>
-                <w:sz w:val="19"/>
-              </w:rPr>
-              <w:t>GPU 模式可支持 4 路视频源</w:t>
+              <w:t>支持 Chrome / Edge 最新版本，需支持 WebSocket 与 MJPEG 画面显示。</w:t>
             </w:r>
           </w:p>
         </w:tc>
@@ -1733,7 +909,7 @@
       <w:tr>
         <w:tc>
           <w:tcPr>
-            <w:tcW w:type="dxa" w:w="1293"/>
+            <w:tcW w:type="dxa" w:w="2154"/>
             <w:vAlign w:val="center"/>
             <w:shd w:val="clear" w:color="auto" w:fill="F2F5F9"/>
           </w:tcPr>
@@ -1749,13 +925,13 @@
                 <w:rFonts w:ascii="Times New Roman" w:hAnsi="Times New Roman" w:eastAsia="宋体"/>
                 <w:sz w:val="19"/>
               </w:rPr>
-              <w:t>磁盘</w:t>
+              <w:t>手机端环境</w:t>
             </w:r>
           </w:p>
         </w:tc>
         <w:tc>
           <w:tcPr>
-            <w:tcW w:type="dxa" w:w="2371"/>
+            <w:tcW w:type="dxa" w:w="6576"/>
             <w:vAlign w:val="center"/>
             <w:shd w:val="clear" w:color="auto" w:fill="F2F5F9"/>
           </w:tcPr>
@@ -1771,51 +947,7 @@
                 <w:rFonts w:ascii="Times New Roman" w:hAnsi="Times New Roman" w:eastAsia="宋体"/>
                 <w:sz w:val="19"/>
               </w:rPr>
-              <w:t>20GB 可用空间</w:t>
-            </w:r>
-          </w:p>
-        </w:tc>
-        <w:tc>
-          <w:tcPr>
-            <w:tcW w:type="dxa" w:w="2587"/>
-            <w:vAlign w:val="center"/>
-            <w:shd w:val="clear" w:color="auto" w:fill="F2F5F9"/>
-          </w:tcPr>
-          <w:p>
-            <w:pPr>
-              <w:spacing w:line="300" w:lineRule="auto"/>
-              <w:ind w:firstLine="0"/>
-              <w:jc w:val="left"/>
-            </w:pPr>
-            <w:r/>
-            <w:r>
-              <w:rPr>
-                <w:rFonts w:ascii="Times New Roman" w:hAnsi="Times New Roman" w:eastAsia="宋体"/>
-                <w:sz w:val="19"/>
-              </w:rPr>
-              <w:t>40GB 可用空间</w:t>
-            </w:r>
-          </w:p>
-        </w:tc>
-        <w:tc>
-          <w:tcPr>
-            <w:tcW w:type="dxa" w:w="2479"/>
-            <w:vAlign w:val="center"/>
-            <w:shd w:val="clear" w:color="auto" w:fill="F2F5F9"/>
-          </w:tcPr>
-          <w:p>
-            <w:pPr>
-              <w:spacing w:line="300" w:lineRule="auto"/>
-              <w:ind w:firstLine="0"/>
-              <w:jc w:val="left"/>
-            </w:pPr>
-            <w:r/>
-            <w:r>
-              <w:rPr>
-                <w:rFonts w:ascii="Times New Roman" w:hAnsi="Times New Roman" w:eastAsia="宋体"/>
-                <w:sz w:val="19"/>
-              </w:rPr>
-              <w:t>数据集、模型与录制文件占用较大</w:t>
+              <w:t>安卓 8.0 以上手机，安装 IP Webcam 应用，用于局域网/热点推流。</w:t>
             </w:r>
           </w:p>
         </w:tc>
@@ -1823,7 +955,7 @@
       <w:tr>
         <w:tc>
           <w:tcPr>
-            <w:tcW w:type="dxa" w:w="1293"/>
+            <w:tcW w:type="dxa" w:w="2154"/>
             <w:vAlign w:val="center"/>
           </w:tcPr>
           <w:p>
@@ -1838,13 +970,13 @@
                 <w:rFonts w:ascii="Times New Roman" w:hAnsi="Times New Roman" w:eastAsia="宋体"/>
                 <w:sz w:val="19"/>
               </w:rPr>
-              <w:t>Python 环境</w:t>
+              <w:t>网络环境</w:t>
             </w:r>
           </w:p>
         </w:tc>
         <w:tc>
           <w:tcPr>
-            <w:tcW w:type="dxa" w:w="2371"/>
+            <w:tcW w:type="dxa" w:w="6576"/>
             <w:vAlign w:val="center"/>
           </w:tcPr>
           <w:p>
@@ -1859,420 +991,34 @@
                 <w:rFonts w:ascii="Times New Roman" w:hAnsi="Times New Roman" w:eastAsia="宋体"/>
                 <w:sz w:val="19"/>
               </w:rPr>
-              <w:t>Python 3.12 + PyTorch(CUDA) + Ultralytics</w:t>
-            </w:r>
-          </w:p>
-        </w:tc>
-        <w:tc>
-          <w:tcPr>
-            <w:tcW w:type="dxa" w:w="2587"/>
-            <w:vAlign w:val="center"/>
-          </w:tcPr>
-          <w:p>
-            <w:pPr>
-              <w:spacing w:line="300" w:lineRule="auto"/>
-              <w:ind w:firstLine="0"/>
-              <w:jc w:val="left"/>
-            </w:pPr>
-            <w:r/>
-            <w:r>
-              <w:rPr>
-                <w:rFonts w:ascii="Times New Roman" w:hAnsi="Times New Roman" w:eastAsia="宋体"/>
-                <w:sz w:val="19"/>
-              </w:rPr>
-              <w:t>PyTorch 2.11.0+cu128 + Ultralytics 8.4.145</w:t>
-            </w:r>
-          </w:p>
-        </w:tc>
-        <w:tc>
-          <w:tcPr>
-            <w:tcW w:type="dxa" w:w="2479"/>
-            <w:vAlign w:val="center"/>
-          </w:tcPr>
-          <w:p>
-            <w:pPr>
-              <w:spacing w:line="300" w:lineRule="auto"/>
-              <w:ind w:firstLine="0"/>
-              <w:jc w:val="left"/>
-            </w:pPr>
-            <w:r/>
-            <w:r>
-              <w:rPr>
-                <w:rFonts w:ascii="Times New Roman" w:hAnsi="Times New Roman" w:eastAsia="宋体"/>
-                <w:sz w:val="19"/>
-              </w:rPr>
-              <w:t>训练与推理环境（ai/.venv）</w:t>
-            </w:r>
-          </w:p>
-        </w:tc>
-      </w:tr>
-      <w:tr>
-        <w:tc>
-          <w:tcPr>
-            <w:tcW w:type="dxa" w:w="1293"/>
-            <w:vAlign w:val="center"/>
-            <w:shd w:val="clear" w:color="auto" w:fill="F2F5F9"/>
-          </w:tcPr>
-          <w:p>
-            <w:pPr>
-              <w:spacing w:line="300" w:lineRule="auto"/>
-              <w:ind w:firstLine="0"/>
-              <w:jc w:val="center"/>
-            </w:pPr>
-            <w:r/>
-            <w:r>
-              <w:rPr>
-                <w:rFonts w:ascii="Times New Roman" w:hAnsi="Times New Roman" w:eastAsia="宋体"/>
-                <w:sz w:val="19"/>
-              </w:rPr>
-              <w:t>前端环境</w:t>
-            </w:r>
-          </w:p>
-        </w:tc>
-        <w:tc>
-          <w:tcPr>
-            <w:tcW w:type="dxa" w:w="2371"/>
-            <w:vAlign w:val="center"/>
-            <w:shd w:val="clear" w:color="auto" w:fill="F2F5F9"/>
-          </w:tcPr>
-          <w:p>
-            <w:pPr>
-              <w:spacing w:line="300" w:lineRule="auto"/>
-              <w:ind w:firstLine="0"/>
-              <w:jc w:val="left"/>
-            </w:pPr>
-            <w:r/>
-            <w:r>
-              <w:rPr>
-                <w:rFonts w:ascii="Times New Roman" w:hAnsi="Times New Roman" w:eastAsia="宋体"/>
-                <w:sz w:val="19"/>
-              </w:rPr>
-              <w:t>Node.js 20+</w:t>
-            </w:r>
-          </w:p>
-        </w:tc>
-        <w:tc>
-          <w:tcPr>
-            <w:tcW w:type="dxa" w:w="2587"/>
-            <w:vAlign w:val="center"/>
-            <w:shd w:val="clear" w:color="auto" w:fill="F2F5F9"/>
-          </w:tcPr>
-          <w:p>
-            <w:pPr>
-              <w:spacing w:line="300" w:lineRule="auto"/>
-              <w:ind w:firstLine="0"/>
-              <w:jc w:val="left"/>
-            </w:pPr>
-            <w:r/>
-            <w:r>
-              <w:rPr>
-                <w:rFonts w:ascii="Times New Roman" w:hAnsi="Times New Roman" w:eastAsia="宋体"/>
-                <w:sz w:val="19"/>
-              </w:rPr>
-              <w:t>Node.js 24（已验证）</w:t>
-            </w:r>
-          </w:p>
-        </w:tc>
-        <w:tc>
-          <w:tcPr>
-            <w:tcW w:type="dxa" w:w="2479"/>
-            <w:vAlign w:val="center"/>
-            <w:shd w:val="clear" w:color="auto" w:fill="F2F5F9"/>
-          </w:tcPr>
-          <w:p>
-            <w:pPr>
-              <w:spacing w:line="300" w:lineRule="auto"/>
-              <w:ind w:firstLine="0"/>
-              <w:jc w:val="left"/>
-            </w:pPr>
-            <w:r/>
-            <w:r>
-              <w:rPr>
-                <w:rFonts w:ascii="Times New Roman" w:hAnsi="Times New Roman" w:eastAsia="宋体"/>
-                <w:sz w:val="19"/>
-              </w:rPr>
-              <w:t>Vue3 + Vite 构建</w:t>
-            </w:r>
-          </w:p>
-        </w:tc>
-      </w:tr>
-      <w:tr>
-        <w:tc>
-          <w:tcPr>
-            <w:tcW w:type="dxa" w:w="1293"/>
-            <w:vAlign w:val="center"/>
-          </w:tcPr>
-          <w:p>
-            <w:pPr>
-              <w:spacing w:line="300" w:lineRule="auto"/>
-              <w:ind w:firstLine="0"/>
-              <w:jc w:val="center"/>
-            </w:pPr>
-            <w:r/>
-            <w:r>
-              <w:rPr>
-                <w:rFonts w:ascii="Times New Roman" w:hAnsi="Times New Roman" w:eastAsia="宋体"/>
-                <w:sz w:val="19"/>
-              </w:rPr>
-              <w:t>浏览器</w:t>
-            </w:r>
-          </w:p>
-        </w:tc>
-        <w:tc>
-          <w:tcPr>
-            <w:tcW w:type="dxa" w:w="2371"/>
-            <w:vAlign w:val="center"/>
-          </w:tcPr>
-          <w:p>
-            <w:pPr>
-              <w:spacing w:line="300" w:lineRule="auto"/>
-              <w:ind w:firstLine="0"/>
-              <w:jc w:val="left"/>
-            </w:pPr>
-            <w:r/>
-            <w:r>
-              <w:rPr>
-                <w:rFonts w:ascii="Times New Roman" w:hAnsi="Times New Roman" w:eastAsia="宋体"/>
-                <w:sz w:val="19"/>
-              </w:rPr>
-              <w:t>Chrome / Edge 最新版</w:t>
-            </w:r>
-          </w:p>
-        </w:tc>
-        <w:tc>
-          <w:tcPr>
-            <w:tcW w:type="dxa" w:w="2587"/>
-            <w:vAlign w:val="center"/>
-          </w:tcPr>
-          <w:p>
-            <w:pPr>
-              <w:spacing w:line="300" w:lineRule="auto"/>
-              <w:ind w:firstLine="0"/>
-              <w:jc w:val="left"/>
-            </w:pPr>
-            <w:r/>
-            <w:r>
-              <w:rPr>
-                <w:rFonts w:ascii="Times New Roman" w:hAnsi="Times New Roman" w:eastAsia="宋体"/>
-                <w:sz w:val="19"/>
-              </w:rPr>
-              <w:t>Chrome / Edge 最新版</w:t>
-            </w:r>
-          </w:p>
-        </w:tc>
-        <w:tc>
-          <w:tcPr>
-            <w:tcW w:type="dxa" w:w="2479"/>
-            <w:vAlign w:val="center"/>
-          </w:tcPr>
-          <w:p>
-            <w:pPr>
-              <w:spacing w:line="300" w:lineRule="auto"/>
-              <w:ind w:firstLine="0"/>
-              <w:jc w:val="left"/>
-            </w:pPr>
-            <w:r/>
-            <w:r>
-              <w:rPr>
-                <w:rFonts w:ascii="Times New Roman" w:hAnsi="Times New Roman" w:eastAsia="宋体"/>
-                <w:sz w:val="19"/>
-              </w:rPr>
-              <w:t>需支持 WebSocket 与 MJPEG</w:t>
-            </w:r>
-          </w:p>
-        </w:tc>
-      </w:tr>
-      <w:tr>
-        <w:tc>
-          <w:tcPr>
-            <w:tcW w:type="dxa" w:w="1293"/>
-            <w:vAlign w:val="center"/>
-            <w:shd w:val="clear" w:color="auto" w:fill="F2F5F9"/>
-          </w:tcPr>
-          <w:p>
-            <w:pPr>
-              <w:spacing w:line="300" w:lineRule="auto"/>
-              <w:ind w:firstLine="0"/>
-              <w:jc w:val="center"/>
-            </w:pPr>
-            <w:r/>
-            <w:r>
-              <w:rPr>
-                <w:rFonts w:ascii="Times New Roman" w:hAnsi="Times New Roman" w:eastAsia="宋体"/>
-                <w:sz w:val="19"/>
-              </w:rPr>
-              <w:t>手机端</w:t>
-            </w:r>
-          </w:p>
-        </w:tc>
-        <w:tc>
-          <w:tcPr>
-            <w:tcW w:type="dxa" w:w="2371"/>
-            <w:vAlign w:val="center"/>
-            <w:shd w:val="clear" w:color="auto" w:fill="F2F5F9"/>
-          </w:tcPr>
-          <w:p>
-            <w:pPr>
-              <w:spacing w:line="300" w:lineRule="auto"/>
-              <w:ind w:firstLine="0"/>
-              <w:jc w:val="left"/>
-            </w:pPr>
-            <w:r/>
-            <w:r>
-              <w:rPr>
-                <w:rFonts w:ascii="Times New Roman" w:hAnsi="Times New Roman" w:eastAsia="宋体"/>
-                <w:sz w:val="19"/>
-              </w:rPr>
-              <w:t>Android 8.0+</w:t>
-            </w:r>
-          </w:p>
-        </w:tc>
-        <w:tc>
-          <w:tcPr>
-            <w:tcW w:type="dxa" w:w="2587"/>
-            <w:vAlign w:val="center"/>
-            <w:shd w:val="clear" w:color="auto" w:fill="F2F5F9"/>
-          </w:tcPr>
-          <w:p>
-            <w:pPr>
-              <w:spacing w:line="300" w:lineRule="auto"/>
-              <w:ind w:firstLine="0"/>
-              <w:jc w:val="left"/>
-            </w:pPr>
-            <w:r/>
-            <w:r>
-              <w:rPr>
-                <w:rFonts w:ascii="Times New Roman" w:hAnsi="Times New Roman" w:eastAsia="宋体"/>
-                <w:sz w:val="19"/>
-              </w:rPr>
-              <w:t>Android 10+</w:t>
-            </w:r>
-          </w:p>
-        </w:tc>
-        <w:tc>
-          <w:tcPr>
-            <w:tcW w:type="dxa" w:w="2479"/>
-            <w:vAlign w:val="center"/>
-            <w:shd w:val="clear" w:color="auto" w:fill="F2F5F9"/>
-          </w:tcPr>
-          <w:p>
-            <w:pPr>
-              <w:spacing w:line="300" w:lineRule="auto"/>
-              <w:ind w:firstLine="0"/>
-              <w:jc w:val="left"/>
-            </w:pPr>
-            <w:r/>
-            <w:r>
-              <w:rPr>
-                <w:rFonts w:ascii="Times New Roman" w:hAnsi="Times New Roman" w:eastAsia="宋体"/>
-                <w:sz w:val="19"/>
-              </w:rPr>
-              <w:t>安装 IP Webcam，用于局域网推流</w:t>
-            </w:r>
-          </w:p>
-        </w:tc>
-      </w:tr>
-      <w:tr>
-        <w:tc>
-          <w:tcPr>
-            <w:tcW w:type="dxa" w:w="1293"/>
-            <w:vAlign w:val="center"/>
-          </w:tcPr>
-          <w:p>
-            <w:pPr>
-              <w:spacing w:line="300" w:lineRule="auto"/>
-              <w:ind w:firstLine="0"/>
-              <w:jc w:val="center"/>
-            </w:pPr>
-            <w:r/>
-            <w:r>
-              <w:rPr>
-                <w:rFonts w:ascii="Times New Roman" w:hAnsi="Times New Roman" w:eastAsia="宋体"/>
-                <w:sz w:val="19"/>
-              </w:rPr>
-              <w:t>网络</w:t>
-            </w:r>
-          </w:p>
-        </w:tc>
-        <w:tc>
-          <w:tcPr>
-            <w:tcW w:type="dxa" w:w="2371"/>
-            <w:vAlign w:val="center"/>
-          </w:tcPr>
-          <w:p>
-            <w:pPr>
-              <w:spacing w:line="300" w:lineRule="auto"/>
-              <w:ind w:firstLine="0"/>
-              <w:jc w:val="left"/>
-            </w:pPr>
-            <w:r/>
-            <w:r>
-              <w:rPr>
-                <w:rFonts w:ascii="Times New Roman" w:hAnsi="Times New Roman" w:eastAsia="宋体"/>
-                <w:sz w:val="19"/>
-              </w:rPr>
-              <w:t>手机热点或同一局域网</w:t>
-            </w:r>
-          </w:p>
-        </w:tc>
-        <w:tc>
-          <w:tcPr>
-            <w:tcW w:type="dxa" w:w="2587"/>
-            <w:vAlign w:val="center"/>
-          </w:tcPr>
-          <w:p>
-            <w:pPr>
-              <w:spacing w:line="300" w:lineRule="auto"/>
-              <w:ind w:firstLine="0"/>
-              <w:jc w:val="left"/>
-            </w:pPr>
-            <w:r/>
-            <w:r>
-              <w:rPr>
-                <w:rFonts w:ascii="Times New Roman" w:hAnsi="Times New Roman" w:eastAsia="宋体"/>
-                <w:sz w:val="19"/>
-              </w:rPr>
-              <w:t>手机热点（规避校园网隔离）</w:t>
-            </w:r>
-          </w:p>
-        </w:tc>
-        <w:tc>
-          <w:tcPr>
-            <w:tcW w:type="dxa" w:w="2479"/>
-            <w:vAlign w:val="center"/>
-          </w:tcPr>
-          <w:p>
-            <w:pPr>
-              <w:spacing w:line="300" w:lineRule="auto"/>
-              <w:ind w:firstLine="0"/>
-              <w:jc w:val="left"/>
-            </w:pPr>
-            <w:r/>
-            <w:r>
-              <w:rPr>
-                <w:rFonts w:ascii="Times New Roman" w:hAnsi="Times New Roman" w:eastAsia="宋体"/>
-                <w:sz w:val="19"/>
-              </w:rPr>
-              <w:t>手机与电脑需互通</w:t>
+              <w:t>手机与电脑处于同一局域网或手机热点，电脑可访问手机推流地址，不依赖公网。</w:t>
             </w:r>
           </w:p>
         </w:tc>
       </w:tr>
     </w:tbl>
+    <w:p/>
     <w:p>
       <w:pPr>
         <w:pStyle w:val="Heading2"/>
+        <w:ind w:firstLine="0"/>
       </w:pPr>
       <w:r>
-        <w:t>5.3 产品质量需求</w:t>
+        <w:t>4.3 产品质量需求</w:t>
       </w:r>
     </w:p>
     <w:p>
       <w:pPr>
-        <w:pStyle w:val="Heading3"/>
+        <w:jc w:val="center"/>
       </w:pPr>
       <w:r>
-        <w:t>5.3.1 性能需求</w:t>
+        <w:rPr>
+          <w:rFonts w:ascii="Times New Roman" w:hAnsi="Times New Roman" w:eastAsia="宋体"/>
+          <w:b w:val="0"/>
+          <w:color w:val="404040"/>
+          <w:sz w:val="18"/>
+        </w:rPr>
+        <w:t>表 4-3 产品质量需求</w:t>
       </w:r>
     </w:p>
     <w:tbl>
@@ -2292,5017 +1038,10 @@
         </w:tblCellMar>
       </w:tblPr>
       <w:tblGrid>
-        <w:gridCol w:w="1384"/>
-        <w:gridCol w:w="2981"/>
-        <w:gridCol w:w="2981"/>
-        <w:gridCol w:w="1384"/>
+        <w:gridCol w:w="1587"/>
+        <w:gridCol w:w="7144"/>
       </w:tblGrid>
       <w:tr>
-        <w:tc>
-          <w:tcPr>
-            <w:tcW w:type="dxa" w:w="1384"/>
-            <w:vAlign w:val="center"/>
-            <w:shd w:val="clear" w:color="auto" w:fill="1F4D78"/>
-          </w:tcPr>
-          <w:p>
-            <w:pPr>
-              <w:ind w:firstLine="0"/>
-              <w:jc w:val="center"/>
-            </w:pPr>
-            <w:r/>
-            <w:r>
-              <w:rPr>
-                <w:rFonts w:ascii="Times New Roman" w:hAnsi="Times New Roman" w:eastAsia="黑体"/>
-                <w:b/>
-                <w:color w:val="FFFFFF"/>
-                <w:sz w:val="19"/>
-              </w:rPr>
-              <w:t>编号</w:t>
-            </w:r>
-          </w:p>
-        </w:tc>
-        <w:tc>
-          <w:tcPr>
-            <w:tcW w:type="dxa" w:w="2981"/>
-            <w:vAlign w:val="center"/>
-            <w:shd w:val="clear" w:color="auto" w:fill="1F4D78"/>
-          </w:tcPr>
-          <w:p>
-            <w:pPr>
-              <w:ind w:firstLine="0"/>
-              <w:jc w:val="center"/>
-            </w:pPr>
-            <w:r/>
-            <w:r>
-              <w:rPr>
-                <w:rFonts w:ascii="Times New Roman" w:hAnsi="Times New Roman" w:eastAsia="黑体"/>
-                <w:b/>
-                <w:color w:val="FFFFFF"/>
-                <w:sz w:val="19"/>
-              </w:rPr>
-              <w:t>需求描述</w:t>
-            </w:r>
-          </w:p>
-        </w:tc>
-        <w:tc>
-          <w:tcPr>
-            <w:tcW w:type="dxa" w:w="2981"/>
-            <w:vAlign w:val="center"/>
-            <w:shd w:val="clear" w:color="auto" w:fill="1F4D78"/>
-          </w:tcPr>
-          <w:p>
-            <w:pPr>
-              <w:ind w:firstLine="0"/>
-              <w:jc w:val="center"/>
-            </w:pPr>
-            <w:r/>
-            <w:r>
-              <w:rPr>
-                <w:rFonts w:ascii="Times New Roman" w:hAnsi="Times New Roman" w:eastAsia="黑体"/>
-                <w:b/>
-                <w:color w:val="FFFFFF"/>
-                <w:sz w:val="19"/>
-              </w:rPr>
-              <w:t>指标 / 约束</w:t>
-            </w:r>
-          </w:p>
-        </w:tc>
-        <w:tc>
-          <w:tcPr>
-            <w:tcW w:type="dxa" w:w="1384"/>
-            <w:vAlign w:val="center"/>
-            <w:shd w:val="clear" w:color="auto" w:fill="1F4D78"/>
-          </w:tcPr>
-          <w:p>
-            <w:pPr>
-              <w:ind w:firstLine="0"/>
-              <w:jc w:val="center"/>
-            </w:pPr>
-            <w:r/>
-            <w:r>
-              <w:rPr>
-                <w:rFonts w:ascii="Times New Roman" w:hAnsi="Times New Roman" w:eastAsia="黑体"/>
-                <w:b/>
-                <w:color w:val="FFFFFF"/>
-                <w:sz w:val="19"/>
-              </w:rPr>
-              <w:t>验证方式</w:t>
-            </w:r>
-          </w:p>
-        </w:tc>
-      </w:tr>
-      <w:tr>
-        <w:tc>
-          <w:tcPr>
-            <w:tcW w:type="dxa" w:w="1384"/>
-            <w:vAlign w:val="center"/>
-          </w:tcPr>
-          <w:p>
-            <w:pPr>
-              <w:spacing w:line="300" w:lineRule="auto"/>
-              <w:ind w:firstLine="0"/>
-              <w:jc w:val="center"/>
-            </w:pPr>
-            <w:r/>
-            <w:r>
-              <w:rPr>
-                <w:rFonts w:ascii="Times New Roman" w:hAnsi="Times New Roman" w:eastAsia="宋体"/>
-                <w:sz w:val="19"/>
-              </w:rPr>
-              <w:t>NFR-PERF-01</w:t>
-            </w:r>
-          </w:p>
-        </w:tc>
-        <w:tc>
-          <w:tcPr>
-            <w:tcW w:type="dxa" w:w="2981"/>
-            <w:vAlign w:val="center"/>
-          </w:tcPr>
-          <w:p>
-            <w:pPr>
-              <w:spacing w:line="300" w:lineRule="auto"/>
-              <w:ind w:firstLine="0"/>
-              <w:jc w:val="left"/>
-            </w:pPr>
-            <w:r/>
-            <w:r>
-              <w:rPr>
-                <w:rFonts w:ascii="Times New Roman" w:hAnsi="Times New Roman" w:eastAsia="宋体"/>
-                <w:sz w:val="19"/>
-              </w:rPr>
-              <w:t>检测帧率</w:t>
-            </w:r>
-          </w:p>
-        </w:tc>
-        <w:tc>
-          <w:tcPr>
-            <w:tcW w:type="dxa" w:w="2981"/>
-            <w:vAlign w:val="center"/>
-          </w:tcPr>
-          <w:p>
-            <w:pPr>
-              <w:spacing w:line="300" w:lineRule="auto"/>
-              <w:ind w:firstLine="0"/>
-              <w:jc w:val="left"/>
-            </w:pPr>
-            <w:r/>
-            <w:r>
-              <w:rPr>
-                <w:rFonts w:ascii="Times New Roman" w:hAnsi="Times New Roman" w:eastAsia="宋体"/>
-                <w:sz w:val="19"/>
-              </w:rPr>
-              <w:t>每路视频源 3~5 FPS（默认 4 FPS，可配置）</w:t>
-            </w:r>
-          </w:p>
-        </w:tc>
-        <w:tc>
-          <w:tcPr>
-            <w:tcW w:type="dxa" w:w="1384"/>
-            <w:vAlign w:val="center"/>
-          </w:tcPr>
-          <w:p>
-            <w:pPr>
-              <w:spacing w:line="300" w:lineRule="auto"/>
-              <w:ind w:firstLine="0"/>
-              <w:jc w:val="left"/>
-            </w:pPr>
-            <w:r/>
-            <w:r>
-              <w:rPr>
-                <w:rFonts w:ascii="Times New Roman" w:hAnsi="Times New Roman" w:eastAsia="宋体"/>
-                <w:sz w:val="19"/>
-              </w:rPr>
-              <w:t>统计 FPS 与日志</w:t>
-            </w:r>
-          </w:p>
-        </w:tc>
-      </w:tr>
-      <w:tr>
-        <w:tc>
-          <w:tcPr>
-            <w:tcW w:type="dxa" w:w="1384"/>
-            <w:vAlign w:val="center"/>
-            <w:shd w:val="clear" w:color="auto" w:fill="F2F5F9"/>
-          </w:tcPr>
-          <w:p>
-            <w:pPr>
-              <w:spacing w:line="300" w:lineRule="auto"/>
-              <w:ind w:firstLine="0"/>
-              <w:jc w:val="center"/>
-            </w:pPr>
-            <w:r/>
-            <w:r>
-              <w:rPr>
-                <w:rFonts w:ascii="Times New Roman" w:hAnsi="Times New Roman" w:eastAsia="宋体"/>
-                <w:sz w:val="19"/>
-              </w:rPr>
-              <w:t>NFR-PERF-02</w:t>
-            </w:r>
-          </w:p>
-        </w:tc>
-        <w:tc>
-          <w:tcPr>
-            <w:tcW w:type="dxa" w:w="2981"/>
-            <w:vAlign w:val="center"/>
-            <w:shd w:val="clear" w:color="auto" w:fill="F2F5F9"/>
-          </w:tcPr>
-          <w:p>
-            <w:pPr>
-              <w:spacing w:line="300" w:lineRule="auto"/>
-              <w:ind w:firstLine="0"/>
-              <w:jc w:val="left"/>
-            </w:pPr>
-            <w:r/>
-            <w:r>
-              <w:rPr>
-                <w:rFonts w:ascii="Times New Roman" w:hAnsi="Times New Roman" w:eastAsia="宋体"/>
-                <w:sz w:val="19"/>
-              </w:rPr>
-              <w:t>端到端显示延迟</w:t>
-            </w:r>
-          </w:p>
-        </w:tc>
-        <w:tc>
-          <w:tcPr>
-            <w:tcW w:type="dxa" w:w="2981"/>
-            <w:vAlign w:val="center"/>
-            <w:shd w:val="clear" w:color="auto" w:fill="F2F5F9"/>
-          </w:tcPr>
-          <w:p>
-            <w:pPr>
-              <w:spacing w:line="300" w:lineRule="auto"/>
-              <w:ind w:firstLine="0"/>
-              <w:jc w:val="left"/>
-            </w:pPr>
-            <w:r/>
-            <w:r>
-              <w:rPr>
-                <w:rFonts w:ascii="Times New Roman" w:hAnsi="Times New Roman" w:eastAsia="宋体"/>
-                <w:sz w:val="19"/>
-              </w:rPr>
-              <w:t>局域网内 MJPEG 画面延迟 ≤1 秒</w:t>
-            </w:r>
-          </w:p>
-        </w:tc>
-        <w:tc>
-          <w:tcPr>
-            <w:tcW w:type="dxa" w:w="1384"/>
-            <w:vAlign w:val="center"/>
-            <w:shd w:val="clear" w:color="auto" w:fill="F2F5F9"/>
-          </w:tcPr>
-          <w:p>
-            <w:pPr>
-              <w:spacing w:line="300" w:lineRule="auto"/>
-              <w:ind w:firstLine="0"/>
-              <w:jc w:val="left"/>
-            </w:pPr>
-            <w:r/>
-            <w:r>
-              <w:rPr>
-                <w:rFonts w:ascii="Times New Roman" w:hAnsi="Times New Roman" w:eastAsia="宋体"/>
-                <w:sz w:val="19"/>
-              </w:rPr>
-              <w:t>画面与实物对比计时</w:t>
-            </w:r>
-          </w:p>
-        </w:tc>
-      </w:tr>
-      <w:tr>
-        <w:tc>
-          <w:tcPr>
-            <w:tcW w:type="dxa" w:w="1384"/>
-            <w:vAlign w:val="center"/>
-          </w:tcPr>
-          <w:p>
-            <w:pPr>
-              <w:spacing w:line="300" w:lineRule="auto"/>
-              <w:ind w:firstLine="0"/>
-              <w:jc w:val="center"/>
-            </w:pPr>
-            <w:r/>
-            <w:r>
-              <w:rPr>
-                <w:rFonts w:ascii="Times New Roman" w:hAnsi="Times New Roman" w:eastAsia="宋体"/>
-                <w:sz w:val="19"/>
-              </w:rPr>
-              <w:t>NFR-PERF-03</w:t>
-            </w:r>
-          </w:p>
-        </w:tc>
-        <w:tc>
-          <w:tcPr>
-            <w:tcW w:type="dxa" w:w="2981"/>
-            <w:vAlign w:val="center"/>
-          </w:tcPr>
-          <w:p>
-            <w:pPr>
-              <w:spacing w:line="300" w:lineRule="auto"/>
-              <w:ind w:firstLine="0"/>
-              <w:jc w:val="left"/>
-            </w:pPr>
-            <w:r/>
-            <w:r>
-              <w:rPr>
-                <w:rFonts w:ascii="Times New Roman" w:hAnsi="Times New Roman" w:eastAsia="宋体"/>
-                <w:sz w:val="19"/>
-              </w:rPr>
-              <w:t>告警时延</w:t>
-            </w:r>
-          </w:p>
-        </w:tc>
-        <w:tc>
-          <w:tcPr>
-            <w:tcW w:type="dxa" w:w="2981"/>
-            <w:vAlign w:val="center"/>
-          </w:tcPr>
-          <w:p>
-            <w:pPr>
-              <w:spacing w:line="300" w:lineRule="auto"/>
-              <w:ind w:firstLine="0"/>
-              <w:jc w:val="left"/>
-            </w:pPr>
-            <w:r/>
-            <w:r>
-              <w:rPr>
-                <w:rFonts w:ascii="Times New Roman" w:hAnsi="Times New Roman" w:eastAsia="宋体"/>
-                <w:sz w:val="19"/>
-              </w:rPr>
-              <w:t>明火首帧命中即告警；烟雾连续 3 帧确认（默认），前端 3 秒内可见</w:t>
-            </w:r>
-          </w:p>
-        </w:tc>
-        <w:tc>
-          <w:tcPr>
-            <w:tcW w:type="dxa" w:w="1384"/>
-            <w:vAlign w:val="center"/>
-          </w:tcPr>
-          <w:p>
-            <w:pPr>
-              <w:spacing w:line="300" w:lineRule="auto"/>
-              <w:ind w:firstLine="0"/>
-              <w:jc w:val="left"/>
-            </w:pPr>
-            <w:r/>
-            <w:r>
-              <w:rPr>
-                <w:rFonts w:ascii="Times New Roman" w:hAnsi="Times New Roman" w:eastAsia="宋体"/>
-                <w:sz w:val="19"/>
-              </w:rPr>
-              <w:t>触发测试视频计时</w:t>
-            </w:r>
-          </w:p>
-        </w:tc>
-      </w:tr>
-      <w:tr>
-        <w:tc>
-          <w:tcPr>
-            <w:tcW w:type="dxa" w:w="1384"/>
-            <w:vAlign w:val="center"/>
-            <w:shd w:val="clear" w:color="auto" w:fill="F2F5F9"/>
-          </w:tcPr>
-          <w:p>
-            <w:pPr>
-              <w:spacing w:line="300" w:lineRule="auto"/>
-              <w:ind w:firstLine="0"/>
-              <w:jc w:val="center"/>
-            </w:pPr>
-            <w:r/>
-            <w:r>
-              <w:rPr>
-                <w:rFonts w:ascii="Times New Roman" w:hAnsi="Times New Roman" w:eastAsia="宋体"/>
-                <w:sz w:val="19"/>
-              </w:rPr>
-              <w:t>NFR-PERF-04</w:t>
-            </w:r>
-          </w:p>
-        </w:tc>
-        <w:tc>
-          <w:tcPr>
-            <w:tcW w:type="dxa" w:w="2981"/>
-            <w:vAlign w:val="center"/>
-            <w:shd w:val="clear" w:color="auto" w:fill="F2F5F9"/>
-          </w:tcPr>
-          <w:p>
-            <w:pPr>
-              <w:spacing w:line="300" w:lineRule="auto"/>
-              <w:ind w:firstLine="0"/>
-              <w:jc w:val="left"/>
-            </w:pPr>
-            <w:r/>
-            <w:r>
-              <w:rPr>
-                <w:rFonts w:ascii="Times New Roman" w:hAnsi="Times New Roman" w:eastAsia="宋体"/>
-                <w:sz w:val="19"/>
-              </w:rPr>
-              <w:t>并发能力</w:t>
-            </w:r>
-          </w:p>
-        </w:tc>
-        <w:tc>
-          <w:tcPr>
-            <w:tcW w:type="dxa" w:w="2981"/>
-            <w:vAlign w:val="center"/>
-            <w:shd w:val="clear" w:color="auto" w:fill="F2F5F9"/>
-          </w:tcPr>
-          <w:p>
-            <w:pPr>
-              <w:spacing w:line="300" w:lineRule="auto"/>
-              <w:ind w:firstLine="0"/>
-              <w:jc w:val="left"/>
-            </w:pPr>
-            <w:r/>
-            <w:r>
-              <w:rPr>
-                <w:rFonts w:ascii="Times New Roman" w:hAnsi="Times New Roman" w:eastAsia="宋体"/>
-                <w:sz w:val="19"/>
-              </w:rPr>
-              <w:t>GPU 模式 ≥4 路；CPU 模式 ≥1 路稳定运行</w:t>
-            </w:r>
-          </w:p>
-        </w:tc>
-        <w:tc>
-          <w:tcPr>
-            <w:tcW w:type="dxa" w:w="1384"/>
-            <w:vAlign w:val="center"/>
-            <w:shd w:val="clear" w:color="auto" w:fill="F2F5F9"/>
-          </w:tcPr>
-          <w:p>
-            <w:pPr>
-              <w:spacing w:line="300" w:lineRule="auto"/>
-              <w:ind w:firstLine="0"/>
-              <w:jc w:val="left"/>
-            </w:pPr>
-            <w:r/>
-            <w:r>
-              <w:rPr>
-                <w:rFonts w:ascii="Times New Roman" w:hAnsi="Times New Roman" w:eastAsia="宋体"/>
-                <w:sz w:val="19"/>
-              </w:rPr>
-              <w:t>多源同时运行测试</w:t>
-            </w:r>
-          </w:p>
-        </w:tc>
-      </w:tr>
-      <w:tr>
-        <w:tc>
-          <w:tcPr>
-            <w:tcW w:type="dxa" w:w="1384"/>
-            <w:vAlign w:val="center"/>
-          </w:tcPr>
-          <w:p>
-            <w:pPr>
-              <w:spacing w:line="300" w:lineRule="auto"/>
-              <w:ind w:firstLine="0"/>
-              <w:jc w:val="center"/>
-            </w:pPr>
-            <w:r/>
-            <w:r>
-              <w:rPr>
-                <w:rFonts w:ascii="Times New Roman" w:hAnsi="Times New Roman" w:eastAsia="宋体"/>
-                <w:sz w:val="19"/>
-              </w:rPr>
-              <w:t>NFR-PERF-05</w:t>
-            </w:r>
-          </w:p>
-        </w:tc>
-        <w:tc>
-          <w:tcPr>
-            <w:tcW w:type="dxa" w:w="2981"/>
-            <w:vAlign w:val="center"/>
-          </w:tcPr>
-          <w:p>
-            <w:pPr>
-              <w:spacing w:line="300" w:lineRule="auto"/>
-              <w:ind w:firstLine="0"/>
-              <w:jc w:val="left"/>
-            </w:pPr>
-            <w:r/>
-            <w:r>
-              <w:rPr>
-                <w:rFonts w:ascii="Times New Roman" w:hAnsi="Times New Roman" w:eastAsia="宋体"/>
-                <w:sz w:val="19"/>
-              </w:rPr>
-              <w:t>单帧推理耗时</w:t>
-            </w:r>
-          </w:p>
-        </w:tc>
-        <w:tc>
-          <w:tcPr>
-            <w:tcW w:type="dxa" w:w="2981"/>
-            <w:vAlign w:val="center"/>
-          </w:tcPr>
-          <w:p>
-            <w:pPr>
-              <w:spacing w:line="300" w:lineRule="auto"/>
-              <w:ind w:firstLine="0"/>
-              <w:jc w:val="left"/>
-            </w:pPr>
-            <w:r/>
-            <w:r>
-              <w:rPr>
-                <w:rFonts w:ascii="Times New Roman" w:hAnsi="Times New Roman" w:eastAsia="宋体"/>
-                <w:sz w:val="19"/>
-              </w:rPr>
-              <w:t>GPU ≤100ms（YOLO26n，640 输入）</w:t>
-            </w:r>
-          </w:p>
-        </w:tc>
-        <w:tc>
-          <w:tcPr>
-            <w:tcW w:type="dxa" w:w="1384"/>
-            <w:vAlign w:val="center"/>
-          </w:tcPr>
-          <w:p>
-            <w:pPr>
-              <w:spacing w:line="300" w:lineRule="auto"/>
-              <w:ind w:firstLine="0"/>
-              <w:jc w:val="left"/>
-            </w:pPr>
-            <w:r/>
-            <w:r>
-              <w:rPr>
-                <w:rFonts w:ascii="Times New Roman" w:hAnsi="Times New Roman" w:eastAsia="宋体"/>
-                <w:sz w:val="19"/>
-              </w:rPr>
-              <w:t>推理日志统计</w:t>
-            </w:r>
-          </w:p>
-        </w:tc>
-      </w:tr>
-      <w:tr>
-        <w:tc>
-          <w:tcPr>
-            <w:tcW w:type="dxa" w:w="1384"/>
-            <w:vAlign w:val="center"/>
-            <w:shd w:val="clear" w:color="auto" w:fill="F2F5F9"/>
-          </w:tcPr>
-          <w:p>
-            <w:pPr>
-              <w:spacing w:line="300" w:lineRule="auto"/>
-              <w:ind w:firstLine="0"/>
-              <w:jc w:val="center"/>
-            </w:pPr>
-            <w:r/>
-            <w:r>
-              <w:rPr>
-                <w:rFonts w:ascii="Times New Roman" w:hAnsi="Times New Roman" w:eastAsia="宋体"/>
-                <w:sz w:val="19"/>
-              </w:rPr>
-              <w:t>NFR-PERF-06</w:t>
-            </w:r>
-          </w:p>
-        </w:tc>
-        <w:tc>
-          <w:tcPr>
-            <w:tcW w:type="dxa" w:w="2981"/>
-            <w:vAlign w:val="center"/>
-            <w:shd w:val="clear" w:color="auto" w:fill="F2F5F9"/>
-          </w:tcPr>
-          <w:p>
-            <w:pPr>
-              <w:spacing w:line="300" w:lineRule="auto"/>
-              <w:ind w:firstLine="0"/>
-              <w:jc w:val="left"/>
-            </w:pPr>
-            <w:r/>
-            <w:r>
-              <w:rPr>
-                <w:rFonts w:ascii="Times New Roman" w:hAnsi="Times New Roman" w:eastAsia="宋体"/>
-                <w:sz w:val="19"/>
-              </w:rPr>
-              <w:t>服务启动时间</w:t>
-            </w:r>
-          </w:p>
-        </w:tc>
-        <w:tc>
-          <w:tcPr>
-            <w:tcW w:type="dxa" w:w="2981"/>
-            <w:vAlign w:val="center"/>
-            <w:shd w:val="clear" w:color="auto" w:fill="F2F5F9"/>
-          </w:tcPr>
-          <w:p>
-            <w:pPr>
-              <w:spacing w:line="300" w:lineRule="auto"/>
-              <w:ind w:firstLine="0"/>
-              <w:jc w:val="left"/>
-            </w:pPr>
-            <w:r/>
-            <w:r>
-              <w:rPr>
-                <w:rFonts w:ascii="Times New Roman" w:hAnsi="Times New Roman" w:eastAsia="宋体"/>
-                <w:sz w:val="19"/>
-              </w:rPr>
-              <w:t>后端含模型加载 ≤15 秒；首帧输出 ≤5 秒</w:t>
-            </w:r>
-          </w:p>
-        </w:tc>
-        <w:tc>
-          <w:tcPr>
-            <w:tcW w:type="dxa" w:w="1384"/>
-            <w:vAlign w:val="center"/>
-            <w:shd w:val="clear" w:color="auto" w:fill="F2F5F9"/>
-          </w:tcPr>
-          <w:p>
-            <w:pPr>
-              <w:spacing w:line="300" w:lineRule="auto"/>
-              <w:ind w:firstLine="0"/>
-              <w:jc w:val="left"/>
-            </w:pPr>
-            <w:r/>
-            <w:r>
-              <w:rPr>
-                <w:rFonts w:ascii="Times New Roman" w:hAnsi="Times New Roman" w:eastAsia="宋体"/>
-                <w:sz w:val="19"/>
-              </w:rPr>
-              <w:t>启动计时</w:t>
-            </w:r>
-          </w:p>
-        </w:tc>
-      </w:tr>
-      <w:tr>
-        <w:tc>
-          <w:tcPr>
-            <w:tcW w:type="dxa" w:w="1384"/>
-            <w:vAlign w:val="center"/>
-          </w:tcPr>
-          <w:p>
-            <w:pPr>
-              <w:spacing w:line="300" w:lineRule="auto"/>
-              <w:ind w:firstLine="0"/>
-              <w:jc w:val="center"/>
-            </w:pPr>
-            <w:r/>
-            <w:r>
-              <w:rPr>
-                <w:rFonts w:ascii="Times New Roman" w:hAnsi="Times New Roman" w:eastAsia="宋体"/>
-                <w:sz w:val="19"/>
-              </w:rPr>
-              <w:t>NFR-PERF-07</w:t>
-            </w:r>
-          </w:p>
-        </w:tc>
-        <w:tc>
-          <w:tcPr>
-            <w:tcW w:type="dxa" w:w="2981"/>
-            <w:vAlign w:val="center"/>
-          </w:tcPr>
-          <w:p>
-            <w:pPr>
-              <w:spacing w:line="300" w:lineRule="auto"/>
-              <w:ind w:firstLine="0"/>
-              <w:jc w:val="left"/>
-            </w:pPr>
-            <w:r/>
-            <w:r>
-              <w:rPr>
-                <w:rFonts w:ascii="Times New Roman" w:hAnsi="Times New Roman" w:eastAsia="宋体"/>
-                <w:sz w:val="19"/>
-              </w:rPr>
-              <w:t>资源占用</w:t>
-            </w:r>
-          </w:p>
-        </w:tc>
-        <w:tc>
-          <w:tcPr>
-            <w:tcW w:type="dxa" w:w="2981"/>
-            <w:vAlign w:val="center"/>
-          </w:tcPr>
-          <w:p>
-            <w:pPr>
-              <w:spacing w:line="300" w:lineRule="auto"/>
-              <w:ind w:firstLine="0"/>
-              <w:jc w:val="left"/>
-            </w:pPr>
-            <w:r/>
-            <w:r>
-              <w:rPr>
-                <w:rFonts w:ascii="Times New Roman" w:hAnsi="Times New Roman" w:eastAsia="宋体"/>
-                <w:sz w:val="19"/>
-              </w:rPr>
-              <w:t>单路推理 GPU 显存 ≤3GB；4 路服务内存 ≤4GB</w:t>
-            </w:r>
-          </w:p>
-        </w:tc>
-        <w:tc>
-          <w:tcPr>
-            <w:tcW w:type="dxa" w:w="1384"/>
-            <w:vAlign w:val="center"/>
-          </w:tcPr>
-          <w:p>
-            <w:pPr>
-              <w:spacing w:line="300" w:lineRule="auto"/>
-              <w:ind w:firstLine="0"/>
-              <w:jc w:val="left"/>
-            </w:pPr>
-            <w:r/>
-            <w:r>
-              <w:rPr>
-                <w:rFonts w:ascii="Times New Roman" w:hAnsi="Times New Roman" w:eastAsia="宋体"/>
-                <w:sz w:val="19"/>
-              </w:rPr>
-              <w:t>nvidia-smi 与任务管理器</w:t>
-            </w:r>
-          </w:p>
-        </w:tc>
-      </w:tr>
-    </w:tbl>
-    <w:p>
-      <w:pPr>
-        <w:pStyle w:val="Heading3"/>
-      </w:pPr>
-      <w:r>
-        <w:t>5.3.2 准确性与有效性需求</w:t>
-      </w:r>
-    </w:p>
-    <w:tbl>
-      <w:tblPr>
-        <w:tblStyle w:val="TableGrid"/>
-        <w:tblW w:type="auto" w:w="0"/>
-        <w:jc w:val="center"/>
-        <w:tblLayout w:type="fixed"/>
-        <w:tblLook w:firstColumn="1" w:firstRow="1" w:lastColumn="0" w:lastRow="0" w:noHBand="0" w:noVBand="1" w:val="04A0"/>
-        <w:tblW w:w="8731" w:type="dxa"/>
-        <w:tblLayout w:type="fixed"/>
-        <w:tblCellMar>
-          <w:top w:w="60" w:type="dxa"/>
-          <w:left w:w="100" w:type="dxa"/>
-          <w:bottom w:w="60" w:type="dxa"/>
-          <w:right w:w="100" w:type="dxa"/>
-        </w:tblCellMar>
-      </w:tblPr>
-      <w:tblGrid>
-        <w:gridCol w:w="1384"/>
-        <w:gridCol w:w="2981"/>
-        <w:gridCol w:w="2981"/>
-        <w:gridCol w:w="1384"/>
-      </w:tblGrid>
-      <w:tr>
-        <w:tc>
-          <w:tcPr>
-            <w:tcW w:type="dxa" w:w="1384"/>
-            <w:vAlign w:val="center"/>
-            <w:shd w:val="clear" w:color="auto" w:fill="1F4D78"/>
-          </w:tcPr>
-          <w:p>
-            <w:pPr>
-              <w:ind w:firstLine="0"/>
-              <w:jc w:val="center"/>
-            </w:pPr>
-            <w:r/>
-            <w:r>
-              <w:rPr>
-                <w:rFonts w:ascii="Times New Roman" w:hAnsi="Times New Roman" w:eastAsia="黑体"/>
-                <w:b/>
-                <w:color w:val="FFFFFF"/>
-                <w:sz w:val="19"/>
-              </w:rPr>
-              <w:t>编号</w:t>
-            </w:r>
-          </w:p>
-        </w:tc>
-        <w:tc>
-          <w:tcPr>
-            <w:tcW w:type="dxa" w:w="2981"/>
-            <w:vAlign w:val="center"/>
-            <w:shd w:val="clear" w:color="auto" w:fill="1F4D78"/>
-          </w:tcPr>
-          <w:p>
-            <w:pPr>
-              <w:ind w:firstLine="0"/>
-              <w:jc w:val="center"/>
-            </w:pPr>
-            <w:r/>
-            <w:r>
-              <w:rPr>
-                <w:rFonts w:ascii="Times New Roman" w:hAnsi="Times New Roman" w:eastAsia="黑体"/>
-                <w:b/>
-                <w:color w:val="FFFFFF"/>
-                <w:sz w:val="19"/>
-              </w:rPr>
-              <w:t>需求描述</w:t>
-            </w:r>
-          </w:p>
-        </w:tc>
-        <w:tc>
-          <w:tcPr>
-            <w:tcW w:type="dxa" w:w="2981"/>
-            <w:vAlign w:val="center"/>
-            <w:shd w:val="clear" w:color="auto" w:fill="1F4D78"/>
-          </w:tcPr>
-          <w:p>
-            <w:pPr>
-              <w:ind w:firstLine="0"/>
-              <w:jc w:val="center"/>
-            </w:pPr>
-            <w:r/>
-            <w:r>
-              <w:rPr>
-                <w:rFonts w:ascii="Times New Roman" w:hAnsi="Times New Roman" w:eastAsia="黑体"/>
-                <w:b/>
-                <w:color w:val="FFFFFF"/>
-                <w:sz w:val="19"/>
-              </w:rPr>
-              <w:t>指标 / 约束</w:t>
-            </w:r>
-          </w:p>
-        </w:tc>
-        <w:tc>
-          <w:tcPr>
-            <w:tcW w:type="dxa" w:w="1384"/>
-            <w:vAlign w:val="center"/>
-            <w:shd w:val="clear" w:color="auto" w:fill="1F4D78"/>
-          </w:tcPr>
-          <w:p>
-            <w:pPr>
-              <w:ind w:firstLine="0"/>
-              <w:jc w:val="center"/>
-            </w:pPr>
-            <w:r/>
-            <w:r>
-              <w:rPr>
-                <w:rFonts w:ascii="Times New Roman" w:hAnsi="Times New Roman" w:eastAsia="黑体"/>
-                <w:b/>
-                <w:color w:val="FFFFFF"/>
-                <w:sz w:val="19"/>
-              </w:rPr>
-              <w:t>验证方式</w:t>
-            </w:r>
-          </w:p>
-        </w:tc>
-      </w:tr>
-      <w:tr>
-        <w:tc>
-          <w:tcPr>
-            <w:tcW w:type="dxa" w:w="1384"/>
-            <w:vAlign w:val="center"/>
-          </w:tcPr>
-          <w:p>
-            <w:pPr>
-              <w:spacing w:line="300" w:lineRule="auto"/>
-              <w:ind w:firstLine="0"/>
-              <w:jc w:val="center"/>
-            </w:pPr>
-            <w:r/>
-            <w:r>
-              <w:rPr>
-                <w:rFonts w:ascii="Times New Roman" w:hAnsi="Times New Roman" w:eastAsia="宋体"/>
-                <w:sz w:val="19"/>
-              </w:rPr>
-              <w:t>NFR-ACC-01</w:t>
-            </w:r>
-          </w:p>
-        </w:tc>
-        <w:tc>
-          <w:tcPr>
-            <w:tcW w:type="dxa" w:w="2981"/>
-            <w:vAlign w:val="center"/>
-          </w:tcPr>
-          <w:p>
-            <w:pPr>
-              <w:spacing w:line="300" w:lineRule="auto"/>
-              <w:ind w:firstLine="0"/>
-              <w:jc w:val="left"/>
-            </w:pPr>
-            <w:r/>
-            <w:r>
-              <w:rPr>
-                <w:rFonts w:ascii="Times New Roman" w:hAnsi="Times New Roman" w:eastAsia="宋体"/>
-                <w:sz w:val="19"/>
-              </w:rPr>
-              <w:t>明火检测准确率</w:t>
-            </w:r>
-          </w:p>
-        </w:tc>
-        <w:tc>
-          <w:tcPr>
-            <w:tcW w:type="dxa" w:w="2981"/>
-            <w:vAlign w:val="center"/>
-          </w:tcPr>
-          <w:p>
-            <w:pPr>
-              <w:spacing w:line="300" w:lineRule="auto"/>
-              <w:ind w:firstLine="0"/>
-              <w:jc w:val="left"/>
-            </w:pPr>
-            <w:r/>
-            <w:r>
-              <w:rPr>
-                <w:rFonts w:ascii="Times New Roman" w:hAnsi="Times New Roman" w:eastAsia="宋体"/>
-                <w:sz w:val="19"/>
-              </w:rPr>
-              <w:t>验证集 mAP50 ≥0.70；当前首轮模型 mAP50 = 0.758（随机划分，需清洗后复核）</w:t>
-            </w:r>
-          </w:p>
-        </w:tc>
-        <w:tc>
-          <w:tcPr>
-            <w:tcW w:type="dxa" w:w="1384"/>
-            <w:vAlign w:val="center"/>
-          </w:tcPr>
-          <w:p>
-            <w:pPr>
-              <w:spacing w:line="300" w:lineRule="auto"/>
-              <w:ind w:firstLine="0"/>
-              <w:jc w:val="left"/>
-            </w:pPr>
-            <w:r/>
-            <w:r>
-              <w:rPr>
-                <w:rFonts w:ascii="Times New Roman" w:hAnsi="Times New Roman" w:eastAsia="宋体"/>
-                <w:sz w:val="19"/>
-              </w:rPr>
-              <w:t>验证集评测</w:t>
-            </w:r>
-          </w:p>
-        </w:tc>
-      </w:tr>
-      <w:tr>
-        <w:tc>
-          <w:tcPr>
-            <w:tcW w:type="dxa" w:w="1384"/>
-            <w:vAlign w:val="center"/>
-            <w:shd w:val="clear" w:color="auto" w:fill="F2F5F9"/>
-          </w:tcPr>
-          <w:p>
-            <w:pPr>
-              <w:spacing w:line="300" w:lineRule="auto"/>
-              <w:ind w:firstLine="0"/>
-              <w:jc w:val="center"/>
-            </w:pPr>
-            <w:r/>
-            <w:r>
-              <w:rPr>
-                <w:rFonts w:ascii="Times New Roman" w:hAnsi="Times New Roman" w:eastAsia="宋体"/>
-                <w:sz w:val="19"/>
-              </w:rPr>
-              <w:t>NFR-ACC-02</w:t>
-            </w:r>
-          </w:p>
-        </w:tc>
-        <w:tc>
-          <w:tcPr>
-            <w:tcW w:type="dxa" w:w="2981"/>
-            <w:vAlign w:val="center"/>
-            <w:shd w:val="clear" w:color="auto" w:fill="F2F5F9"/>
-          </w:tcPr>
-          <w:p>
-            <w:pPr>
-              <w:spacing w:line="300" w:lineRule="auto"/>
-              <w:ind w:firstLine="0"/>
-              <w:jc w:val="left"/>
-            </w:pPr>
-            <w:r/>
-            <w:r>
-              <w:rPr>
-                <w:rFonts w:ascii="Times New Roman" w:hAnsi="Times New Roman" w:eastAsia="宋体"/>
-                <w:sz w:val="19"/>
-              </w:rPr>
-              <w:t>误报控制</w:t>
-            </w:r>
-          </w:p>
-        </w:tc>
-        <w:tc>
-          <w:tcPr>
-            <w:tcW w:type="dxa" w:w="2981"/>
-            <w:vAlign w:val="center"/>
-            <w:shd w:val="clear" w:color="auto" w:fill="F2F5F9"/>
-          </w:tcPr>
-          <w:p>
-            <w:pPr>
-              <w:spacing w:line="300" w:lineRule="auto"/>
-              <w:ind w:firstLine="0"/>
-              <w:jc w:val="left"/>
-            </w:pPr>
-            <w:r/>
-            <w:r>
-              <w:rPr>
-                <w:rFonts w:ascii="Times New Roman" w:hAnsi="Times New Roman" w:eastAsia="宋体"/>
-                <w:sz w:val="19"/>
-              </w:rPr>
-              <w:t>负样本（云/雾/夕阳/灯光/蒸汽）误报率相对单帧检测下降 ≥30%（引入智能体复核后）</w:t>
-            </w:r>
-          </w:p>
-        </w:tc>
-        <w:tc>
-          <w:tcPr>
-            <w:tcW w:type="dxa" w:w="1384"/>
-            <w:vAlign w:val="center"/>
-            <w:shd w:val="clear" w:color="auto" w:fill="F2F5F9"/>
-          </w:tcPr>
-          <w:p>
-            <w:pPr>
-              <w:spacing w:line="300" w:lineRule="auto"/>
-              <w:ind w:firstLine="0"/>
-              <w:jc w:val="left"/>
-            </w:pPr>
-            <w:r/>
-            <w:r>
-              <w:rPr>
-                <w:rFonts w:ascii="Times New Roman" w:hAnsi="Times New Roman" w:eastAsia="宋体"/>
-                <w:sz w:val="19"/>
-              </w:rPr>
-              <w:t>负样本集测试</w:t>
-            </w:r>
-          </w:p>
-        </w:tc>
-      </w:tr>
-      <w:tr>
-        <w:tc>
-          <w:tcPr>
-            <w:tcW w:type="dxa" w:w="1384"/>
-            <w:vAlign w:val="center"/>
-          </w:tcPr>
-          <w:p>
-            <w:pPr>
-              <w:spacing w:line="300" w:lineRule="auto"/>
-              <w:ind w:firstLine="0"/>
-              <w:jc w:val="center"/>
-            </w:pPr>
-            <w:r/>
-            <w:r>
-              <w:rPr>
-                <w:rFonts w:ascii="Times New Roman" w:hAnsi="Times New Roman" w:eastAsia="宋体"/>
-                <w:sz w:val="19"/>
-              </w:rPr>
-              <w:t>NFR-ACC-03</w:t>
-            </w:r>
-          </w:p>
-        </w:tc>
-        <w:tc>
-          <w:tcPr>
-            <w:tcW w:type="dxa" w:w="2981"/>
-            <w:vAlign w:val="center"/>
-          </w:tcPr>
-          <w:p>
-            <w:pPr>
-              <w:spacing w:line="300" w:lineRule="auto"/>
-              <w:ind w:firstLine="0"/>
-              <w:jc w:val="left"/>
-            </w:pPr>
-            <w:r/>
-            <w:r>
-              <w:rPr>
-                <w:rFonts w:ascii="Times New Roman" w:hAnsi="Times New Roman" w:eastAsia="宋体"/>
-                <w:sz w:val="19"/>
-              </w:rPr>
-              <w:t>远距离识别</w:t>
-            </w:r>
-          </w:p>
-        </w:tc>
-        <w:tc>
-          <w:tcPr>
-            <w:tcW w:type="dxa" w:w="2981"/>
-            <w:vAlign w:val="center"/>
-          </w:tcPr>
-          <w:p>
-            <w:pPr>
-              <w:spacing w:line="300" w:lineRule="auto"/>
-              <w:ind w:firstLine="0"/>
-              <w:jc w:val="left"/>
-            </w:pPr>
-            <w:r/>
-            <w:r>
-              <w:rPr>
-                <w:rFonts w:ascii="Times New Roman" w:hAnsi="Times New Roman" w:eastAsia="宋体"/>
-                <w:sz w:val="19"/>
-              </w:rPr>
-              <w:t>远景测试集小目标召回率相对基线提升 ≥20%</w:t>
-            </w:r>
-          </w:p>
-        </w:tc>
-        <w:tc>
-          <w:tcPr>
-            <w:tcW w:type="dxa" w:w="1384"/>
-            <w:vAlign w:val="center"/>
-          </w:tcPr>
-          <w:p>
-            <w:pPr>
-              <w:spacing w:line="300" w:lineRule="auto"/>
-              <w:ind w:firstLine="0"/>
-              <w:jc w:val="left"/>
-            </w:pPr>
-            <w:r/>
-            <w:r>
-              <w:rPr>
-                <w:rFonts w:ascii="Times New Roman" w:hAnsi="Times New Roman" w:eastAsia="宋体"/>
-                <w:sz w:val="19"/>
-              </w:rPr>
-              <w:t>远景测试集评测</w:t>
-            </w:r>
-          </w:p>
-        </w:tc>
-      </w:tr>
-      <w:tr>
-        <w:tc>
-          <w:tcPr>
-            <w:tcW w:type="dxa" w:w="1384"/>
-            <w:vAlign w:val="center"/>
-            <w:shd w:val="clear" w:color="auto" w:fill="F2F5F9"/>
-          </w:tcPr>
-          <w:p>
-            <w:pPr>
-              <w:spacing w:line="300" w:lineRule="auto"/>
-              <w:ind w:firstLine="0"/>
-              <w:jc w:val="center"/>
-            </w:pPr>
-            <w:r/>
-            <w:r>
-              <w:rPr>
-                <w:rFonts w:ascii="Times New Roman" w:hAnsi="Times New Roman" w:eastAsia="宋体"/>
-                <w:sz w:val="19"/>
-              </w:rPr>
-              <w:t>NFR-ACC-04</w:t>
-            </w:r>
-          </w:p>
-        </w:tc>
-        <w:tc>
-          <w:tcPr>
-            <w:tcW w:type="dxa" w:w="2981"/>
-            <w:vAlign w:val="center"/>
-            <w:shd w:val="clear" w:color="auto" w:fill="F2F5F9"/>
-          </w:tcPr>
-          <w:p>
-            <w:pPr>
-              <w:spacing w:line="300" w:lineRule="auto"/>
-              <w:ind w:firstLine="0"/>
-              <w:jc w:val="left"/>
-            </w:pPr>
-            <w:r/>
-            <w:r>
-              <w:rPr>
-                <w:rFonts w:ascii="Times New Roman" w:hAnsi="Times New Roman" w:eastAsia="宋体"/>
-                <w:sz w:val="19"/>
-              </w:rPr>
-              <w:t>阈值可配置</w:t>
-            </w:r>
-          </w:p>
-        </w:tc>
-        <w:tc>
-          <w:tcPr>
-            <w:tcW w:type="dxa" w:w="2981"/>
-            <w:vAlign w:val="center"/>
-            <w:shd w:val="clear" w:color="auto" w:fill="F2F5F9"/>
-          </w:tcPr>
-          <w:p>
-            <w:pPr>
-              <w:spacing w:line="300" w:lineRule="auto"/>
-              <w:ind w:firstLine="0"/>
-              <w:jc w:val="left"/>
-            </w:pPr>
-            <w:r/>
-            <w:r>
-              <w:rPr>
-                <w:rFonts w:ascii="Times New Roman" w:hAnsi="Times New Roman" w:eastAsia="宋体"/>
-                <w:sz w:val="19"/>
-              </w:rPr>
-              <w:t>明火/烟雾置信度阈值可配置（0.05~0.99，默认 0.1）</w:t>
-            </w:r>
-          </w:p>
-        </w:tc>
-        <w:tc>
-          <w:tcPr>
-            <w:tcW w:type="dxa" w:w="1384"/>
-            <w:vAlign w:val="center"/>
-            <w:shd w:val="clear" w:color="auto" w:fill="F2F5F9"/>
-          </w:tcPr>
-          <w:p>
-            <w:pPr>
-              <w:spacing w:line="300" w:lineRule="auto"/>
-              <w:ind w:firstLine="0"/>
-              <w:jc w:val="left"/>
-            </w:pPr>
-            <w:r/>
-            <w:r>
-              <w:rPr>
-                <w:rFonts w:ascii="Times New Roman" w:hAnsi="Times New Roman" w:eastAsia="宋体"/>
-                <w:sz w:val="19"/>
-              </w:rPr>
-              <w:t>设置页修改并生效</w:t>
-            </w:r>
-          </w:p>
-        </w:tc>
-      </w:tr>
-      <w:tr>
-        <w:tc>
-          <w:tcPr>
-            <w:tcW w:type="dxa" w:w="1384"/>
-            <w:vAlign w:val="center"/>
-          </w:tcPr>
-          <w:p>
-            <w:pPr>
-              <w:spacing w:line="300" w:lineRule="auto"/>
-              <w:ind w:firstLine="0"/>
-              <w:jc w:val="center"/>
-            </w:pPr>
-            <w:r/>
-            <w:r>
-              <w:rPr>
-                <w:rFonts w:ascii="Times New Roman" w:hAnsi="Times New Roman" w:eastAsia="宋体"/>
-                <w:sz w:val="19"/>
-              </w:rPr>
-              <w:t>NFR-ACC-05</w:t>
-            </w:r>
-          </w:p>
-        </w:tc>
-        <w:tc>
-          <w:tcPr>
-            <w:tcW w:type="dxa" w:w="2981"/>
-            <w:vAlign w:val="center"/>
-          </w:tcPr>
-          <w:p>
-            <w:pPr>
-              <w:spacing w:line="300" w:lineRule="auto"/>
-              <w:ind w:firstLine="0"/>
-              <w:jc w:val="left"/>
-            </w:pPr>
-            <w:r/>
-            <w:r>
-              <w:rPr>
-                <w:rFonts w:ascii="Times New Roman" w:hAnsi="Times New Roman" w:eastAsia="宋体"/>
-                <w:sz w:val="19"/>
-              </w:rPr>
-              <w:t>告警一致性</w:t>
-            </w:r>
-          </w:p>
-        </w:tc>
-        <w:tc>
-          <w:tcPr>
-            <w:tcW w:type="dxa" w:w="2981"/>
-            <w:vAlign w:val="center"/>
-          </w:tcPr>
-          <w:p>
-            <w:pPr>
-              <w:spacing w:line="300" w:lineRule="auto"/>
-              <w:ind w:firstLine="0"/>
-              <w:jc w:val="left"/>
-            </w:pPr>
-            <w:r/>
-            <w:r>
-              <w:rPr>
-                <w:rFonts w:ascii="Times New Roman" w:hAnsi="Times New Roman" w:eastAsia="宋体"/>
-                <w:sz w:val="19"/>
-              </w:rPr>
-              <w:t>同一事件在冷却时间（默认 8 秒）内不重复落库</w:t>
-            </w:r>
-          </w:p>
-        </w:tc>
-        <w:tc>
-          <w:tcPr>
-            <w:tcW w:type="dxa" w:w="1384"/>
-            <w:vAlign w:val="center"/>
-          </w:tcPr>
-          <w:p>
-            <w:pPr>
-              <w:spacing w:line="300" w:lineRule="auto"/>
-              <w:ind w:firstLine="0"/>
-              <w:jc w:val="left"/>
-            </w:pPr>
-            <w:r/>
-            <w:r>
-              <w:rPr>
-                <w:rFonts w:ascii="Times New Roman" w:hAnsi="Times New Roman" w:eastAsia="宋体"/>
-                <w:sz w:val="19"/>
-              </w:rPr>
-              <w:t>连续触发检查数据库</w:t>
-            </w:r>
-          </w:p>
-        </w:tc>
-      </w:tr>
-    </w:tbl>
-    <w:p>
-      <w:pPr>
-        <w:pStyle w:val="Heading3"/>
-      </w:pPr>
-      <w:r>
-        <w:t>5.3.3 可靠性与健壮性需求</w:t>
-      </w:r>
-    </w:p>
-    <w:tbl>
-      <w:tblPr>
-        <w:tblStyle w:val="TableGrid"/>
-        <w:tblW w:type="auto" w:w="0"/>
-        <w:jc w:val="center"/>
-        <w:tblLayout w:type="fixed"/>
-        <w:tblLook w:firstColumn="1" w:firstRow="1" w:lastColumn="0" w:lastRow="0" w:noHBand="0" w:noVBand="1" w:val="04A0"/>
-        <w:tblW w:w="8731" w:type="dxa"/>
-        <w:tblLayout w:type="fixed"/>
-        <w:tblCellMar>
-          <w:top w:w="60" w:type="dxa"/>
-          <w:left w:w="100" w:type="dxa"/>
-          <w:bottom w:w="60" w:type="dxa"/>
-          <w:right w:w="100" w:type="dxa"/>
-        </w:tblCellMar>
-      </w:tblPr>
-      <w:tblGrid>
-        <w:gridCol w:w="1384"/>
-        <w:gridCol w:w="2981"/>
-        <w:gridCol w:w="2981"/>
-        <w:gridCol w:w="1384"/>
-      </w:tblGrid>
-      <w:tr>
-        <w:tc>
-          <w:tcPr>
-            <w:tcW w:type="dxa" w:w="1384"/>
-            <w:vAlign w:val="center"/>
-            <w:shd w:val="clear" w:color="auto" w:fill="1F4D78"/>
-          </w:tcPr>
-          <w:p>
-            <w:pPr>
-              <w:ind w:firstLine="0"/>
-              <w:jc w:val="center"/>
-            </w:pPr>
-            <w:r/>
-            <w:r>
-              <w:rPr>
-                <w:rFonts w:ascii="Times New Roman" w:hAnsi="Times New Roman" w:eastAsia="黑体"/>
-                <w:b/>
-                <w:color w:val="FFFFFF"/>
-                <w:sz w:val="19"/>
-              </w:rPr>
-              <w:t>编号</w:t>
-            </w:r>
-          </w:p>
-        </w:tc>
-        <w:tc>
-          <w:tcPr>
-            <w:tcW w:type="dxa" w:w="2981"/>
-            <w:vAlign w:val="center"/>
-            <w:shd w:val="clear" w:color="auto" w:fill="1F4D78"/>
-          </w:tcPr>
-          <w:p>
-            <w:pPr>
-              <w:ind w:firstLine="0"/>
-              <w:jc w:val="center"/>
-            </w:pPr>
-            <w:r/>
-            <w:r>
-              <w:rPr>
-                <w:rFonts w:ascii="Times New Roman" w:hAnsi="Times New Roman" w:eastAsia="黑体"/>
-                <w:b/>
-                <w:color w:val="FFFFFF"/>
-                <w:sz w:val="19"/>
-              </w:rPr>
-              <w:t>需求描述</w:t>
-            </w:r>
-          </w:p>
-        </w:tc>
-        <w:tc>
-          <w:tcPr>
-            <w:tcW w:type="dxa" w:w="2981"/>
-            <w:vAlign w:val="center"/>
-            <w:shd w:val="clear" w:color="auto" w:fill="1F4D78"/>
-          </w:tcPr>
-          <w:p>
-            <w:pPr>
-              <w:ind w:firstLine="0"/>
-              <w:jc w:val="center"/>
-            </w:pPr>
-            <w:r/>
-            <w:r>
-              <w:rPr>
-                <w:rFonts w:ascii="Times New Roman" w:hAnsi="Times New Roman" w:eastAsia="黑体"/>
-                <w:b/>
-                <w:color w:val="FFFFFF"/>
-                <w:sz w:val="19"/>
-              </w:rPr>
-              <w:t>指标 / 约束</w:t>
-            </w:r>
-          </w:p>
-        </w:tc>
-        <w:tc>
-          <w:tcPr>
-            <w:tcW w:type="dxa" w:w="1384"/>
-            <w:vAlign w:val="center"/>
-            <w:shd w:val="clear" w:color="auto" w:fill="1F4D78"/>
-          </w:tcPr>
-          <w:p>
-            <w:pPr>
-              <w:ind w:firstLine="0"/>
-              <w:jc w:val="center"/>
-            </w:pPr>
-            <w:r/>
-            <w:r>
-              <w:rPr>
-                <w:rFonts w:ascii="Times New Roman" w:hAnsi="Times New Roman" w:eastAsia="黑体"/>
-                <w:b/>
-                <w:color w:val="FFFFFF"/>
-                <w:sz w:val="19"/>
-              </w:rPr>
-              <w:t>验证方式</w:t>
-            </w:r>
-          </w:p>
-        </w:tc>
-      </w:tr>
-      <w:tr>
-        <w:tc>
-          <w:tcPr>
-            <w:tcW w:type="dxa" w:w="1384"/>
-            <w:vAlign w:val="center"/>
-          </w:tcPr>
-          <w:p>
-            <w:pPr>
-              <w:spacing w:line="300" w:lineRule="auto"/>
-              <w:ind w:firstLine="0"/>
-              <w:jc w:val="center"/>
-            </w:pPr>
-            <w:r/>
-            <w:r>
-              <w:rPr>
-                <w:rFonts w:ascii="Times New Roman" w:hAnsi="Times New Roman" w:eastAsia="宋体"/>
-                <w:sz w:val="19"/>
-              </w:rPr>
-              <w:t>NFR-REL-01</w:t>
-            </w:r>
-          </w:p>
-        </w:tc>
-        <w:tc>
-          <w:tcPr>
-            <w:tcW w:type="dxa" w:w="2981"/>
-            <w:vAlign w:val="center"/>
-          </w:tcPr>
-          <w:p>
-            <w:pPr>
-              <w:spacing w:line="300" w:lineRule="auto"/>
-              <w:ind w:firstLine="0"/>
-              <w:jc w:val="left"/>
-            </w:pPr>
-            <w:r/>
-            <w:r>
-              <w:rPr>
-                <w:rFonts w:ascii="Times New Roman" w:hAnsi="Times New Roman" w:eastAsia="宋体"/>
-                <w:sz w:val="19"/>
-              </w:rPr>
-              <w:t>连续运行能力</w:t>
-            </w:r>
-          </w:p>
-        </w:tc>
-        <w:tc>
-          <w:tcPr>
-            <w:tcW w:type="dxa" w:w="2981"/>
-            <w:vAlign w:val="center"/>
-          </w:tcPr>
-          <w:p>
-            <w:pPr>
-              <w:spacing w:line="300" w:lineRule="auto"/>
-              <w:ind w:firstLine="0"/>
-              <w:jc w:val="left"/>
-            </w:pPr>
-            <w:r/>
-            <w:r>
-              <w:rPr>
-                <w:rFonts w:ascii="Times New Roman" w:hAnsi="Times New Roman" w:eastAsia="宋体"/>
-                <w:sz w:val="19"/>
-              </w:rPr>
-              <w:t>连续运行 ≥2 小时无崩溃（课堂演示 ≥30 分钟）</w:t>
-            </w:r>
-          </w:p>
-        </w:tc>
-        <w:tc>
-          <w:tcPr>
-            <w:tcW w:type="dxa" w:w="1384"/>
-            <w:vAlign w:val="center"/>
-          </w:tcPr>
-          <w:p>
-            <w:pPr>
-              <w:spacing w:line="300" w:lineRule="auto"/>
-              <w:ind w:firstLine="0"/>
-              <w:jc w:val="left"/>
-            </w:pPr>
-            <w:r/>
-            <w:r>
-              <w:rPr>
-                <w:rFonts w:ascii="Times New Roman" w:hAnsi="Times New Roman" w:eastAsia="宋体"/>
-                <w:sz w:val="19"/>
-              </w:rPr>
-              <w:t>长时间运行观察</w:t>
-            </w:r>
-          </w:p>
-        </w:tc>
-      </w:tr>
-      <w:tr>
-        <w:tc>
-          <w:tcPr>
-            <w:tcW w:type="dxa" w:w="1384"/>
-            <w:vAlign w:val="center"/>
-            <w:shd w:val="clear" w:color="auto" w:fill="F2F5F9"/>
-          </w:tcPr>
-          <w:p>
-            <w:pPr>
-              <w:spacing w:line="300" w:lineRule="auto"/>
-              <w:ind w:firstLine="0"/>
-              <w:jc w:val="center"/>
-            </w:pPr>
-            <w:r/>
-            <w:r>
-              <w:rPr>
-                <w:rFonts w:ascii="Times New Roman" w:hAnsi="Times New Roman" w:eastAsia="宋体"/>
-                <w:sz w:val="19"/>
-              </w:rPr>
-              <w:t>NFR-REL-02</w:t>
-            </w:r>
-          </w:p>
-        </w:tc>
-        <w:tc>
-          <w:tcPr>
-            <w:tcW w:type="dxa" w:w="2981"/>
-            <w:vAlign w:val="center"/>
-            <w:shd w:val="clear" w:color="auto" w:fill="F2F5F9"/>
-          </w:tcPr>
-          <w:p>
-            <w:pPr>
-              <w:spacing w:line="300" w:lineRule="auto"/>
-              <w:ind w:firstLine="0"/>
-              <w:jc w:val="left"/>
-            </w:pPr>
-            <w:r/>
-            <w:r>
-              <w:rPr>
-                <w:rFonts w:ascii="Times New Roman" w:hAnsi="Times New Roman" w:eastAsia="宋体"/>
-                <w:sz w:val="19"/>
-              </w:rPr>
-              <w:t>断流恢复</w:t>
-            </w:r>
-          </w:p>
-        </w:tc>
-        <w:tc>
-          <w:tcPr>
-            <w:tcW w:type="dxa" w:w="2981"/>
-            <w:vAlign w:val="center"/>
-            <w:shd w:val="clear" w:color="auto" w:fill="F2F5F9"/>
-          </w:tcPr>
-          <w:p>
-            <w:pPr>
-              <w:spacing w:line="300" w:lineRule="auto"/>
-              <w:ind w:firstLine="0"/>
-              <w:jc w:val="left"/>
-            </w:pPr>
-            <w:r/>
-            <w:r>
-              <w:rPr>
-                <w:rFonts w:ascii="Times New Roman" w:hAnsi="Times New Roman" w:eastAsia="宋体"/>
-                <w:sz w:val="19"/>
-              </w:rPr>
-              <w:t>视频源断流后自动重连（退避 1s→60s），并推送离线/在线事件</w:t>
-            </w:r>
-          </w:p>
-        </w:tc>
-        <w:tc>
-          <w:tcPr>
-            <w:tcW w:type="dxa" w:w="1384"/>
-            <w:vAlign w:val="center"/>
-            <w:shd w:val="clear" w:color="auto" w:fill="F2F5F9"/>
-          </w:tcPr>
-          <w:p>
-            <w:pPr>
-              <w:spacing w:line="300" w:lineRule="auto"/>
-              <w:ind w:firstLine="0"/>
-              <w:jc w:val="left"/>
-            </w:pPr>
-            <w:r/>
-            <w:r>
-              <w:rPr>
-                <w:rFonts w:ascii="Times New Roman" w:hAnsi="Times New Roman" w:eastAsia="宋体"/>
-                <w:sz w:val="19"/>
-              </w:rPr>
-              <w:t>断开视频源测试</w:t>
-            </w:r>
-          </w:p>
-        </w:tc>
-      </w:tr>
-      <w:tr>
-        <w:tc>
-          <w:tcPr>
-            <w:tcW w:type="dxa" w:w="1384"/>
-            <w:vAlign w:val="center"/>
-          </w:tcPr>
-          <w:p>
-            <w:pPr>
-              <w:spacing w:line="300" w:lineRule="auto"/>
-              <w:ind w:firstLine="0"/>
-              <w:jc w:val="center"/>
-            </w:pPr>
-            <w:r/>
-            <w:r>
-              <w:rPr>
-                <w:rFonts w:ascii="Times New Roman" w:hAnsi="Times New Roman" w:eastAsia="宋体"/>
-                <w:sz w:val="19"/>
-              </w:rPr>
-              <w:t>NFR-REL-03</w:t>
-            </w:r>
-          </w:p>
-        </w:tc>
-        <w:tc>
-          <w:tcPr>
-            <w:tcW w:type="dxa" w:w="2981"/>
-            <w:vAlign w:val="center"/>
-          </w:tcPr>
-          <w:p>
-            <w:pPr>
-              <w:spacing w:line="300" w:lineRule="auto"/>
-              <w:ind w:firstLine="0"/>
-              <w:jc w:val="left"/>
-            </w:pPr>
-            <w:r/>
-            <w:r>
-              <w:rPr>
-                <w:rFonts w:ascii="Times New Roman" w:hAnsi="Times New Roman" w:eastAsia="宋体"/>
-                <w:sz w:val="19"/>
-              </w:rPr>
-              <w:t>告警落库</w:t>
-            </w:r>
-          </w:p>
-        </w:tc>
-        <w:tc>
-          <w:tcPr>
-            <w:tcW w:type="dxa" w:w="2981"/>
-            <w:vAlign w:val="center"/>
-          </w:tcPr>
-          <w:p>
-            <w:pPr>
-              <w:spacing w:line="300" w:lineRule="auto"/>
-              <w:ind w:firstLine="0"/>
-              <w:jc w:val="left"/>
-            </w:pPr>
-            <w:r/>
-            <w:r>
-              <w:rPr>
-                <w:rFonts w:ascii="Times New Roman" w:hAnsi="Times New Roman" w:eastAsia="宋体"/>
-                <w:sz w:val="19"/>
-              </w:rPr>
-              <w:t>告警写入 SQLite 成功率 100%，服务重启后数据仍可查询</w:t>
-            </w:r>
-          </w:p>
-        </w:tc>
-        <w:tc>
-          <w:tcPr>
-            <w:tcW w:type="dxa" w:w="1384"/>
-            <w:vAlign w:val="center"/>
-          </w:tcPr>
-          <w:p>
-            <w:pPr>
-              <w:spacing w:line="300" w:lineRule="auto"/>
-              <w:ind w:firstLine="0"/>
-              <w:jc w:val="left"/>
-            </w:pPr>
-            <w:r/>
-            <w:r>
-              <w:rPr>
-                <w:rFonts w:ascii="Times New Roman" w:hAnsi="Times New Roman" w:eastAsia="宋体"/>
-                <w:sz w:val="19"/>
-              </w:rPr>
-              <w:t>写入与重启检查</w:t>
-            </w:r>
-          </w:p>
-        </w:tc>
-      </w:tr>
-      <w:tr>
-        <w:tc>
-          <w:tcPr>
-            <w:tcW w:type="dxa" w:w="1384"/>
-            <w:vAlign w:val="center"/>
-            <w:shd w:val="clear" w:color="auto" w:fill="F2F5F9"/>
-          </w:tcPr>
-          <w:p>
-            <w:pPr>
-              <w:spacing w:line="300" w:lineRule="auto"/>
-              <w:ind w:firstLine="0"/>
-              <w:jc w:val="center"/>
-            </w:pPr>
-            <w:r/>
-            <w:r>
-              <w:rPr>
-                <w:rFonts w:ascii="Times New Roman" w:hAnsi="Times New Roman" w:eastAsia="宋体"/>
-                <w:sz w:val="19"/>
-              </w:rPr>
-              <w:t>NFR-REL-04</w:t>
-            </w:r>
-          </w:p>
-        </w:tc>
-        <w:tc>
-          <w:tcPr>
-            <w:tcW w:type="dxa" w:w="2981"/>
-            <w:vAlign w:val="center"/>
-            <w:shd w:val="clear" w:color="auto" w:fill="F2F5F9"/>
-          </w:tcPr>
-          <w:p>
-            <w:pPr>
-              <w:spacing w:line="300" w:lineRule="auto"/>
-              <w:ind w:firstLine="0"/>
-              <w:jc w:val="left"/>
-            </w:pPr>
-            <w:r/>
-            <w:r>
-              <w:rPr>
-                <w:rFonts w:ascii="Times New Roman" w:hAnsi="Times New Roman" w:eastAsia="宋体"/>
-                <w:sz w:val="19"/>
-              </w:rPr>
-              <w:t>故障隔离</w:t>
-            </w:r>
-          </w:p>
-        </w:tc>
-        <w:tc>
-          <w:tcPr>
-            <w:tcW w:type="dxa" w:w="2981"/>
-            <w:vAlign w:val="center"/>
-            <w:shd w:val="clear" w:color="auto" w:fill="F2F5F9"/>
-          </w:tcPr>
-          <w:p>
-            <w:pPr>
-              <w:spacing w:line="300" w:lineRule="auto"/>
-              <w:ind w:firstLine="0"/>
-              <w:jc w:val="left"/>
-            </w:pPr>
-            <w:r/>
-            <w:r>
-              <w:rPr>
-                <w:rFonts w:ascii="Times New Roman" w:hAnsi="Times New Roman" w:eastAsia="宋体"/>
-                <w:sz w:val="19"/>
-              </w:rPr>
-              <w:t>单路视频源或单个 worker 异常不影响其他视频源与接口服务</w:t>
-            </w:r>
-          </w:p>
-        </w:tc>
-        <w:tc>
-          <w:tcPr>
-            <w:tcW w:type="dxa" w:w="1384"/>
-            <w:vAlign w:val="center"/>
-            <w:shd w:val="clear" w:color="auto" w:fill="F2F5F9"/>
-          </w:tcPr>
-          <w:p>
-            <w:pPr>
-              <w:spacing w:line="300" w:lineRule="auto"/>
-              <w:ind w:firstLine="0"/>
-              <w:jc w:val="left"/>
-            </w:pPr>
-            <w:r/>
-            <w:r>
-              <w:rPr>
-                <w:rFonts w:ascii="Times New Roman" w:hAnsi="Times New Roman" w:eastAsia="宋体"/>
-                <w:sz w:val="19"/>
-              </w:rPr>
-              <w:t>注入异常测试</w:t>
-            </w:r>
-          </w:p>
-        </w:tc>
-      </w:tr>
-      <w:tr>
-        <w:tc>
-          <w:tcPr>
-            <w:tcW w:type="dxa" w:w="1384"/>
-            <w:vAlign w:val="center"/>
-          </w:tcPr>
-          <w:p>
-            <w:pPr>
-              <w:spacing w:line="300" w:lineRule="auto"/>
-              <w:ind w:firstLine="0"/>
-              <w:jc w:val="center"/>
-            </w:pPr>
-            <w:r/>
-            <w:r>
-              <w:rPr>
-                <w:rFonts w:ascii="Times New Roman" w:hAnsi="Times New Roman" w:eastAsia="宋体"/>
-                <w:sz w:val="19"/>
-              </w:rPr>
-              <w:t>NFR-REL-05</w:t>
-            </w:r>
-          </w:p>
-        </w:tc>
-        <w:tc>
-          <w:tcPr>
-            <w:tcW w:type="dxa" w:w="2981"/>
-            <w:vAlign w:val="center"/>
-          </w:tcPr>
-          <w:p>
-            <w:pPr>
-              <w:spacing w:line="300" w:lineRule="auto"/>
-              <w:ind w:firstLine="0"/>
-              <w:jc w:val="left"/>
-            </w:pPr>
-            <w:r/>
-            <w:r>
-              <w:rPr>
-                <w:rFonts w:ascii="Times New Roman" w:hAnsi="Times New Roman" w:eastAsia="宋体"/>
-                <w:sz w:val="19"/>
-              </w:rPr>
-              <w:t>状态复位</w:t>
-            </w:r>
-          </w:p>
-        </w:tc>
-        <w:tc>
-          <w:tcPr>
-            <w:tcW w:type="dxa" w:w="2981"/>
-            <w:vAlign w:val="center"/>
-          </w:tcPr>
-          <w:p>
-            <w:pPr>
-              <w:spacing w:line="300" w:lineRule="auto"/>
-              <w:ind w:firstLine="0"/>
-              <w:jc w:val="left"/>
-            </w:pPr>
-            <w:r/>
-            <w:r>
-              <w:rPr>
-                <w:rFonts w:ascii="Times New Roman" w:hAnsi="Times New Roman" w:eastAsia="宋体"/>
-                <w:sz w:val="19"/>
-              </w:rPr>
-              <w:t>视频源离线时告警状态机复位，避免重连瞬时误报</w:t>
-            </w:r>
-          </w:p>
-        </w:tc>
-        <w:tc>
-          <w:tcPr>
-            <w:tcW w:type="dxa" w:w="1384"/>
-            <w:vAlign w:val="center"/>
-          </w:tcPr>
-          <w:p>
-            <w:pPr>
-              <w:spacing w:line="300" w:lineRule="auto"/>
-              <w:ind w:firstLine="0"/>
-              <w:jc w:val="left"/>
-            </w:pPr>
-            <w:r/>
-            <w:r>
-              <w:rPr>
-                <w:rFonts w:ascii="Times New Roman" w:hAnsi="Times New Roman" w:eastAsia="宋体"/>
-                <w:sz w:val="19"/>
-              </w:rPr>
-              <w:t>断流重连测试</w:t>
-            </w:r>
-          </w:p>
-        </w:tc>
-      </w:tr>
-      <w:tr>
-        <w:tc>
-          <w:tcPr>
-            <w:tcW w:type="dxa" w:w="1384"/>
-            <w:vAlign w:val="center"/>
-            <w:shd w:val="clear" w:color="auto" w:fill="F2F5F9"/>
-          </w:tcPr>
-          <w:p>
-            <w:pPr>
-              <w:spacing w:line="300" w:lineRule="auto"/>
-              <w:ind w:firstLine="0"/>
-              <w:jc w:val="center"/>
-            </w:pPr>
-            <w:r/>
-            <w:r>
-              <w:rPr>
-                <w:rFonts w:ascii="Times New Roman" w:hAnsi="Times New Roman" w:eastAsia="宋体"/>
-                <w:sz w:val="19"/>
-              </w:rPr>
-              <w:t>NFR-REL-06</w:t>
-            </w:r>
-          </w:p>
-        </w:tc>
-        <w:tc>
-          <w:tcPr>
-            <w:tcW w:type="dxa" w:w="2981"/>
-            <w:vAlign w:val="center"/>
-            <w:shd w:val="clear" w:color="auto" w:fill="F2F5F9"/>
-          </w:tcPr>
-          <w:p>
-            <w:pPr>
-              <w:spacing w:line="300" w:lineRule="auto"/>
-              <w:ind w:firstLine="0"/>
-              <w:jc w:val="left"/>
-            </w:pPr>
-            <w:r/>
-            <w:r>
-              <w:rPr>
-                <w:rFonts w:ascii="Times New Roman" w:hAnsi="Times New Roman" w:eastAsia="宋体"/>
-                <w:sz w:val="19"/>
-              </w:rPr>
-              <w:t>文件循环</w:t>
-            </w:r>
-          </w:p>
-        </w:tc>
-        <w:tc>
-          <w:tcPr>
-            <w:tcW w:type="dxa" w:w="2981"/>
-            <w:vAlign w:val="center"/>
-            <w:shd w:val="clear" w:color="auto" w:fill="F2F5F9"/>
-          </w:tcPr>
-          <w:p>
-            <w:pPr>
-              <w:spacing w:line="300" w:lineRule="auto"/>
-              <w:ind w:firstLine="0"/>
-              <w:jc w:val="left"/>
-            </w:pPr>
-            <w:r/>
-            <w:r>
-              <w:rPr>
-                <w:rFonts w:ascii="Times New Roman" w:hAnsi="Times New Roman" w:eastAsia="宋体"/>
-                <w:sz w:val="19"/>
-              </w:rPr>
-              <w:t>上传视频播放结束后自动从头循环，不中断检测</w:t>
-            </w:r>
-          </w:p>
-        </w:tc>
-        <w:tc>
-          <w:tcPr>
-            <w:tcW w:type="dxa" w:w="1384"/>
-            <w:vAlign w:val="center"/>
-            <w:shd w:val="clear" w:color="auto" w:fill="F2F5F9"/>
-          </w:tcPr>
-          <w:p>
-            <w:pPr>
-              <w:spacing w:line="300" w:lineRule="auto"/>
-              <w:ind w:firstLine="0"/>
-              <w:jc w:val="left"/>
-            </w:pPr>
-            <w:r/>
-            <w:r>
-              <w:rPr>
-                <w:rFonts w:ascii="Times New Roman" w:hAnsi="Times New Roman" w:eastAsia="宋体"/>
-                <w:sz w:val="19"/>
-              </w:rPr>
-              <w:t>长时间播放观察</w:t>
-            </w:r>
-          </w:p>
-        </w:tc>
-      </w:tr>
-    </w:tbl>
-    <w:p>
-      <w:pPr>
-        <w:pStyle w:val="Heading3"/>
-      </w:pPr>
-      <w:r>
-        <w:t>5.3.4 易用性需求</w:t>
-      </w:r>
-    </w:p>
-    <w:tbl>
-      <w:tblPr>
-        <w:tblStyle w:val="TableGrid"/>
-        <w:tblW w:type="auto" w:w="0"/>
-        <w:jc w:val="center"/>
-        <w:tblLayout w:type="fixed"/>
-        <w:tblLook w:firstColumn="1" w:firstRow="1" w:lastColumn="0" w:lastRow="0" w:noHBand="0" w:noVBand="1" w:val="04A0"/>
-        <w:tblW w:w="8731" w:type="dxa"/>
-        <w:tblLayout w:type="fixed"/>
-        <w:tblCellMar>
-          <w:top w:w="60" w:type="dxa"/>
-          <w:left w:w="100" w:type="dxa"/>
-          <w:bottom w:w="60" w:type="dxa"/>
-          <w:right w:w="100" w:type="dxa"/>
-        </w:tblCellMar>
-      </w:tblPr>
-      <w:tblGrid>
-        <w:gridCol w:w="1384"/>
-        <w:gridCol w:w="2981"/>
-        <w:gridCol w:w="2981"/>
-        <w:gridCol w:w="1384"/>
-      </w:tblGrid>
-      <w:tr>
-        <w:tc>
-          <w:tcPr>
-            <w:tcW w:type="dxa" w:w="1384"/>
-            <w:vAlign w:val="center"/>
-            <w:shd w:val="clear" w:color="auto" w:fill="1F4D78"/>
-          </w:tcPr>
-          <w:p>
-            <w:pPr>
-              <w:ind w:firstLine="0"/>
-              <w:jc w:val="center"/>
-            </w:pPr>
-            <w:r/>
-            <w:r>
-              <w:rPr>
-                <w:rFonts w:ascii="Times New Roman" w:hAnsi="Times New Roman" w:eastAsia="黑体"/>
-                <w:b/>
-                <w:color w:val="FFFFFF"/>
-                <w:sz w:val="19"/>
-              </w:rPr>
-              <w:t>编号</w:t>
-            </w:r>
-          </w:p>
-        </w:tc>
-        <w:tc>
-          <w:tcPr>
-            <w:tcW w:type="dxa" w:w="2981"/>
-            <w:vAlign w:val="center"/>
-            <w:shd w:val="clear" w:color="auto" w:fill="1F4D78"/>
-          </w:tcPr>
-          <w:p>
-            <w:pPr>
-              <w:ind w:firstLine="0"/>
-              <w:jc w:val="center"/>
-            </w:pPr>
-            <w:r/>
-            <w:r>
-              <w:rPr>
-                <w:rFonts w:ascii="Times New Roman" w:hAnsi="Times New Roman" w:eastAsia="黑体"/>
-                <w:b/>
-                <w:color w:val="FFFFFF"/>
-                <w:sz w:val="19"/>
-              </w:rPr>
-              <w:t>需求描述</w:t>
-            </w:r>
-          </w:p>
-        </w:tc>
-        <w:tc>
-          <w:tcPr>
-            <w:tcW w:type="dxa" w:w="2981"/>
-            <w:vAlign w:val="center"/>
-            <w:shd w:val="clear" w:color="auto" w:fill="1F4D78"/>
-          </w:tcPr>
-          <w:p>
-            <w:pPr>
-              <w:ind w:firstLine="0"/>
-              <w:jc w:val="center"/>
-            </w:pPr>
-            <w:r/>
-            <w:r>
-              <w:rPr>
-                <w:rFonts w:ascii="Times New Roman" w:hAnsi="Times New Roman" w:eastAsia="黑体"/>
-                <w:b/>
-                <w:color w:val="FFFFFF"/>
-                <w:sz w:val="19"/>
-              </w:rPr>
-              <w:t>指标 / 约束</w:t>
-            </w:r>
-          </w:p>
-        </w:tc>
-        <w:tc>
-          <w:tcPr>
-            <w:tcW w:type="dxa" w:w="1384"/>
-            <w:vAlign w:val="center"/>
-            <w:shd w:val="clear" w:color="auto" w:fill="1F4D78"/>
-          </w:tcPr>
-          <w:p>
-            <w:pPr>
-              <w:ind w:firstLine="0"/>
-              <w:jc w:val="center"/>
-            </w:pPr>
-            <w:r/>
-            <w:r>
-              <w:rPr>
-                <w:rFonts w:ascii="Times New Roman" w:hAnsi="Times New Roman" w:eastAsia="黑体"/>
-                <w:b/>
-                <w:color w:val="FFFFFF"/>
-                <w:sz w:val="19"/>
-              </w:rPr>
-              <w:t>验证方式</w:t>
-            </w:r>
-          </w:p>
-        </w:tc>
-      </w:tr>
-      <w:tr>
-        <w:tc>
-          <w:tcPr>
-            <w:tcW w:type="dxa" w:w="1384"/>
-            <w:vAlign w:val="center"/>
-          </w:tcPr>
-          <w:p>
-            <w:pPr>
-              <w:spacing w:line="300" w:lineRule="auto"/>
-              <w:ind w:firstLine="0"/>
-              <w:jc w:val="center"/>
-            </w:pPr>
-            <w:r/>
-            <w:r>
-              <w:rPr>
-                <w:rFonts w:ascii="Times New Roman" w:hAnsi="Times New Roman" w:eastAsia="宋体"/>
-                <w:sz w:val="19"/>
-              </w:rPr>
-              <w:t>NFR-USE-01</w:t>
-            </w:r>
-          </w:p>
-        </w:tc>
-        <w:tc>
-          <w:tcPr>
-            <w:tcW w:type="dxa" w:w="2981"/>
-            <w:vAlign w:val="center"/>
-          </w:tcPr>
-          <w:p>
-            <w:pPr>
-              <w:spacing w:line="300" w:lineRule="auto"/>
-              <w:ind w:firstLine="0"/>
-              <w:jc w:val="left"/>
-            </w:pPr>
-            <w:r/>
-            <w:r>
-              <w:rPr>
-                <w:rFonts w:ascii="Times New Roman" w:hAnsi="Times New Roman" w:eastAsia="宋体"/>
-                <w:sz w:val="19"/>
-              </w:rPr>
-              <w:t>操作便捷</w:t>
-            </w:r>
-          </w:p>
-        </w:tc>
-        <w:tc>
-          <w:tcPr>
-            <w:tcW w:type="dxa" w:w="2981"/>
-            <w:vAlign w:val="center"/>
-          </w:tcPr>
-          <w:p>
-            <w:pPr>
-              <w:spacing w:line="300" w:lineRule="auto"/>
-              <w:ind w:firstLine="0"/>
-              <w:jc w:val="left"/>
-            </w:pPr>
-            <w:r/>
-            <w:r>
-              <w:rPr>
-                <w:rFonts w:ascii="Times New Roman" w:hAnsi="Times New Roman" w:eastAsia="宋体"/>
-                <w:sz w:val="19"/>
-              </w:rPr>
-              <w:t>任意核心功能 3 次点击内可达</w:t>
-            </w:r>
-          </w:p>
-        </w:tc>
-        <w:tc>
-          <w:tcPr>
-            <w:tcW w:type="dxa" w:w="1384"/>
-            <w:vAlign w:val="center"/>
-          </w:tcPr>
-          <w:p>
-            <w:pPr>
-              <w:spacing w:line="300" w:lineRule="auto"/>
-              <w:ind w:firstLine="0"/>
-              <w:jc w:val="left"/>
-            </w:pPr>
-            <w:r/>
-            <w:r>
-              <w:rPr>
-                <w:rFonts w:ascii="Times New Roman" w:hAnsi="Times New Roman" w:eastAsia="宋体"/>
-                <w:sz w:val="19"/>
-              </w:rPr>
-              <w:t>操作路径检查</w:t>
-            </w:r>
-          </w:p>
-        </w:tc>
-      </w:tr>
-      <w:tr>
-        <w:tc>
-          <w:tcPr>
-            <w:tcW w:type="dxa" w:w="1384"/>
-            <w:vAlign w:val="center"/>
-            <w:shd w:val="clear" w:color="auto" w:fill="F2F5F9"/>
-          </w:tcPr>
-          <w:p>
-            <w:pPr>
-              <w:spacing w:line="300" w:lineRule="auto"/>
-              <w:ind w:firstLine="0"/>
-              <w:jc w:val="center"/>
-            </w:pPr>
-            <w:r/>
-            <w:r>
-              <w:rPr>
-                <w:rFonts w:ascii="Times New Roman" w:hAnsi="Times New Roman" w:eastAsia="宋体"/>
-                <w:sz w:val="19"/>
-              </w:rPr>
-              <w:t>NFR-USE-02</w:t>
-            </w:r>
-          </w:p>
-        </w:tc>
-        <w:tc>
-          <w:tcPr>
-            <w:tcW w:type="dxa" w:w="2981"/>
-            <w:vAlign w:val="center"/>
-            <w:shd w:val="clear" w:color="auto" w:fill="F2F5F9"/>
-          </w:tcPr>
-          <w:p>
-            <w:pPr>
-              <w:spacing w:line="300" w:lineRule="auto"/>
-              <w:ind w:firstLine="0"/>
-              <w:jc w:val="left"/>
-            </w:pPr>
-            <w:r/>
-            <w:r>
-              <w:rPr>
-                <w:rFonts w:ascii="Times New Roman" w:hAnsi="Times New Roman" w:eastAsia="宋体"/>
-                <w:sz w:val="19"/>
-              </w:rPr>
-              <w:t>一键启停</w:t>
-            </w:r>
-          </w:p>
-        </w:tc>
-        <w:tc>
-          <w:tcPr>
-            <w:tcW w:type="dxa" w:w="2981"/>
-            <w:vAlign w:val="center"/>
-            <w:shd w:val="clear" w:color="auto" w:fill="F2F5F9"/>
-          </w:tcPr>
-          <w:p>
-            <w:pPr>
-              <w:spacing w:line="300" w:lineRule="auto"/>
-              <w:ind w:firstLine="0"/>
-              <w:jc w:val="left"/>
-            </w:pPr>
-            <w:r/>
-            <w:r>
-              <w:rPr>
-                <w:rFonts w:ascii="Times New Roman" w:hAnsi="Times New Roman" w:eastAsia="宋体"/>
-                <w:sz w:val="19"/>
-              </w:rPr>
-              <w:t>视频源支持一键启用/停用，无需修改配置</w:t>
-            </w:r>
-          </w:p>
-        </w:tc>
-        <w:tc>
-          <w:tcPr>
-            <w:tcW w:type="dxa" w:w="1384"/>
-            <w:vAlign w:val="center"/>
-            <w:shd w:val="clear" w:color="auto" w:fill="F2F5F9"/>
-          </w:tcPr>
-          <w:p>
-            <w:pPr>
-              <w:spacing w:line="300" w:lineRule="auto"/>
-              <w:ind w:firstLine="0"/>
-              <w:jc w:val="left"/>
-            </w:pPr>
-            <w:r/>
-            <w:r>
-              <w:rPr>
-                <w:rFonts w:ascii="Times New Roman" w:hAnsi="Times New Roman" w:eastAsia="宋体"/>
-                <w:sz w:val="19"/>
-              </w:rPr>
-              <w:t>页面操作</w:t>
-            </w:r>
-          </w:p>
-        </w:tc>
-      </w:tr>
-      <w:tr>
-        <w:tc>
-          <w:tcPr>
-            <w:tcW w:type="dxa" w:w="1384"/>
-            <w:vAlign w:val="center"/>
-          </w:tcPr>
-          <w:p>
-            <w:pPr>
-              <w:spacing w:line="300" w:lineRule="auto"/>
-              <w:ind w:firstLine="0"/>
-              <w:jc w:val="center"/>
-            </w:pPr>
-            <w:r/>
-            <w:r>
-              <w:rPr>
-                <w:rFonts w:ascii="Times New Roman" w:hAnsi="Times New Roman" w:eastAsia="宋体"/>
-                <w:sz w:val="19"/>
-              </w:rPr>
-              <w:t>NFR-USE-03</w:t>
-            </w:r>
-          </w:p>
-        </w:tc>
-        <w:tc>
-          <w:tcPr>
-            <w:tcW w:type="dxa" w:w="2981"/>
-            <w:vAlign w:val="center"/>
-          </w:tcPr>
-          <w:p>
-            <w:pPr>
-              <w:spacing w:line="300" w:lineRule="auto"/>
-              <w:ind w:firstLine="0"/>
-              <w:jc w:val="left"/>
-            </w:pPr>
-            <w:r/>
-            <w:r>
-              <w:rPr>
-                <w:rFonts w:ascii="Times New Roman" w:hAnsi="Times New Roman" w:eastAsia="宋体"/>
-                <w:sz w:val="19"/>
-              </w:rPr>
-              <w:t>上传便捷</w:t>
-            </w:r>
-          </w:p>
-        </w:tc>
-        <w:tc>
-          <w:tcPr>
-            <w:tcW w:type="dxa" w:w="2981"/>
-            <w:vAlign w:val="center"/>
-          </w:tcPr>
-          <w:p>
-            <w:pPr>
-              <w:spacing w:line="300" w:lineRule="auto"/>
-              <w:ind w:firstLine="0"/>
-              <w:jc w:val="left"/>
-            </w:pPr>
-            <w:r/>
-            <w:r>
-              <w:rPr>
-                <w:rFonts w:ascii="Times New Roman" w:hAnsi="Times New Roman" w:eastAsia="宋体"/>
-                <w:sz w:val="19"/>
-              </w:rPr>
-              <w:t>支持拖拽上传 MP4/MOV，单文件 ≤500MB</w:t>
-            </w:r>
-          </w:p>
-        </w:tc>
-        <w:tc>
-          <w:tcPr>
-            <w:tcW w:type="dxa" w:w="1384"/>
-            <w:vAlign w:val="center"/>
-          </w:tcPr>
-          <w:p>
-            <w:pPr>
-              <w:spacing w:line="300" w:lineRule="auto"/>
-              <w:ind w:firstLine="0"/>
-              <w:jc w:val="left"/>
-            </w:pPr>
-            <w:r/>
-            <w:r>
-              <w:rPr>
-                <w:rFonts w:ascii="Times New Roman" w:hAnsi="Times New Roman" w:eastAsia="宋体"/>
-                <w:sz w:val="19"/>
-              </w:rPr>
-              <w:t>上传测试</w:t>
-            </w:r>
-          </w:p>
-        </w:tc>
-      </w:tr>
-      <w:tr>
-        <w:tc>
-          <w:tcPr>
-            <w:tcW w:type="dxa" w:w="1384"/>
-            <w:vAlign w:val="center"/>
-            <w:shd w:val="clear" w:color="auto" w:fill="F2F5F9"/>
-          </w:tcPr>
-          <w:p>
-            <w:pPr>
-              <w:spacing w:line="300" w:lineRule="auto"/>
-              <w:ind w:firstLine="0"/>
-              <w:jc w:val="center"/>
-            </w:pPr>
-            <w:r/>
-            <w:r>
-              <w:rPr>
-                <w:rFonts w:ascii="Times New Roman" w:hAnsi="Times New Roman" w:eastAsia="宋体"/>
-                <w:sz w:val="19"/>
-              </w:rPr>
-              <w:t>NFR-USE-04</w:t>
-            </w:r>
-          </w:p>
-        </w:tc>
-        <w:tc>
-          <w:tcPr>
-            <w:tcW w:type="dxa" w:w="2981"/>
-            <w:vAlign w:val="center"/>
-            <w:shd w:val="clear" w:color="auto" w:fill="F2F5F9"/>
-          </w:tcPr>
-          <w:p>
-            <w:pPr>
-              <w:spacing w:line="300" w:lineRule="auto"/>
-              <w:ind w:firstLine="0"/>
-              <w:jc w:val="left"/>
-            </w:pPr>
-            <w:r/>
-            <w:r>
-              <w:rPr>
-                <w:rFonts w:ascii="Times New Roman" w:hAnsi="Times New Roman" w:eastAsia="宋体"/>
-                <w:sz w:val="19"/>
-              </w:rPr>
-              <w:t>参数可解释</w:t>
-            </w:r>
-          </w:p>
-        </w:tc>
-        <w:tc>
-          <w:tcPr>
-            <w:tcW w:type="dxa" w:w="2981"/>
-            <w:vAlign w:val="center"/>
-            <w:shd w:val="clear" w:color="auto" w:fill="F2F5F9"/>
-          </w:tcPr>
-          <w:p>
-            <w:pPr>
-              <w:spacing w:line="300" w:lineRule="auto"/>
-              <w:ind w:firstLine="0"/>
-              <w:jc w:val="left"/>
-            </w:pPr>
-            <w:r/>
-            <w:r>
-              <w:rPr>
-                <w:rFonts w:ascii="Times New Roman" w:hAnsi="Times New Roman" w:eastAsia="宋体"/>
-                <w:sz w:val="19"/>
-              </w:rPr>
-              <w:t>设置页对阈值、连续帧、冷却时间给出含义说明</w:t>
-            </w:r>
-          </w:p>
-        </w:tc>
-        <w:tc>
-          <w:tcPr>
-            <w:tcW w:type="dxa" w:w="1384"/>
-            <w:vAlign w:val="center"/>
-            <w:shd w:val="clear" w:color="auto" w:fill="F2F5F9"/>
-          </w:tcPr>
-          <w:p>
-            <w:pPr>
-              <w:spacing w:line="300" w:lineRule="auto"/>
-              <w:ind w:firstLine="0"/>
-              <w:jc w:val="left"/>
-            </w:pPr>
-            <w:r/>
-            <w:r>
-              <w:rPr>
-                <w:rFonts w:ascii="Times New Roman" w:hAnsi="Times New Roman" w:eastAsia="宋体"/>
-                <w:sz w:val="19"/>
-              </w:rPr>
-              <w:t>页面文案检查</w:t>
-            </w:r>
-          </w:p>
-        </w:tc>
-      </w:tr>
-      <w:tr>
-        <w:tc>
-          <w:tcPr>
-            <w:tcW w:type="dxa" w:w="1384"/>
-            <w:vAlign w:val="center"/>
-          </w:tcPr>
-          <w:p>
-            <w:pPr>
-              <w:spacing w:line="300" w:lineRule="auto"/>
-              <w:ind w:firstLine="0"/>
-              <w:jc w:val="center"/>
-            </w:pPr>
-            <w:r/>
-            <w:r>
-              <w:rPr>
-                <w:rFonts w:ascii="Times New Roman" w:hAnsi="Times New Roman" w:eastAsia="宋体"/>
-                <w:sz w:val="19"/>
-              </w:rPr>
-              <w:t>NFR-USE-05</w:t>
-            </w:r>
-          </w:p>
-        </w:tc>
-        <w:tc>
-          <w:tcPr>
-            <w:tcW w:type="dxa" w:w="2981"/>
-            <w:vAlign w:val="center"/>
-          </w:tcPr>
-          <w:p>
-            <w:pPr>
-              <w:spacing w:line="300" w:lineRule="auto"/>
-              <w:ind w:firstLine="0"/>
-              <w:jc w:val="left"/>
-            </w:pPr>
-            <w:r/>
-            <w:r>
-              <w:rPr>
-                <w:rFonts w:ascii="Times New Roman" w:hAnsi="Times New Roman" w:eastAsia="宋体"/>
-                <w:sz w:val="19"/>
-              </w:rPr>
-              <w:t>演示友好</w:t>
-            </w:r>
-          </w:p>
-        </w:tc>
-        <w:tc>
-          <w:tcPr>
-            <w:tcW w:type="dxa" w:w="2981"/>
-            <w:vAlign w:val="center"/>
-          </w:tcPr>
-          <w:p>
-            <w:pPr>
-              <w:spacing w:line="300" w:lineRule="auto"/>
-              <w:ind w:firstLine="0"/>
-              <w:jc w:val="left"/>
-            </w:pPr>
-            <w:r/>
-            <w:r>
-              <w:rPr>
-                <w:rFonts w:ascii="Times New Roman" w:hAnsi="Times New Roman" w:eastAsia="宋体"/>
-                <w:sz w:val="19"/>
-              </w:rPr>
-              <w:t>提供演示视频生成脚本与一键启动方式，非开发成员可独立完成演示</w:t>
-            </w:r>
-          </w:p>
-        </w:tc>
-        <w:tc>
-          <w:tcPr>
-            <w:tcW w:type="dxa" w:w="1384"/>
-            <w:vAlign w:val="center"/>
-          </w:tcPr>
-          <w:p>
-            <w:pPr>
-              <w:spacing w:line="300" w:lineRule="auto"/>
-              <w:ind w:firstLine="0"/>
-              <w:jc w:val="left"/>
-            </w:pPr>
-            <w:r/>
-            <w:r>
-              <w:rPr>
-                <w:rFonts w:ascii="Times New Roman" w:hAnsi="Times New Roman" w:eastAsia="宋体"/>
-                <w:sz w:val="19"/>
-              </w:rPr>
-              <w:t>非开发成员实操</w:t>
-            </w:r>
-          </w:p>
-        </w:tc>
-      </w:tr>
-    </w:tbl>
-    <w:p>
-      <w:pPr>
-        <w:pStyle w:val="Heading3"/>
-      </w:pPr>
-      <w:r>
-        <w:t>5.3.5 可维护性与可移植性需求</w:t>
-      </w:r>
-    </w:p>
-    <w:tbl>
-      <w:tblPr>
-        <w:tblStyle w:val="TableGrid"/>
-        <w:tblW w:type="auto" w:w="0"/>
-        <w:jc w:val="center"/>
-        <w:tblLayout w:type="fixed"/>
-        <w:tblLook w:firstColumn="1" w:firstRow="1" w:lastColumn="0" w:lastRow="0" w:noHBand="0" w:noVBand="1" w:val="04A0"/>
-        <w:tblW w:w="8731" w:type="dxa"/>
-        <w:tblLayout w:type="fixed"/>
-        <w:tblCellMar>
-          <w:top w:w="60" w:type="dxa"/>
-          <w:left w:w="100" w:type="dxa"/>
-          <w:bottom w:w="60" w:type="dxa"/>
-          <w:right w:w="100" w:type="dxa"/>
-        </w:tblCellMar>
-      </w:tblPr>
-      <w:tblGrid>
-        <w:gridCol w:w="1384"/>
-        <w:gridCol w:w="2981"/>
-        <w:gridCol w:w="2981"/>
-        <w:gridCol w:w="1384"/>
-      </w:tblGrid>
-      <w:tr>
-        <w:tc>
-          <w:tcPr>
-            <w:tcW w:type="dxa" w:w="1384"/>
-            <w:vAlign w:val="center"/>
-            <w:shd w:val="clear" w:color="auto" w:fill="1F4D78"/>
-          </w:tcPr>
-          <w:p>
-            <w:pPr>
-              <w:ind w:firstLine="0"/>
-              <w:jc w:val="center"/>
-            </w:pPr>
-            <w:r/>
-            <w:r>
-              <w:rPr>
-                <w:rFonts w:ascii="Times New Roman" w:hAnsi="Times New Roman" w:eastAsia="黑体"/>
-                <w:b/>
-                <w:color w:val="FFFFFF"/>
-                <w:sz w:val="19"/>
-              </w:rPr>
-              <w:t>编号</w:t>
-            </w:r>
-          </w:p>
-        </w:tc>
-        <w:tc>
-          <w:tcPr>
-            <w:tcW w:type="dxa" w:w="2981"/>
-            <w:vAlign w:val="center"/>
-            <w:shd w:val="clear" w:color="auto" w:fill="1F4D78"/>
-          </w:tcPr>
-          <w:p>
-            <w:pPr>
-              <w:ind w:firstLine="0"/>
-              <w:jc w:val="center"/>
-            </w:pPr>
-            <w:r/>
-            <w:r>
-              <w:rPr>
-                <w:rFonts w:ascii="Times New Roman" w:hAnsi="Times New Roman" w:eastAsia="黑体"/>
-                <w:b/>
-                <w:color w:val="FFFFFF"/>
-                <w:sz w:val="19"/>
-              </w:rPr>
-              <w:t>需求描述</w:t>
-            </w:r>
-          </w:p>
-        </w:tc>
-        <w:tc>
-          <w:tcPr>
-            <w:tcW w:type="dxa" w:w="2981"/>
-            <w:vAlign w:val="center"/>
-            <w:shd w:val="clear" w:color="auto" w:fill="1F4D78"/>
-          </w:tcPr>
-          <w:p>
-            <w:pPr>
-              <w:ind w:firstLine="0"/>
-              <w:jc w:val="center"/>
-            </w:pPr>
-            <w:r/>
-            <w:r>
-              <w:rPr>
-                <w:rFonts w:ascii="Times New Roman" w:hAnsi="Times New Roman" w:eastAsia="黑体"/>
-                <w:b/>
-                <w:color w:val="FFFFFF"/>
-                <w:sz w:val="19"/>
-              </w:rPr>
-              <w:t>指标 / 约束</w:t>
-            </w:r>
-          </w:p>
-        </w:tc>
-        <w:tc>
-          <w:tcPr>
-            <w:tcW w:type="dxa" w:w="1384"/>
-            <w:vAlign w:val="center"/>
-            <w:shd w:val="clear" w:color="auto" w:fill="1F4D78"/>
-          </w:tcPr>
-          <w:p>
-            <w:pPr>
-              <w:ind w:firstLine="0"/>
-              <w:jc w:val="center"/>
-            </w:pPr>
-            <w:r/>
-            <w:r>
-              <w:rPr>
-                <w:rFonts w:ascii="Times New Roman" w:hAnsi="Times New Roman" w:eastAsia="黑体"/>
-                <w:b/>
-                <w:color w:val="FFFFFF"/>
-                <w:sz w:val="19"/>
-              </w:rPr>
-              <w:t>验证方式</w:t>
-            </w:r>
-          </w:p>
-        </w:tc>
-      </w:tr>
-      <w:tr>
-        <w:tc>
-          <w:tcPr>
-            <w:tcW w:type="dxa" w:w="1384"/>
-            <w:vAlign w:val="center"/>
-          </w:tcPr>
-          <w:p>
-            <w:pPr>
-              <w:spacing w:line="300" w:lineRule="auto"/>
-              <w:ind w:firstLine="0"/>
-              <w:jc w:val="center"/>
-            </w:pPr>
-            <w:r/>
-            <w:r>
-              <w:rPr>
-                <w:rFonts w:ascii="Times New Roman" w:hAnsi="Times New Roman" w:eastAsia="宋体"/>
-                <w:sz w:val="19"/>
-              </w:rPr>
-              <w:t>NFR-MNT-01</w:t>
-            </w:r>
-          </w:p>
-        </w:tc>
-        <w:tc>
-          <w:tcPr>
-            <w:tcW w:type="dxa" w:w="2981"/>
-            <w:vAlign w:val="center"/>
-          </w:tcPr>
-          <w:p>
-            <w:pPr>
-              <w:spacing w:line="300" w:lineRule="auto"/>
-              <w:ind w:firstLine="0"/>
-              <w:jc w:val="left"/>
-            </w:pPr>
-            <w:r/>
-            <w:r>
-              <w:rPr>
-                <w:rFonts w:ascii="Times New Roman" w:hAnsi="Times New Roman" w:eastAsia="宋体"/>
-                <w:sz w:val="19"/>
-              </w:rPr>
-              <w:t>模块化结构</w:t>
-            </w:r>
-          </w:p>
-        </w:tc>
-        <w:tc>
-          <w:tcPr>
-            <w:tcW w:type="dxa" w:w="2981"/>
-            <w:vAlign w:val="center"/>
-          </w:tcPr>
-          <w:p>
-            <w:pPr>
-              <w:spacing w:line="300" w:lineRule="auto"/>
-              <w:ind w:firstLine="0"/>
-              <w:jc w:val="left"/>
-            </w:pPr>
-            <w:r/>
-            <w:r>
-              <w:rPr>
-                <w:rFonts w:ascii="Times New Roman" w:hAnsi="Times New Roman" w:eastAsia="宋体"/>
-                <w:sz w:val="19"/>
-              </w:rPr>
-              <w:t>后端按职责拆分 config/db/detector/worker/alarm_engine/events/main 模块</w:t>
-            </w:r>
-          </w:p>
-        </w:tc>
-        <w:tc>
-          <w:tcPr>
-            <w:tcW w:type="dxa" w:w="1384"/>
-            <w:vAlign w:val="center"/>
-          </w:tcPr>
-          <w:p>
-            <w:pPr>
-              <w:spacing w:line="300" w:lineRule="auto"/>
-              <w:ind w:firstLine="0"/>
-              <w:jc w:val="left"/>
-            </w:pPr>
-            <w:r/>
-            <w:r>
-              <w:rPr>
-                <w:rFonts w:ascii="Times New Roman" w:hAnsi="Times New Roman" w:eastAsia="宋体"/>
-                <w:sz w:val="19"/>
-              </w:rPr>
-              <w:t>代码结构检查</w:t>
-            </w:r>
-          </w:p>
-        </w:tc>
-      </w:tr>
-      <w:tr>
-        <w:tc>
-          <w:tcPr>
-            <w:tcW w:type="dxa" w:w="1384"/>
-            <w:vAlign w:val="center"/>
-            <w:shd w:val="clear" w:color="auto" w:fill="F2F5F9"/>
-          </w:tcPr>
-          <w:p>
-            <w:pPr>
-              <w:spacing w:line="300" w:lineRule="auto"/>
-              <w:ind w:firstLine="0"/>
-              <w:jc w:val="center"/>
-            </w:pPr>
-            <w:r/>
-            <w:r>
-              <w:rPr>
-                <w:rFonts w:ascii="Times New Roman" w:hAnsi="Times New Roman" w:eastAsia="宋体"/>
-                <w:sz w:val="19"/>
-              </w:rPr>
-              <w:t>NFR-MNT-02</w:t>
-            </w:r>
-          </w:p>
-        </w:tc>
-        <w:tc>
-          <w:tcPr>
-            <w:tcW w:type="dxa" w:w="2981"/>
-            <w:vAlign w:val="center"/>
-            <w:shd w:val="clear" w:color="auto" w:fill="F2F5F9"/>
-          </w:tcPr>
-          <w:p>
-            <w:pPr>
-              <w:spacing w:line="300" w:lineRule="auto"/>
-              <w:ind w:firstLine="0"/>
-              <w:jc w:val="left"/>
-            </w:pPr>
-            <w:r/>
-            <w:r>
-              <w:rPr>
-                <w:rFonts w:ascii="Times New Roman" w:hAnsi="Times New Roman" w:eastAsia="宋体"/>
-                <w:sz w:val="19"/>
-              </w:rPr>
-              <w:t>自动化测试</w:t>
-            </w:r>
-          </w:p>
-        </w:tc>
-        <w:tc>
-          <w:tcPr>
-            <w:tcW w:type="dxa" w:w="2981"/>
-            <w:vAlign w:val="center"/>
-            <w:shd w:val="clear" w:color="auto" w:fill="F2F5F9"/>
-          </w:tcPr>
-          <w:p>
-            <w:pPr>
-              <w:spacing w:line="300" w:lineRule="auto"/>
-              <w:ind w:firstLine="0"/>
-              <w:jc w:val="left"/>
-            </w:pPr>
-            <w:r/>
-            <w:r>
-              <w:rPr>
-                <w:rFonts w:ascii="Times New Roman" w:hAnsi="Times New Roman" w:eastAsia="宋体"/>
-                <w:sz w:val="19"/>
-              </w:rPr>
-              <w:t>告警状态机、数据库、接口、检测器具备自动化测试（当前 6 个用例通过）</w:t>
-            </w:r>
-          </w:p>
-        </w:tc>
-        <w:tc>
-          <w:tcPr>
-            <w:tcW w:type="dxa" w:w="1384"/>
-            <w:vAlign w:val="center"/>
-            <w:shd w:val="clear" w:color="auto" w:fill="F2F5F9"/>
-          </w:tcPr>
-          <w:p>
-            <w:pPr>
-              <w:spacing w:line="300" w:lineRule="auto"/>
-              <w:ind w:firstLine="0"/>
-              <w:jc w:val="left"/>
-            </w:pPr>
-            <w:r/>
-            <w:r>
-              <w:rPr>
-                <w:rFonts w:ascii="Times New Roman" w:hAnsi="Times New Roman" w:eastAsia="宋体"/>
-                <w:sz w:val="19"/>
-              </w:rPr>
-              <w:t>pytest 运行</w:t>
-            </w:r>
-          </w:p>
-        </w:tc>
-      </w:tr>
-      <w:tr>
-        <w:tc>
-          <w:tcPr>
-            <w:tcW w:type="dxa" w:w="1384"/>
-            <w:vAlign w:val="center"/>
-          </w:tcPr>
-          <w:p>
-            <w:pPr>
-              <w:spacing w:line="300" w:lineRule="auto"/>
-              <w:ind w:firstLine="0"/>
-              <w:jc w:val="center"/>
-            </w:pPr>
-            <w:r/>
-            <w:r>
-              <w:rPr>
-                <w:rFonts w:ascii="Times New Roman" w:hAnsi="Times New Roman" w:eastAsia="宋体"/>
-                <w:sz w:val="19"/>
-              </w:rPr>
-              <w:t>NFR-MNT-03</w:t>
-            </w:r>
-          </w:p>
-        </w:tc>
-        <w:tc>
-          <w:tcPr>
-            <w:tcW w:type="dxa" w:w="2981"/>
-            <w:vAlign w:val="center"/>
-          </w:tcPr>
-          <w:p>
-            <w:pPr>
-              <w:spacing w:line="300" w:lineRule="auto"/>
-              <w:ind w:firstLine="0"/>
-              <w:jc w:val="left"/>
-            </w:pPr>
-            <w:r/>
-            <w:r>
-              <w:rPr>
-                <w:rFonts w:ascii="Times New Roman" w:hAnsi="Times New Roman" w:eastAsia="宋体"/>
-                <w:sz w:val="19"/>
-              </w:rPr>
-              <w:t>配置外置</w:t>
-            </w:r>
-          </w:p>
-        </w:tc>
-        <w:tc>
-          <w:tcPr>
-            <w:tcW w:type="dxa" w:w="2981"/>
-            <w:vAlign w:val="center"/>
-          </w:tcPr>
-          <w:p>
-            <w:pPr>
-              <w:spacing w:line="300" w:lineRule="auto"/>
-              <w:ind w:firstLine="0"/>
-              <w:jc w:val="left"/>
-            </w:pPr>
-            <w:r/>
-            <w:r>
-              <w:rPr>
-                <w:rFonts w:ascii="Times New Roman" w:hAnsi="Times New Roman" w:eastAsia="宋体"/>
-                <w:sz w:val="19"/>
-              </w:rPr>
-              <w:t>模型路径、数据库路径、端口、阈值均可配置（环境变量或 settings 表）</w:t>
-            </w:r>
-          </w:p>
-        </w:tc>
-        <w:tc>
-          <w:tcPr>
-            <w:tcW w:type="dxa" w:w="1384"/>
-            <w:vAlign w:val="center"/>
-          </w:tcPr>
-          <w:p>
-            <w:pPr>
-              <w:spacing w:line="300" w:lineRule="auto"/>
-              <w:ind w:firstLine="0"/>
-              <w:jc w:val="left"/>
-            </w:pPr>
-            <w:r/>
-            <w:r>
-              <w:rPr>
-                <w:rFonts w:ascii="Times New Roman" w:hAnsi="Times New Roman" w:eastAsia="宋体"/>
-                <w:sz w:val="19"/>
-              </w:rPr>
-              <w:t>修改配置验证</w:t>
-            </w:r>
-          </w:p>
-        </w:tc>
-      </w:tr>
-      <w:tr>
-        <w:tc>
-          <w:tcPr>
-            <w:tcW w:type="dxa" w:w="1384"/>
-            <w:vAlign w:val="center"/>
-            <w:shd w:val="clear" w:color="auto" w:fill="F2F5F9"/>
-          </w:tcPr>
-          <w:p>
-            <w:pPr>
-              <w:spacing w:line="300" w:lineRule="auto"/>
-              <w:ind w:firstLine="0"/>
-              <w:jc w:val="center"/>
-            </w:pPr>
-            <w:r/>
-            <w:r>
-              <w:rPr>
-                <w:rFonts w:ascii="Times New Roman" w:hAnsi="Times New Roman" w:eastAsia="宋体"/>
-                <w:sz w:val="19"/>
-              </w:rPr>
-              <w:t>NFR-MNT-04</w:t>
-            </w:r>
-          </w:p>
-        </w:tc>
-        <w:tc>
-          <w:tcPr>
-            <w:tcW w:type="dxa" w:w="2981"/>
-            <w:vAlign w:val="center"/>
-            <w:shd w:val="clear" w:color="auto" w:fill="F2F5F9"/>
-          </w:tcPr>
-          <w:p>
-            <w:pPr>
-              <w:spacing w:line="300" w:lineRule="auto"/>
-              <w:ind w:firstLine="0"/>
-              <w:jc w:val="left"/>
-            </w:pPr>
-            <w:r/>
-            <w:r>
-              <w:rPr>
-                <w:rFonts w:ascii="Times New Roman" w:hAnsi="Times New Roman" w:eastAsia="宋体"/>
-                <w:sz w:val="19"/>
-              </w:rPr>
-              <w:t>日志与排障</w:t>
-            </w:r>
-          </w:p>
-        </w:tc>
-        <w:tc>
-          <w:tcPr>
-            <w:tcW w:type="dxa" w:w="2981"/>
-            <w:vAlign w:val="center"/>
-            <w:shd w:val="clear" w:color="auto" w:fill="F2F5F9"/>
-          </w:tcPr>
-          <w:p>
-            <w:pPr>
-              <w:spacing w:line="300" w:lineRule="auto"/>
-              <w:ind w:firstLine="0"/>
-              <w:jc w:val="left"/>
-            </w:pPr>
-            <w:r/>
-            <w:r>
-              <w:rPr>
-                <w:rFonts w:ascii="Times New Roman" w:hAnsi="Times New Roman" w:eastAsia="宋体"/>
-                <w:sz w:val="19"/>
-              </w:rPr>
-              <w:t>关键流程有日志输出，异常可定位到模块与时间</w:t>
-            </w:r>
-          </w:p>
-        </w:tc>
-        <w:tc>
-          <w:tcPr>
-            <w:tcW w:type="dxa" w:w="1384"/>
-            <w:vAlign w:val="center"/>
-            <w:shd w:val="clear" w:color="auto" w:fill="F2F5F9"/>
-          </w:tcPr>
-          <w:p>
-            <w:pPr>
-              <w:spacing w:line="300" w:lineRule="auto"/>
-              <w:ind w:firstLine="0"/>
-              <w:jc w:val="left"/>
-            </w:pPr>
-            <w:r/>
-            <w:r>
-              <w:rPr>
-                <w:rFonts w:ascii="Times New Roman" w:hAnsi="Times New Roman" w:eastAsia="宋体"/>
-                <w:sz w:val="19"/>
-              </w:rPr>
-              <w:t>查看日志</w:t>
-            </w:r>
-          </w:p>
-        </w:tc>
-      </w:tr>
-      <w:tr>
-        <w:tc>
-          <w:tcPr>
-            <w:tcW w:type="dxa" w:w="1384"/>
-            <w:vAlign w:val="center"/>
-          </w:tcPr>
-          <w:p>
-            <w:pPr>
-              <w:spacing w:line="300" w:lineRule="auto"/>
-              <w:ind w:firstLine="0"/>
-              <w:jc w:val="center"/>
-            </w:pPr>
-            <w:r/>
-            <w:r>
-              <w:rPr>
-                <w:rFonts w:ascii="Times New Roman" w:hAnsi="Times New Roman" w:eastAsia="宋体"/>
-                <w:sz w:val="19"/>
-              </w:rPr>
-              <w:t>NFR-MNT-05</w:t>
-            </w:r>
-          </w:p>
-        </w:tc>
-        <w:tc>
-          <w:tcPr>
-            <w:tcW w:type="dxa" w:w="2981"/>
-            <w:vAlign w:val="center"/>
-          </w:tcPr>
-          <w:p>
-            <w:pPr>
-              <w:spacing w:line="300" w:lineRule="auto"/>
-              <w:ind w:firstLine="0"/>
-              <w:jc w:val="left"/>
-            </w:pPr>
-            <w:r/>
-            <w:r>
-              <w:rPr>
-                <w:rFonts w:ascii="Times New Roman" w:hAnsi="Times New Roman" w:eastAsia="宋体"/>
-                <w:sz w:val="19"/>
-              </w:rPr>
-              <w:t>视频源可替换</w:t>
-            </w:r>
-          </w:p>
-        </w:tc>
-        <w:tc>
-          <w:tcPr>
-            <w:tcW w:type="dxa" w:w="2981"/>
-            <w:vAlign w:val="center"/>
-          </w:tcPr>
-          <w:p>
-            <w:pPr>
-              <w:spacing w:line="300" w:lineRule="auto"/>
-              <w:ind w:firstLine="0"/>
-              <w:jc w:val="left"/>
-            </w:pPr>
-            <w:r/>
-            <w:r>
-              <w:rPr>
-                <w:rFonts w:ascii="Times New Roman" w:hAnsi="Times New Roman" w:eastAsia="宋体"/>
-                <w:sz w:val="19"/>
-              </w:rPr>
-              <w:t>file / http / rtsp 三类源地址可直接替换，不需要改动检测链路</w:t>
-            </w:r>
-          </w:p>
-        </w:tc>
-        <w:tc>
-          <w:tcPr>
-            <w:tcW w:type="dxa" w:w="1384"/>
-            <w:vAlign w:val="center"/>
-          </w:tcPr>
-          <w:p>
-            <w:pPr>
-              <w:spacing w:line="300" w:lineRule="auto"/>
-              <w:ind w:firstLine="0"/>
-              <w:jc w:val="left"/>
-            </w:pPr>
-            <w:r/>
-            <w:r>
-              <w:rPr>
-                <w:rFonts w:ascii="Times New Roman" w:hAnsi="Times New Roman" w:eastAsia="宋体"/>
-                <w:sz w:val="19"/>
-              </w:rPr>
-              <w:t>替换地址测试</w:t>
-            </w:r>
-          </w:p>
-        </w:tc>
-      </w:tr>
-      <w:tr>
-        <w:tc>
-          <w:tcPr>
-            <w:tcW w:type="dxa" w:w="1384"/>
-            <w:vAlign w:val="center"/>
-            <w:shd w:val="clear" w:color="auto" w:fill="F2F5F9"/>
-          </w:tcPr>
-          <w:p>
-            <w:pPr>
-              <w:spacing w:line="300" w:lineRule="auto"/>
-              <w:ind w:firstLine="0"/>
-              <w:jc w:val="center"/>
-            </w:pPr>
-            <w:r/>
-            <w:r>
-              <w:rPr>
-                <w:rFonts w:ascii="Times New Roman" w:hAnsi="Times New Roman" w:eastAsia="宋体"/>
-                <w:sz w:val="19"/>
-              </w:rPr>
-              <w:t>NFR-PORT-01</w:t>
-            </w:r>
-          </w:p>
-        </w:tc>
-        <w:tc>
-          <w:tcPr>
-            <w:tcW w:type="dxa" w:w="2981"/>
-            <w:vAlign w:val="center"/>
-            <w:shd w:val="clear" w:color="auto" w:fill="F2F5F9"/>
-          </w:tcPr>
-          <w:p>
-            <w:pPr>
-              <w:spacing w:line="300" w:lineRule="auto"/>
-              <w:ind w:firstLine="0"/>
-              <w:jc w:val="left"/>
-            </w:pPr>
-            <w:r/>
-            <w:r>
-              <w:rPr>
-                <w:rFonts w:ascii="Times New Roman" w:hAnsi="Times New Roman" w:eastAsia="宋体"/>
-                <w:sz w:val="19"/>
-              </w:rPr>
-              <w:t>部署可移植</w:t>
-            </w:r>
-          </w:p>
-        </w:tc>
-        <w:tc>
-          <w:tcPr>
-            <w:tcW w:type="dxa" w:w="2981"/>
-            <w:vAlign w:val="center"/>
-            <w:shd w:val="clear" w:color="auto" w:fill="F2F5F9"/>
-          </w:tcPr>
-          <w:p>
-            <w:pPr>
-              <w:spacing w:line="300" w:lineRule="auto"/>
-              <w:ind w:firstLine="0"/>
-              <w:jc w:val="left"/>
-            </w:pPr>
-            <w:r/>
-            <w:r>
-              <w:rPr>
-                <w:rFonts w:ascii="Times New Roman" w:hAnsi="Times New Roman" w:eastAsia="宋体"/>
-                <w:sz w:val="19"/>
-              </w:rPr>
-              <w:t>不依赖云服务即可运行；未来可容器化并平滑切换数据库</w:t>
-            </w:r>
-          </w:p>
-        </w:tc>
-        <w:tc>
-          <w:tcPr>
-            <w:tcW w:type="dxa" w:w="1384"/>
-            <w:vAlign w:val="center"/>
-            <w:shd w:val="clear" w:color="auto" w:fill="F2F5F9"/>
-          </w:tcPr>
-          <w:p>
-            <w:pPr>
-              <w:spacing w:line="300" w:lineRule="auto"/>
-              <w:ind w:firstLine="0"/>
-              <w:jc w:val="left"/>
-            </w:pPr>
-            <w:r/>
-            <w:r>
-              <w:rPr>
-                <w:rFonts w:ascii="Times New Roman" w:hAnsi="Times New Roman" w:eastAsia="宋体"/>
-                <w:sz w:val="19"/>
-              </w:rPr>
-              <w:t>文档与架构评审</w:t>
-            </w:r>
-          </w:p>
-        </w:tc>
-      </w:tr>
-      <w:tr>
-        <w:tc>
-          <w:tcPr>
-            <w:tcW w:type="dxa" w:w="1384"/>
-            <w:vAlign w:val="center"/>
-          </w:tcPr>
-          <w:p>
-            <w:pPr>
-              <w:spacing w:line="300" w:lineRule="auto"/>
-              <w:ind w:firstLine="0"/>
-              <w:jc w:val="center"/>
-            </w:pPr>
-            <w:r/>
-            <w:r>
-              <w:rPr>
-                <w:rFonts w:ascii="Times New Roman" w:hAnsi="Times New Roman" w:eastAsia="宋体"/>
-                <w:sz w:val="19"/>
-              </w:rPr>
-              <w:t>NFR-PORT-02</w:t>
-            </w:r>
-          </w:p>
-        </w:tc>
-        <w:tc>
-          <w:tcPr>
-            <w:tcW w:type="dxa" w:w="2981"/>
-            <w:vAlign w:val="center"/>
-          </w:tcPr>
-          <w:p>
-            <w:pPr>
-              <w:spacing w:line="300" w:lineRule="auto"/>
-              <w:ind w:firstLine="0"/>
-              <w:jc w:val="left"/>
-            </w:pPr>
-            <w:r/>
-            <w:r>
-              <w:rPr>
-                <w:rFonts w:ascii="Times New Roman" w:hAnsi="Times New Roman" w:eastAsia="宋体"/>
-                <w:sz w:val="19"/>
-              </w:rPr>
-              <w:t>跨环境运行</w:t>
-            </w:r>
-          </w:p>
-        </w:tc>
-        <w:tc>
-          <w:tcPr>
-            <w:tcW w:type="dxa" w:w="2981"/>
-            <w:vAlign w:val="center"/>
-          </w:tcPr>
-          <w:p>
-            <w:pPr>
-              <w:spacing w:line="300" w:lineRule="auto"/>
-              <w:ind w:firstLine="0"/>
-              <w:jc w:val="left"/>
-            </w:pPr>
-            <w:r/>
-            <w:r>
-              <w:rPr>
-                <w:rFonts w:ascii="Times New Roman" w:hAnsi="Times New Roman" w:eastAsia="宋体"/>
-                <w:sz w:val="19"/>
-              </w:rPr>
-              <w:t>CPU 环境可降级运行（帧率与路数降低）</w:t>
-            </w:r>
-          </w:p>
-        </w:tc>
-        <w:tc>
-          <w:tcPr>
-            <w:tcW w:type="dxa" w:w="1384"/>
-            <w:vAlign w:val="center"/>
-          </w:tcPr>
-          <w:p>
-            <w:pPr>
-              <w:spacing w:line="300" w:lineRule="auto"/>
-              <w:ind w:firstLine="0"/>
-              <w:jc w:val="left"/>
-            </w:pPr>
-            <w:r/>
-            <w:r>
-              <w:rPr>
-                <w:rFonts w:ascii="Times New Roman" w:hAnsi="Times New Roman" w:eastAsia="宋体"/>
-                <w:sz w:val="19"/>
-              </w:rPr>
-              <w:t>CPU 模式运行验证</w:t>
-            </w:r>
-          </w:p>
-        </w:tc>
-      </w:tr>
-    </w:tbl>
-    <w:p>
-      <w:pPr>
-        <w:pStyle w:val="Heading3"/>
-      </w:pPr>
-      <w:r>
-        <w:t>5.3.6 安全与合规需求</w:t>
-      </w:r>
-    </w:p>
-    <w:tbl>
-      <w:tblPr>
-        <w:tblStyle w:val="TableGrid"/>
-        <w:tblW w:type="auto" w:w="0"/>
-        <w:jc w:val="center"/>
-        <w:tblLayout w:type="fixed"/>
-        <w:tblLook w:firstColumn="1" w:firstRow="1" w:lastColumn="0" w:lastRow="0" w:noHBand="0" w:noVBand="1" w:val="04A0"/>
-        <w:tblW w:w="8731" w:type="dxa"/>
-        <w:tblLayout w:type="fixed"/>
-        <w:tblCellMar>
-          <w:top w:w="60" w:type="dxa"/>
-          <w:left w:w="100" w:type="dxa"/>
-          <w:bottom w:w="60" w:type="dxa"/>
-          <w:right w:w="100" w:type="dxa"/>
-        </w:tblCellMar>
-      </w:tblPr>
-      <w:tblGrid>
-        <w:gridCol w:w="1384"/>
-        <w:gridCol w:w="2981"/>
-        <w:gridCol w:w="2981"/>
-        <w:gridCol w:w="1384"/>
-      </w:tblGrid>
-      <w:tr>
-        <w:tc>
-          <w:tcPr>
-            <w:tcW w:type="dxa" w:w="1384"/>
-            <w:vAlign w:val="center"/>
-            <w:shd w:val="clear" w:color="auto" w:fill="1F4D78"/>
-          </w:tcPr>
-          <w:p>
-            <w:pPr>
-              <w:ind w:firstLine="0"/>
-              <w:jc w:val="center"/>
-            </w:pPr>
-            <w:r/>
-            <w:r>
-              <w:rPr>
-                <w:rFonts w:ascii="Times New Roman" w:hAnsi="Times New Roman" w:eastAsia="黑体"/>
-                <w:b/>
-                <w:color w:val="FFFFFF"/>
-                <w:sz w:val="19"/>
-              </w:rPr>
-              <w:t>编号</w:t>
-            </w:r>
-          </w:p>
-        </w:tc>
-        <w:tc>
-          <w:tcPr>
-            <w:tcW w:type="dxa" w:w="2981"/>
-            <w:vAlign w:val="center"/>
-            <w:shd w:val="clear" w:color="auto" w:fill="1F4D78"/>
-          </w:tcPr>
-          <w:p>
-            <w:pPr>
-              <w:ind w:firstLine="0"/>
-              <w:jc w:val="center"/>
-            </w:pPr>
-            <w:r/>
-            <w:r>
-              <w:rPr>
-                <w:rFonts w:ascii="Times New Roman" w:hAnsi="Times New Roman" w:eastAsia="黑体"/>
-                <w:b/>
-                <w:color w:val="FFFFFF"/>
-                <w:sz w:val="19"/>
-              </w:rPr>
-              <w:t>需求描述</w:t>
-            </w:r>
-          </w:p>
-        </w:tc>
-        <w:tc>
-          <w:tcPr>
-            <w:tcW w:type="dxa" w:w="2981"/>
-            <w:vAlign w:val="center"/>
-            <w:shd w:val="clear" w:color="auto" w:fill="1F4D78"/>
-          </w:tcPr>
-          <w:p>
-            <w:pPr>
-              <w:ind w:firstLine="0"/>
-              <w:jc w:val="center"/>
-            </w:pPr>
-            <w:r/>
-            <w:r>
-              <w:rPr>
-                <w:rFonts w:ascii="Times New Roman" w:hAnsi="Times New Roman" w:eastAsia="黑体"/>
-                <w:b/>
-                <w:color w:val="FFFFFF"/>
-                <w:sz w:val="19"/>
-              </w:rPr>
-              <w:t>指标 / 约束</w:t>
-            </w:r>
-          </w:p>
-        </w:tc>
-        <w:tc>
-          <w:tcPr>
-            <w:tcW w:type="dxa" w:w="1384"/>
-            <w:vAlign w:val="center"/>
-            <w:shd w:val="clear" w:color="auto" w:fill="1F4D78"/>
-          </w:tcPr>
-          <w:p>
-            <w:pPr>
-              <w:ind w:firstLine="0"/>
-              <w:jc w:val="center"/>
-            </w:pPr>
-            <w:r/>
-            <w:r>
-              <w:rPr>
-                <w:rFonts w:ascii="Times New Roman" w:hAnsi="Times New Roman" w:eastAsia="黑体"/>
-                <w:b/>
-                <w:color w:val="FFFFFF"/>
-                <w:sz w:val="19"/>
-              </w:rPr>
-              <w:t>验证方式</w:t>
-            </w:r>
-          </w:p>
-        </w:tc>
-      </w:tr>
-      <w:tr>
-        <w:tc>
-          <w:tcPr>
-            <w:tcW w:type="dxa" w:w="1384"/>
-            <w:vAlign w:val="center"/>
-          </w:tcPr>
-          <w:p>
-            <w:pPr>
-              <w:spacing w:line="300" w:lineRule="auto"/>
-              <w:ind w:firstLine="0"/>
-              <w:jc w:val="center"/>
-            </w:pPr>
-            <w:r/>
-            <w:r>
-              <w:rPr>
-                <w:rFonts w:ascii="Times New Roman" w:hAnsi="Times New Roman" w:eastAsia="宋体"/>
-                <w:sz w:val="19"/>
-              </w:rPr>
-              <w:t>NFR-SEC-01</w:t>
-            </w:r>
-          </w:p>
-        </w:tc>
-        <w:tc>
-          <w:tcPr>
-            <w:tcW w:type="dxa" w:w="2981"/>
-            <w:vAlign w:val="center"/>
-          </w:tcPr>
-          <w:p>
-            <w:pPr>
-              <w:spacing w:line="300" w:lineRule="auto"/>
-              <w:ind w:firstLine="0"/>
-              <w:jc w:val="left"/>
-            </w:pPr>
-            <w:r/>
-            <w:r>
-              <w:rPr>
-                <w:rFonts w:ascii="Times New Roman" w:hAnsi="Times New Roman" w:eastAsia="宋体"/>
-                <w:sz w:val="19"/>
-              </w:rPr>
-              <w:t>网络范围</w:t>
-            </w:r>
-          </w:p>
-        </w:tc>
-        <w:tc>
-          <w:tcPr>
-            <w:tcW w:type="dxa" w:w="2981"/>
-            <w:vAlign w:val="center"/>
-          </w:tcPr>
-          <w:p>
-            <w:pPr>
-              <w:spacing w:line="300" w:lineRule="auto"/>
-              <w:ind w:firstLine="0"/>
-              <w:jc w:val="left"/>
-            </w:pPr>
-            <w:r/>
-            <w:r>
-              <w:rPr>
-                <w:rFonts w:ascii="Times New Roman" w:hAnsi="Times New Roman" w:eastAsia="宋体"/>
-                <w:sz w:val="19"/>
-              </w:rPr>
-              <w:t>系统仅部署在局域网/热点环境，不对外开放公网端口</w:t>
-            </w:r>
-          </w:p>
-        </w:tc>
-        <w:tc>
-          <w:tcPr>
-            <w:tcW w:type="dxa" w:w="1384"/>
-            <w:vAlign w:val="center"/>
-          </w:tcPr>
-          <w:p>
-            <w:pPr>
-              <w:spacing w:line="300" w:lineRule="auto"/>
-              <w:ind w:firstLine="0"/>
-              <w:jc w:val="left"/>
-            </w:pPr>
-            <w:r/>
-            <w:r>
-              <w:rPr>
-                <w:rFonts w:ascii="Times New Roman" w:hAnsi="Times New Roman" w:eastAsia="宋体"/>
-                <w:sz w:val="19"/>
-              </w:rPr>
-              <w:t>网络检查</w:t>
-            </w:r>
-          </w:p>
-        </w:tc>
-      </w:tr>
-      <w:tr>
-        <w:tc>
-          <w:tcPr>
-            <w:tcW w:type="dxa" w:w="1384"/>
-            <w:vAlign w:val="center"/>
-            <w:shd w:val="clear" w:color="auto" w:fill="F2F5F9"/>
-          </w:tcPr>
-          <w:p>
-            <w:pPr>
-              <w:spacing w:line="300" w:lineRule="auto"/>
-              <w:ind w:firstLine="0"/>
-              <w:jc w:val="center"/>
-            </w:pPr>
-            <w:r/>
-            <w:r>
-              <w:rPr>
-                <w:rFonts w:ascii="Times New Roman" w:hAnsi="Times New Roman" w:eastAsia="宋体"/>
-                <w:sz w:val="19"/>
-              </w:rPr>
-              <w:t>NFR-SEC-02</w:t>
-            </w:r>
-          </w:p>
-        </w:tc>
-        <w:tc>
-          <w:tcPr>
-            <w:tcW w:type="dxa" w:w="2981"/>
-            <w:vAlign w:val="center"/>
-            <w:shd w:val="clear" w:color="auto" w:fill="F2F5F9"/>
-          </w:tcPr>
-          <w:p>
-            <w:pPr>
-              <w:spacing w:line="300" w:lineRule="auto"/>
-              <w:ind w:firstLine="0"/>
-              <w:jc w:val="left"/>
-            </w:pPr>
-            <w:r/>
-            <w:r>
-              <w:rPr>
-                <w:rFonts w:ascii="Times New Roman" w:hAnsi="Times New Roman" w:eastAsia="宋体"/>
-                <w:sz w:val="19"/>
-              </w:rPr>
-              <w:t>数据本地化</w:t>
-            </w:r>
-          </w:p>
-        </w:tc>
-        <w:tc>
-          <w:tcPr>
-            <w:tcW w:type="dxa" w:w="2981"/>
-            <w:vAlign w:val="center"/>
-            <w:shd w:val="clear" w:color="auto" w:fill="F2F5F9"/>
-          </w:tcPr>
-          <w:p>
-            <w:pPr>
-              <w:spacing w:line="300" w:lineRule="auto"/>
-              <w:ind w:firstLine="0"/>
-              <w:jc w:val="left"/>
-            </w:pPr>
-            <w:r/>
-            <w:r>
-              <w:rPr>
-                <w:rFonts w:ascii="Times New Roman" w:hAnsi="Times New Roman" w:eastAsia="宋体"/>
-                <w:sz w:val="19"/>
-              </w:rPr>
-              <w:t>视频源地址、告警记录、截图均存储在本地，不上传第三方</w:t>
-            </w:r>
-          </w:p>
-        </w:tc>
-        <w:tc>
-          <w:tcPr>
-            <w:tcW w:type="dxa" w:w="1384"/>
-            <w:vAlign w:val="center"/>
-            <w:shd w:val="clear" w:color="auto" w:fill="F2F5F9"/>
-          </w:tcPr>
-          <w:p>
-            <w:pPr>
-              <w:spacing w:line="300" w:lineRule="auto"/>
-              <w:ind w:firstLine="0"/>
-              <w:jc w:val="left"/>
-            </w:pPr>
-            <w:r/>
-            <w:r>
-              <w:rPr>
-                <w:rFonts w:ascii="Times New Roman" w:hAnsi="Times New Roman" w:eastAsia="宋体"/>
-                <w:sz w:val="19"/>
-              </w:rPr>
-              <w:t>存储位置检查</w:t>
-            </w:r>
-          </w:p>
-        </w:tc>
-      </w:tr>
-      <w:tr>
-        <w:tc>
-          <w:tcPr>
-            <w:tcW w:type="dxa" w:w="1384"/>
-            <w:vAlign w:val="center"/>
-          </w:tcPr>
-          <w:p>
-            <w:pPr>
-              <w:spacing w:line="300" w:lineRule="auto"/>
-              <w:ind w:firstLine="0"/>
-              <w:jc w:val="center"/>
-            </w:pPr>
-            <w:r/>
-            <w:r>
-              <w:rPr>
-                <w:rFonts w:ascii="Times New Roman" w:hAnsi="Times New Roman" w:eastAsia="宋体"/>
-                <w:sz w:val="19"/>
-              </w:rPr>
-              <w:t>NFR-SEC-03</w:t>
-            </w:r>
-          </w:p>
-        </w:tc>
-        <w:tc>
-          <w:tcPr>
-            <w:tcW w:type="dxa" w:w="2981"/>
-            <w:vAlign w:val="center"/>
-          </w:tcPr>
-          <w:p>
-            <w:pPr>
-              <w:spacing w:line="300" w:lineRule="auto"/>
-              <w:ind w:firstLine="0"/>
-              <w:jc w:val="left"/>
-            </w:pPr>
-            <w:r/>
-            <w:r>
-              <w:rPr>
-                <w:rFonts w:ascii="Times New Roman" w:hAnsi="Times New Roman" w:eastAsia="宋体"/>
-                <w:sz w:val="19"/>
-              </w:rPr>
-              <w:t>隐私保护</w:t>
-            </w:r>
-          </w:p>
-        </w:tc>
-        <w:tc>
-          <w:tcPr>
-            <w:tcW w:type="dxa" w:w="2981"/>
-            <w:vAlign w:val="center"/>
-          </w:tcPr>
-          <w:p>
-            <w:pPr>
-              <w:spacing w:line="300" w:lineRule="auto"/>
-              <w:ind w:firstLine="0"/>
-              <w:jc w:val="left"/>
-            </w:pPr>
-            <w:r/>
-            <w:r>
-              <w:rPr>
-                <w:rFonts w:ascii="Times New Roman" w:hAnsi="Times New Roman" w:eastAsia="宋体"/>
-                <w:sz w:val="19"/>
-              </w:rPr>
-              <w:t>演示素材不得包含可识别人脸与个人信息；如包含须打码</w:t>
-            </w:r>
-          </w:p>
-        </w:tc>
-        <w:tc>
-          <w:tcPr>
-            <w:tcW w:type="dxa" w:w="1384"/>
-            <w:vAlign w:val="center"/>
-          </w:tcPr>
-          <w:p>
-            <w:pPr>
-              <w:spacing w:line="300" w:lineRule="auto"/>
-              <w:ind w:firstLine="0"/>
-              <w:jc w:val="left"/>
-            </w:pPr>
-            <w:r/>
-            <w:r>
-              <w:rPr>
-                <w:rFonts w:ascii="Times New Roman" w:hAnsi="Times New Roman" w:eastAsia="宋体"/>
-                <w:sz w:val="19"/>
-              </w:rPr>
-              <w:t>素材审核</w:t>
-            </w:r>
-          </w:p>
-        </w:tc>
-      </w:tr>
-      <w:tr>
-        <w:tc>
-          <w:tcPr>
-            <w:tcW w:type="dxa" w:w="1384"/>
-            <w:vAlign w:val="center"/>
-            <w:shd w:val="clear" w:color="auto" w:fill="F2F5F9"/>
-          </w:tcPr>
-          <w:p>
-            <w:pPr>
-              <w:spacing w:line="300" w:lineRule="auto"/>
-              <w:ind w:firstLine="0"/>
-              <w:jc w:val="center"/>
-            </w:pPr>
-            <w:r/>
-            <w:r>
-              <w:rPr>
-                <w:rFonts w:ascii="Times New Roman" w:hAnsi="Times New Roman" w:eastAsia="宋体"/>
-                <w:sz w:val="19"/>
-              </w:rPr>
-              <w:t>NFR-SEC-04</w:t>
-            </w:r>
-          </w:p>
-        </w:tc>
-        <w:tc>
-          <w:tcPr>
-            <w:tcW w:type="dxa" w:w="2981"/>
-            <w:vAlign w:val="center"/>
-            <w:shd w:val="clear" w:color="auto" w:fill="F2F5F9"/>
-          </w:tcPr>
-          <w:p>
-            <w:pPr>
-              <w:spacing w:line="300" w:lineRule="auto"/>
-              <w:ind w:firstLine="0"/>
-              <w:jc w:val="left"/>
-            </w:pPr>
-            <w:r/>
-            <w:r>
-              <w:rPr>
-                <w:rFonts w:ascii="Times New Roman" w:hAnsi="Times New Roman" w:eastAsia="宋体"/>
-                <w:sz w:val="19"/>
-              </w:rPr>
-              <w:t>凭据管理</w:t>
-            </w:r>
-          </w:p>
-        </w:tc>
-        <w:tc>
-          <w:tcPr>
-            <w:tcW w:type="dxa" w:w="2981"/>
-            <w:vAlign w:val="center"/>
-            <w:shd w:val="clear" w:color="auto" w:fill="F2F5F9"/>
-          </w:tcPr>
-          <w:p>
-            <w:pPr>
-              <w:spacing w:line="300" w:lineRule="auto"/>
-              <w:ind w:firstLine="0"/>
-              <w:jc w:val="left"/>
-            </w:pPr>
-            <w:r/>
-            <w:r>
-              <w:rPr>
-                <w:rFonts w:ascii="Times New Roman" w:hAnsi="Times New Roman" w:eastAsia="宋体"/>
-                <w:sz w:val="19"/>
-              </w:rPr>
-              <w:t>API Key、密码等敏感信息不写入仓库（使用环境变量，已加入 .gitignore）</w:t>
-            </w:r>
-          </w:p>
-        </w:tc>
-        <w:tc>
-          <w:tcPr>
-            <w:tcW w:type="dxa" w:w="1384"/>
-            <w:vAlign w:val="center"/>
-            <w:shd w:val="clear" w:color="auto" w:fill="F2F5F9"/>
-          </w:tcPr>
-          <w:p>
-            <w:pPr>
-              <w:spacing w:line="300" w:lineRule="auto"/>
-              <w:ind w:firstLine="0"/>
-              <w:jc w:val="left"/>
-            </w:pPr>
-            <w:r/>
-            <w:r>
-              <w:rPr>
-                <w:rFonts w:ascii="Times New Roman" w:hAnsi="Times New Roman" w:eastAsia="宋体"/>
-                <w:sz w:val="19"/>
-              </w:rPr>
-              <w:t>仓库扫描</w:t>
-            </w:r>
-          </w:p>
-        </w:tc>
-      </w:tr>
-      <w:tr>
-        <w:tc>
-          <w:tcPr>
-            <w:tcW w:type="dxa" w:w="1384"/>
-            <w:vAlign w:val="center"/>
-          </w:tcPr>
-          <w:p>
-            <w:pPr>
-              <w:spacing w:line="300" w:lineRule="auto"/>
-              <w:ind w:firstLine="0"/>
-              <w:jc w:val="center"/>
-            </w:pPr>
-            <w:r/>
-            <w:r>
-              <w:rPr>
-                <w:rFonts w:ascii="Times New Roman" w:hAnsi="Times New Roman" w:eastAsia="宋体"/>
-                <w:sz w:val="19"/>
-              </w:rPr>
-              <w:t>NFR-SEC-05</w:t>
-            </w:r>
-          </w:p>
-        </w:tc>
-        <w:tc>
-          <w:tcPr>
-            <w:tcW w:type="dxa" w:w="2981"/>
-            <w:vAlign w:val="center"/>
-          </w:tcPr>
-          <w:p>
-            <w:pPr>
-              <w:spacing w:line="300" w:lineRule="auto"/>
-              <w:ind w:firstLine="0"/>
-              <w:jc w:val="left"/>
-            </w:pPr>
-            <w:r/>
-            <w:r>
-              <w:rPr>
-                <w:rFonts w:ascii="Times New Roman" w:hAnsi="Times New Roman" w:eastAsia="宋体"/>
-                <w:sz w:val="19"/>
-              </w:rPr>
-              <w:t>数据合规</w:t>
-            </w:r>
-          </w:p>
-        </w:tc>
-        <w:tc>
-          <w:tcPr>
-            <w:tcW w:type="dxa" w:w="2981"/>
-            <w:vAlign w:val="center"/>
-          </w:tcPr>
-          <w:p>
-            <w:pPr>
-              <w:spacing w:line="300" w:lineRule="auto"/>
-              <w:ind w:firstLine="0"/>
-              <w:jc w:val="left"/>
-            </w:pPr>
-            <w:r/>
-            <w:r>
-              <w:rPr>
-                <w:rFonts w:ascii="Times New Roman" w:hAnsi="Times New Roman" w:eastAsia="宋体"/>
-                <w:sz w:val="19"/>
-              </w:rPr>
-              <w:t>数据集仅用于学术探索，标注来源与许可；模型权重不随仓库分发</w:t>
-            </w:r>
-          </w:p>
-        </w:tc>
-        <w:tc>
-          <w:tcPr>
-            <w:tcW w:type="dxa" w:w="1384"/>
-            <w:vAlign w:val="center"/>
-          </w:tcPr>
-          <w:p>
-            <w:pPr>
-              <w:spacing w:line="300" w:lineRule="auto"/>
-              <w:ind w:firstLine="0"/>
-              <w:jc w:val="left"/>
-            </w:pPr>
-            <w:r/>
-            <w:r>
-              <w:rPr>
-                <w:rFonts w:ascii="Times New Roman" w:hAnsi="Times New Roman" w:eastAsia="宋体"/>
-                <w:sz w:val="19"/>
-              </w:rPr>
-              <w:t>文档与仓库检查</w:t>
-            </w:r>
-          </w:p>
-        </w:tc>
-      </w:tr>
-    </w:tbl>
-    <w:p>
-      <w:pPr>
-        <w:pStyle w:val="Heading2"/>
-      </w:pPr>
-      <w:r>
-        <w:t>5.4 接口需求</w:t>
-      </w:r>
-    </w:p>
-    <w:tbl>
-      <w:tblPr>
-        <w:tblStyle w:val="TableGrid"/>
-        <w:tblW w:type="auto" w:w="0"/>
-        <w:jc w:val="center"/>
-        <w:tblLayout w:type="fixed"/>
-        <w:tblLook w:firstColumn="1" w:firstRow="1" w:lastColumn="0" w:lastRow="0" w:noHBand="0" w:noVBand="1" w:val="04A0"/>
-        <w:tblW w:w="8731" w:type="dxa"/>
-        <w:tblLayout w:type="fixed"/>
-        <w:tblCellMar>
-          <w:top w:w="60" w:type="dxa"/>
-          <w:left w:w="100" w:type="dxa"/>
-          <w:bottom w:w="60" w:type="dxa"/>
-          <w:right w:w="100" w:type="dxa"/>
-        </w:tblCellMar>
-      </w:tblPr>
-      <w:tblGrid>
-        <w:gridCol w:w="1151"/>
-        <w:gridCol w:w="2686"/>
-        <w:gridCol w:w="2590"/>
-        <w:gridCol w:w="2303"/>
-      </w:tblGrid>
-      <w:tr>
-        <w:tc>
-          <w:tcPr>
-            <w:tcW w:type="dxa" w:w="1151"/>
-            <w:vAlign w:val="center"/>
-            <w:shd w:val="clear" w:color="auto" w:fill="1F4D78"/>
-          </w:tcPr>
-          <w:p>
-            <w:pPr>
-              <w:ind w:firstLine="0"/>
-              <w:jc w:val="center"/>
-            </w:pPr>
-            <w:r/>
-            <w:r>
-              <w:rPr>
-                <w:rFonts w:ascii="Times New Roman" w:hAnsi="Times New Roman" w:eastAsia="黑体"/>
-                <w:b/>
-                <w:color w:val="FFFFFF"/>
-                <w:sz w:val="19"/>
-              </w:rPr>
-              <w:t>编号</w:t>
-            </w:r>
-          </w:p>
-        </w:tc>
-        <w:tc>
-          <w:tcPr>
-            <w:tcW w:type="dxa" w:w="2686"/>
-            <w:vAlign w:val="center"/>
-            <w:shd w:val="clear" w:color="auto" w:fill="1F4D78"/>
-          </w:tcPr>
-          <w:p>
-            <w:pPr>
-              <w:ind w:firstLine="0"/>
-              <w:jc w:val="center"/>
-            </w:pPr>
-            <w:r/>
-            <w:r>
-              <w:rPr>
-                <w:rFonts w:ascii="Times New Roman" w:hAnsi="Times New Roman" w:eastAsia="黑体"/>
-                <w:b/>
-                <w:color w:val="FFFFFF"/>
-                <w:sz w:val="19"/>
-              </w:rPr>
-              <w:t>接口</w:t>
-            </w:r>
-          </w:p>
-        </w:tc>
-        <w:tc>
-          <w:tcPr>
-            <w:tcW w:type="dxa" w:w="2590"/>
-            <w:vAlign w:val="center"/>
-            <w:shd w:val="clear" w:color="auto" w:fill="1F4D78"/>
-          </w:tcPr>
-          <w:p>
-            <w:pPr>
-              <w:ind w:firstLine="0"/>
-              <w:jc w:val="center"/>
-            </w:pPr>
-            <w:r/>
-            <w:r>
-              <w:rPr>
-                <w:rFonts w:ascii="Times New Roman" w:hAnsi="Times New Roman" w:eastAsia="黑体"/>
-                <w:b/>
-                <w:color w:val="FFFFFF"/>
-                <w:sz w:val="19"/>
-              </w:rPr>
-              <w:t>协议 / 形式</w:t>
-            </w:r>
-          </w:p>
-        </w:tc>
-        <w:tc>
-          <w:tcPr>
-            <w:tcW w:type="dxa" w:w="2303"/>
-            <w:vAlign w:val="center"/>
-            <w:shd w:val="clear" w:color="auto" w:fill="1F4D78"/>
-          </w:tcPr>
-          <w:p>
-            <w:pPr>
-              <w:ind w:firstLine="0"/>
-              <w:jc w:val="center"/>
-            </w:pPr>
-            <w:r/>
-            <w:r>
-              <w:rPr>
-                <w:rFonts w:ascii="Times New Roman" w:hAnsi="Times New Roman" w:eastAsia="黑体"/>
-                <w:b/>
-                <w:color w:val="FFFFFF"/>
-                <w:sz w:val="19"/>
-              </w:rPr>
-              <w:t>指标 / 约束</w:t>
-            </w:r>
-          </w:p>
-        </w:tc>
-      </w:tr>
-      <w:tr>
-        <w:tc>
-          <w:tcPr>
-            <w:tcW w:type="dxa" w:w="1151"/>
-            <w:vAlign w:val="center"/>
-          </w:tcPr>
-          <w:p>
-            <w:pPr>
-              <w:spacing w:line="300" w:lineRule="auto"/>
-              <w:ind w:firstLine="0"/>
-              <w:jc w:val="center"/>
-            </w:pPr>
-            <w:r/>
-            <w:r>
-              <w:rPr>
-                <w:rFonts w:ascii="Times New Roman" w:hAnsi="Times New Roman" w:eastAsia="宋体"/>
-                <w:sz w:val="19"/>
-              </w:rPr>
-              <w:t>NFR-API-01</w:t>
-            </w:r>
-          </w:p>
-        </w:tc>
-        <w:tc>
-          <w:tcPr>
-            <w:tcW w:type="dxa" w:w="2686"/>
-            <w:vAlign w:val="center"/>
-          </w:tcPr>
-          <w:p>
-            <w:pPr>
-              <w:spacing w:line="300" w:lineRule="auto"/>
-              <w:ind w:firstLine="0"/>
-              <w:jc w:val="left"/>
-            </w:pPr>
-            <w:r/>
-            <w:r>
-              <w:rPr>
-                <w:rFonts w:ascii="Times New Roman" w:hAnsi="Times New Roman" w:eastAsia="宋体"/>
-                <w:sz w:val="19"/>
-              </w:rPr>
-              <w:t>业务接口</w:t>
-            </w:r>
-          </w:p>
-        </w:tc>
-        <w:tc>
-          <w:tcPr>
-            <w:tcW w:type="dxa" w:w="2590"/>
-            <w:vAlign w:val="center"/>
-          </w:tcPr>
-          <w:p>
-            <w:pPr>
-              <w:spacing w:line="300" w:lineRule="auto"/>
-              <w:ind w:firstLine="0"/>
-              <w:jc w:val="left"/>
-            </w:pPr>
-            <w:r/>
-            <w:r>
-              <w:rPr>
-                <w:rFonts w:ascii="Times New Roman" w:hAnsi="Times New Roman" w:eastAsia="宋体"/>
-                <w:sz w:val="19"/>
-              </w:rPr>
-              <w:t>REST（/api/cameras、/api/uploads、/api/alarms、/api/settings、/api/dashboard）</w:t>
-            </w:r>
-          </w:p>
-        </w:tc>
-        <w:tc>
-          <w:tcPr>
-            <w:tcW w:type="dxa" w:w="2303"/>
-            <w:vAlign w:val="center"/>
-          </w:tcPr>
-          <w:p>
-            <w:pPr>
-              <w:spacing w:line="300" w:lineRule="auto"/>
-              <w:ind w:firstLine="0"/>
-              <w:jc w:val="left"/>
-            </w:pPr>
-            <w:r/>
-            <w:r>
-              <w:rPr>
-                <w:rFonts w:ascii="Times New Roman" w:hAnsi="Times New Roman" w:eastAsia="宋体"/>
-                <w:sz w:val="19"/>
-              </w:rPr>
-              <w:t>CRUD 响应 ≤500ms，返回 JSON</w:t>
-            </w:r>
-          </w:p>
-        </w:tc>
-      </w:tr>
-      <w:tr>
-        <w:tc>
-          <w:tcPr>
-            <w:tcW w:type="dxa" w:w="1151"/>
-            <w:vAlign w:val="center"/>
-            <w:shd w:val="clear" w:color="auto" w:fill="F2F5F9"/>
-          </w:tcPr>
-          <w:p>
-            <w:pPr>
-              <w:spacing w:line="300" w:lineRule="auto"/>
-              <w:ind w:firstLine="0"/>
-              <w:jc w:val="center"/>
-            </w:pPr>
-            <w:r/>
-            <w:r>
-              <w:rPr>
-                <w:rFonts w:ascii="Times New Roman" w:hAnsi="Times New Roman" w:eastAsia="宋体"/>
-                <w:sz w:val="19"/>
-              </w:rPr>
-              <w:t>NFR-API-02</w:t>
-            </w:r>
-          </w:p>
-        </w:tc>
-        <w:tc>
-          <w:tcPr>
-            <w:tcW w:type="dxa" w:w="2686"/>
-            <w:vAlign w:val="center"/>
-            <w:shd w:val="clear" w:color="auto" w:fill="F2F5F9"/>
-          </w:tcPr>
-          <w:p>
-            <w:pPr>
-              <w:spacing w:line="300" w:lineRule="auto"/>
-              <w:ind w:firstLine="0"/>
-              <w:jc w:val="left"/>
-            </w:pPr>
-            <w:r/>
-            <w:r>
-              <w:rPr>
-                <w:rFonts w:ascii="Times New Roman" w:hAnsi="Times New Roman" w:eastAsia="宋体"/>
-                <w:sz w:val="19"/>
-              </w:rPr>
-              <w:t>实时事件</w:t>
-            </w:r>
-          </w:p>
-        </w:tc>
-        <w:tc>
-          <w:tcPr>
-            <w:tcW w:type="dxa" w:w="2590"/>
-            <w:vAlign w:val="center"/>
-            <w:shd w:val="clear" w:color="auto" w:fill="F2F5F9"/>
-          </w:tcPr>
-          <w:p>
-            <w:pPr>
-              <w:spacing w:line="300" w:lineRule="auto"/>
-              <w:ind w:firstLine="0"/>
-              <w:jc w:val="left"/>
-            </w:pPr>
-            <w:r/>
-            <w:r>
-              <w:rPr>
-                <w:rFonts w:ascii="Times New Roman" w:hAnsi="Times New Roman" w:eastAsia="宋体"/>
-                <w:sz w:val="19"/>
-              </w:rPr>
-              <w:t>WebSocket（/ws/events）</w:t>
-            </w:r>
-          </w:p>
-        </w:tc>
-        <w:tc>
-          <w:tcPr>
-            <w:tcW w:type="dxa" w:w="2303"/>
-            <w:vAlign w:val="center"/>
-            <w:shd w:val="clear" w:color="auto" w:fill="F2F5F9"/>
-          </w:tcPr>
-          <w:p>
-            <w:pPr>
-              <w:spacing w:line="300" w:lineRule="auto"/>
-              <w:ind w:firstLine="0"/>
-              <w:jc w:val="left"/>
-            </w:pPr>
-            <w:r/>
-            <w:r>
-              <w:rPr>
-                <w:rFonts w:ascii="Times New Roman" w:hAnsi="Times New Roman" w:eastAsia="宋体"/>
-                <w:sz w:val="19"/>
-              </w:rPr>
-              <w:t>事件延迟 ≤1s；断线 5s 内自动重连</w:t>
-            </w:r>
-          </w:p>
-        </w:tc>
-      </w:tr>
-      <w:tr>
-        <w:tc>
-          <w:tcPr>
-            <w:tcW w:type="dxa" w:w="1151"/>
-            <w:vAlign w:val="center"/>
-          </w:tcPr>
-          <w:p>
-            <w:pPr>
-              <w:spacing w:line="300" w:lineRule="auto"/>
-              <w:ind w:firstLine="0"/>
-              <w:jc w:val="center"/>
-            </w:pPr>
-            <w:r/>
-            <w:r>
-              <w:rPr>
-                <w:rFonts w:ascii="Times New Roman" w:hAnsi="Times New Roman" w:eastAsia="宋体"/>
-                <w:sz w:val="19"/>
-              </w:rPr>
-              <w:t>NFR-API-03</w:t>
-            </w:r>
-          </w:p>
-        </w:tc>
-        <w:tc>
-          <w:tcPr>
-            <w:tcW w:type="dxa" w:w="2686"/>
-            <w:vAlign w:val="center"/>
-          </w:tcPr>
-          <w:p>
-            <w:pPr>
-              <w:spacing w:line="300" w:lineRule="auto"/>
-              <w:ind w:firstLine="0"/>
-              <w:jc w:val="left"/>
-            </w:pPr>
-            <w:r/>
-            <w:r>
-              <w:rPr>
-                <w:rFonts w:ascii="Times New Roman" w:hAnsi="Times New Roman" w:eastAsia="宋体"/>
-                <w:sz w:val="19"/>
-              </w:rPr>
-              <w:t>实时画面</w:t>
-            </w:r>
-          </w:p>
-        </w:tc>
-        <w:tc>
-          <w:tcPr>
-            <w:tcW w:type="dxa" w:w="2590"/>
-            <w:vAlign w:val="center"/>
-          </w:tcPr>
-          <w:p>
-            <w:pPr>
-              <w:spacing w:line="300" w:lineRule="auto"/>
-              <w:ind w:firstLine="0"/>
-              <w:jc w:val="left"/>
-            </w:pPr>
-            <w:r/>
-            <w:r>
-              <w:rPr>
-                <w:rFonts w:ascii="Times New Roman" w:hAnsi="Times New Roman" w:eastAsia="宋体"/>
-                <w:sz w:val="19"/>
-              </w:rPr>
-              <w:t>MJPEG（/stream/{camera_id}）</w:t>
-            </w:r>
-          </w:p>
-        </w:tc>
-        <w:tc>
-          <w:tcPr>
-            <w:tcW w:type="dxa" w:w="2303"/>
-            <w:vAlign w:val="center"/>
-          </w:tcPr>
-          <w:p>
-            <w:pPr>
-              <w:spacing w:line="300" w:lineRule="auto"/>
-              <w:ind w:firstLine="0"/>
-              <w:jc w:val="left"/>
-            </w:pPr>
-            <w:r/>
-            <w:r>
-              <w:rPr>
-                <w:rFonts w:ascii="Times New Roman" w:hAnsi="Times New Roman" w:eastAsia="宋体"/>
-                <w:sz w:val="19"/>
-              </w:rPr>
-              <w:t>帧率 ≥3 FPS，支持多标签页同时观看</w:t>
-            </w:r>
-          </w:p>
-        </w:tc>
-      </w:tr>
-      <w:tr>
-        <w:tc>
-          <w:tcPr>
-            <w:tcW w:type="dxa" w:w="1151"/>
-            <w:vAlign w:val="center"/>
-            <w:shd w:val="clear" w:color="auto" w:fill="F2F5F9"/>
-          </w:tcPr>
-          <w:p>
-            <w:pPr>
-              <w:spacing w:line="300" w:lineRule="auto"/>
-              <w:ind w:firstLine="0"/>
-              <w:jc w:val="center"/>
-            </w:pPr>
-            <w:r/>
-            <w:r>
-              <w:rPr>
-                <w:rFonts w:ascii="Times New Roman" w:hAnsi="Times New Roman" w:eastAsia="宋体"/>
-                <w:sz w:val="19"/>
-              </w:rPr>
-              <w:t>NFR-API-04</w:t>
-            </w:r>
-          </w:p>
-        </w:tc>
-        <w:tc>
-          <w:tcPr>
-            <w:tcW w:type="dxa" w:w="2686"/>
-            <w:vAlign w:val="center"/>
-            <w:shd w:val="clear" w:color="auto" w:fill="F2F5F9"/>
-          </w:tcPr>
-          <w:p>
-            <w:pPr>
-              <w:spacing w:line="300" w:lineRule="auto"/>
-              <w:ind w:firstLine="0"/>
-              <w:jc w:val="left"/>
-            </w:pPr>
-            <w:r/>
-            <w:r>
-              <w:rPr>
-                <w:rFonts w:ascii="Times New Roman" w:hAnsi="Times New Roman" w:eastAsia="宋体"/>
-                <w:sz w:val="19"/>
-              </w:rPr>
-              <w:t>视频源接入</w:t>
-            </w:r>
-          </w:p>
-        </w:tc>
-        <w:tc>
-          <w:tcPr>
-            <w:tcW w:type="dxa" w:w="2590"/>
-            <w:vAlign w:val="center"/>
-            <w:shd w:val="clear" w:color="auto" w:fill="F2F5F9"/>
-          </w:tcPr>
-          <w:p>
-            <w:pPr>
-              <w:spacing w:line="300" w:lineRule="auto"/>
-              <w:ind w:firstLine="0"/>
-              <w:jc w:val="left"/>
-            </w:pPr>
-            <w:r/>
-            <w:r>
-              <w:rPr>
-                <w:rFonts w:ascii="Times New Roman" w:hAnsi="Times New Roman" w:eastAsia="宋体"/>
-                <w:sz w:val="19"/>
-              </w:rPr>
-              <w:t>file（本地视频）/ http（IP Webcam）/ rtsp（网络摄像头）</w:t>
-            </w:r>
-          </w:p>
-        </w:tc>
-        <w:tc>
-          <w:tcPr>
-            <w:tcW w:type="dxa" w:w="2303"/>
-            <w:vAlign w:val="center"/>
-            <w:shd w:val="clear" w:color="auto" w:fill="F2F5F9"/>
-          </w:tcPr>
-          <w:p>
-            <w:pPr>
-              <w:spacing w:line="300" w:lineRule="auto"/>
-              <w:ind w:firstLine="0"/>
-              <w:jc w:val="left"/>
-            </w:pPr>
-            <w:r/>
-            <w:r>
-              <w:rPr>
-                <w:rFonts w:ascii="Times New Roman" w:hAnsi="Times New Roman" w:eastAsia="宋体"/>
-                <w:sz w:val="19"/>
-              </w:rPr>
-              <w:t>地址可配置，断流自动重连</w:t>
-            </w:r>
-          </w:p>
-        </w:tc>
-      </w:tr>
-      <w:tr>
-        <w:tc>
-          <w:tcPr>
-            <w:tcW w:type="dxa" w:w="1151"/>
-            <w:vAlign w:val="center"/>
-          </w:tcPr>
-          <w:p>
-            <w:pPr>
-              <w:spacing w:line="300" w:lineRule="auto"/>
-              <w:ind w:firstLine="0"/>
-              <w:jc w:val="center"/>
-            </w:pPr>
-            <w:r/>
-            <w:r>
-              <w:rPr>
-                <w:rFonts w:ascii="Times New Roman" w:hAnsi="Times New Roman" w:eastAsia="宋体"/>
-                <w:sz w:val="19"/>
-              </w:rPr>
-              <w:t>NFR-API-05</w:t>
-            </w:r>
-          </w:p>
-        </w:tc>
-        <w:tc>
-          <w:tcPr>
-            <w:tcW w:type="dxa" w:w="2686"/>
-            <w:vAlign w:val="center"/>
-          </w:tcPr>
-          <w:p>
-            <w:pPr>
-              <w:spacing w:line="300" w:lineRule="auto"/>
-              <w:ind w:firstLine="0"/>
-              <w:jc w:val="left"/>
-            </w:pPr>
-            <w:r/>
-            <w:r>
-              <w:rPr>
-                <w:rFonts w:ascii="Times New Roman" w:hAnsi="Times New Roman" w:eastAsia="宋体"/>
-                <w:sz w:val="19"/>
-              </w:rPr>
-              <w:t>数据存储</w:t>
-            </w:r>
-          </w:p>
-        </w:tc>
-        <w:tc>
-          <w:tcPr>
-            <w:tcW w:type="dxa" w:w="2590"/>
-            <w:vAlign w:val="center"/>
-          </w:tcPr>
-          <w:p>
-            <w:pPr>
-              <w:spacing w:line="300" w:lineRule="auto"/>
-              <w:ind w:firstLine="0"/>
-              <w:jc w:val="left"/>
-            </w:pPr>
-            <w:r/>
-            <w:r>
-              <w:rPr>
-                <w:rFonts w:ascii="Times New Roman" w:hAnsi="Times New Roman" w:eastAsia="宋体"/>
-                <w:sz w:val="19"/>
-              </w:rPr>
-              <w:t>SQLite（cameras / alarms / settings）</w:t>
-            </w:r>
-          </w:p>
-        </w:tc>
-        <w:tc>
-          <w:tcPr>
-            <w:tcW w:type="dxa" w:w="2303"/>
-            <w:vAlign w:val="center"/>
-          </w:tcPr>
-          <w:p>
-            <w:pPr>
-              <w:spacing w:line="300" w:lineRule="auto"/>
-              <w:ind w:firstLine="0"/>
-              <w:jc w:val="left"/>
-            </w:pPr>
-            <w:r/>
-            <w:r>
-              <w:rPr>
-                <w:rFonts w:ascii="Times New Roman" w:hAnsi="Times New Roman" w:eastAsia="宋体"/>
-                <w:sz w:val="19"/>
-              </w:rPr>
-              <w:t>本地事务写入，支持导出备份</w:t>
-            </w:r>
-          </w:p>
-        </w:tc>
-      </w:tr>
-    </w:tbl>
-    <w:p>
-      <w:pPr>
-        <w:pStyle w:val="Heading2"/>
-      </w:pPr>
-      <w:r>
-        <w:t>5.5 数据需求与合规约束</w:t>
-      </w:r>
-    </w:p>
-    <w:tbl>
-      <w:tblPr>
-        <w:tblStyle w:val="TableGrid"/>
-        <w:tblW w:type="auto" w:w="0"/>
-        <w:jc w:val="center"/>
-        <w:tblLayout w:type="fixed"/>
-        <w:tblLook w:firstColumn="1" w:firstRow="1" w:lastColumn="0" w:lastRow="0" w:noHBand="0" w:noVBand="1" w:val="04A0"/>
-        <w:tblW w:w="8731" w:type="dxa"/>
-        <w:tblLayout w:type="fixed"/>
-        <w:tblCellMar>
-          <w:top w:w="60" w:type="dxa"/>
-          <w:left w:w="100" w:type="dxa"/>
-          <w:bottom w:w="60" w:type="dxa"/>
-          <w:right w:w="100" w:type="dxa"/>
-        </w:tblCellMar>
-      </w:tblPr>
-      <w:tblGrid>
-        <w:gridCol w:w="1247"/>
-        <w:gridCol w:w="3166"/>
-        <w:gridCol w:w="4317"/>
-      </w:tblGrid>
-      <w:tr>
-        <w:tc>
-          <w:tcPr>
-            <w:tcW w:type="dxa" w:w="1247"/>
-            <w:vAlign w:val="center"/>
-            <w:shd w:val="clear" w:color="auto" w:fill="1F4D78"/>
-          </w:tcPr>
-          <w:p>
-            <w:pPr>
-              <w:ind w:firstLine="0"/>
-              <w:jc w:val="center"/>
-            </w:pPr>
-            <w:r/>
-            <w:r>
-              <w:rPr>
-                <w:rFonts w:ascii="Times New Roman" w:hAnsi="Times New Roman" w:eastAsia="黑体"/>
-                <w:b/>
-                <w:color w:val="FFFFFF"/>
-                <w:sz w:val="19"/>
-              </w:rPr>
-              <w:t>编号</w:t>
-            </w:r>
-          </w:p>
-        </w:tc>
-        <w:tc>
-          <w:tcPr>
-            <w:tcW w:type="dxa" w:w="3166"/>
-            <w:vAlign w:val="center"/>
-            <w:shd w:val="clear" w:color="auto" w:fill="1F4D78"/>
-          </w:tcPr>
-          <w:p>
-            <w:pPr>
-              <w:ind w:firstLine="0"/>
-              <w:jc w:val="center"/>
-            </w:pPr>
-            <w:r/>
-            <w:r>
-              <w:rPr>
-                <w:rFonts w:ascii="Times New Roman" w:hAnsi="Times New Roman" w:eastAsia="黑体"/>
-                <w:b/>
-                <w:color w:val="FFFFFF"/>
-                <w:sz w:val="19"/>
-              </w:rPr>
-              <w:t>需求描述</w:t>
-            </w:r>
-          </w:p>
-        </w:tc>
-        <w:tc>
-          <w:tcPr>
-            <w:tcW w:type="dxa" w:w="4317"/>
-            <w:vAlign w:val="center"/>
-            <w:shd w:val="clear" w:color="auto" w:fill="1F4D78"/>
-          </w:tcPr>
-          <w:p>
-            <w:pPr>
-              <w:ind w:firstLine="0"/>
-              <w:jc w:val="center"/>
-            </w:pPr>
-            <w:r/>
-            <w:r>
-              <w:rPr>
-                <w:rFonts w:ascii="Times New Roman" w:hAnsi="Times New Roman" w:eastAsia="黑体"/>
-                <w:b/>
-                <w:color w:val="FFFFFF"/>
-                <w:sz w:val="19"/>
-              </w:rPr>
-              <w:t>指标 / 约束</w:t>
-            </w:r>
-          </w:p>
-        </w:tc>
-      </w:tr>
-      <w:tr>
-        <w:tc>
-          <w:tcPr>
-            <w:tcW w:type="dxa" w:w="1247"/>
-            <w:vAlign w:val="center"/>
-          </w:tcPr>
-          <w:p>
-            <w:pPr>
-              <w:spacing w:line="300" w:lineRule="auto"/>
-              <w:ind w:firstLine="0"/>
-              <w:jc w:val="center"/>
-            </w:pPr>
-            <w:r/>
-            <w:r>
-              <w:rPr>
-                <w:rFonts w:ascii="Times New Roman" w:hAnsi="Times New Roman" w:eastAsia="宋体"/>
-                <w:sz w:val="19"/>
-              </w:rPr>
-              <w:t>NFR-DATA-01</w:t>
-            </w:r>
-          </w:p>
-        </w:tc>
-        <w:tc>
-          <w:tcPr>
-            <w:tcW w:type="dxa" w:w="3166"/>
-            <w:vAlign w:val="center"/>
-          </w:tcPr>
-          <w:p>
-            <w:pPr>
-              <w:spacing w:line="300" w:lineRule="auto"/>
-              <w:ind w:firstLine="0"/>
-              <w:jc w:val="left"/>
-            </w:pPr>
-            <w:r/>
-            <w:r>
-              <w:rPr>
-                <w:rFonts w:ascii="Times New Roman" w:hAnsi="Times New Roman" w:eastAsia="宋体"/>
-                <w:sz w:val="19"/>
-              </w:rPr>
-              <w:t>数据留存</w:t>
-            </w:r>
-          </w:p>
-        </w:tc>
-        <w:tc>
-          <w:tcPr>
-            <w:tcW w:type="dxa" w:w="4317"/>
-            <w:vAlign w:val="center"/>
-          </w:tcPr>
-          <w:p>
-            <w:pPr>
-              <w:spacing w:line="300" w:lineRule="auto"/>
-              <w:ind w:firstLine="0"/>
-              <w:jc w:val="left"/>
-            </w:pPr>
-            <w:r/>
-            <w:r>
-              <w:rPr>
-                <w:rFonts w:ascii="Times New Roman" w:hAnsi="Times New Roman" w:eastAsia="宋体"/>
-                <w:sz w:val="19"/>
-              </w:rPr>
-              <w:t>告警记录保留至少一个学期；可导出 CSV 用于统计与报告</w:t>
-            </w:r>
-          </w:p>
-        </w:tc>
-      </w:tr>
-      <w:tr>
-        <w:tc>
-          <w:tcPr>
-            <w:tcW w:type="dxa" w:w="1247"/>
-            <w:vAlign w:val="center"/>
-            <w:shd w:val="clear" w:color="auto" w:fill="F2F5F9"/>
-          </w:tcPr>
-          <w:p>
-            <w:pPr>
-              <w:spacing w:line="300" w:lineRule="auto"/>
-              <w:ind w:firstLine="0"/>
-              <w:jc w:val="center"/>
-            </w:pPr>
-            <w:r/>
-            <w:r>
-              <w:rPr>
-                <w:rFonts w:ascii="Times New Roman" w:hAnsi="Times New Roman" w:eastAsia="宋体"/>
-                <w:sz w:val="19"/>
-              </w:rPr>
-              <w:t>NFR-DATA-02</w:t>
-            </w:r>
-          </w:p>
-        </w:tc>
-        <w:tc>
-          <w:tcPr>
-            <w:tcW w:type="dxa" w:w="3166"/>
-            <w:vAlign w:val="center"/>
-            <w:shd w:val="clear" w:color="auto" w:fill="F2F5F9"/>
-          </w:tcPr>
-          <w:p>
-            <w:pPr>
-              <w:spacing w:line="300" w:lineRule="auto"/>
-              <w:ind w:firstLine="0"/>
-              <w:jc w:val="left"/>
-            </w:pPr>
-            <w:r/>
-            <w:r>
-              <w:rPr>
-                <w:rFonts w:ascii="Times New Roman" w:hAnsi="Times New Roman" w:eastAsia="宋体"/>
-                <w:sz w:val="19"/>
-              </w:rPr>
-              <w:t>时间精度</w:t>
-            </w:r>
-          </w:p>
-        </w:tc>
-        <w:tc>
-          <w:tcPr>
-            <w:tcW w:type="dxa" w:w="4317"/>
-            <w:vAlign w:val="center"/>
-            <w:shd w:val="clear" w:color="auto" w:fill="F2F5F9"/>
-          </w:tcPr>
-          <w:p>
-            <w:pPr>
-              <w:spacing w:line="300" w:lineRule="auto"/>
-              <w:ind w:firstLine="0"/>
-              <w:jc w:val="left"/>
-            </w:pPr>
-            <w:r/>
-            <w:r>
-              <w:rPr>
-                <w:rFonts w:ascii="Times New Roman" w:hAnsi="Times New Roman" w:eastAsia="宋体"/>
-                <w:sz w:val="19"/>
-              </w:rPr>
-              <w:t>告警时间戳精确到秒，采用本地时间</w:t>
-            </w:r>
-          </w:p>
-        </w:tc>
-      </w:tr>
-      <w:tr>
-        <w:tc>
-          <w:tcPr>
-            <w:tcW w:type="dxa" w:w="1247"/>
-            <w:vAlign w:val="center"/>
-          </w:tcPr>
-          <w:p>
-            <w:pPr>
-              <w:spacing w:line="300" w:lineRule="auto"/>
-              <w:ind w:firstLine="0"/>
-              <w:jc w:val="center"/>
-            </w:pPr>
-            <w:r/>
-            <w:r>
-              <w:rPr>
-                <w:rFonts w:ascii="Times New Roman" w:hAnsi="Times New Roman" w:eastAsia="宋体"/>
-                <w:sz w:val="19"/>
-              </w:rPr>
-              <w:t>NFR-DATA-03</w:t>
-            </w:r>
-          </w:p>
-        </w:tc>
-        <w:tc>
-          <w:tcPr>
-            <w:tcW w:type="dxa" w:w="3166"/>
-            <w:vAlign w:val="center"/>
-          </w:tcPr>
-          <w:p>
-            <w:pPr>
-              <w:spacing w:line="300" w:lineRule="auto"/>
-              <w:ind w:firstLine="0"/>
-              <w:jc w:val="left"/>
-            </w:pPr>
-            <w:r/>
-            <w:r>
-              <w:rPr>
-                <w:rFonts w:ascii="Times New Roman" w:hAnsi="Times New Roman" w:eastAsia="宋体"/>
-                <w:sz w:val="19"/>
-              </w:rPr>
-              <w:t>上传文件管理</w:t>
-            </w:r>
-          </w:p>
-        </w:tc>
-        <w:tc>
-          <w:tcPr>
-            <w:tcW w:type="dxa" w:w="4317"/>
-            <w:vAlign w:val="center"/>
-          </w:tcPr>
-          <w:p>
-            <w:pPr>
-              <w:spacing w:line="300" w:lineRule="auto"/>
-              <w:ind w:firstLine="0"/>
-              <w:jc w:val="left"/>
-            </w:pPr>
-            <w:r/>
-            <w:r>
-              <w:rPr>
-                <w:rFonts w:ascii="Times New Roman" w:hAnsi="Times New Roman" w:eastAsia="宋体"/>
-                <w:sz w:val="19"/>
-              </w:rPr>
-              <w:t>上传视频存放于 storage/uploads/，单文件 ≤500MB，超限提示</w:t>
-            </w:r>
-          </w:p>
-        </w:tc>
-      </w:tr>
-      <w:tr>
-        <w:tc>
-          <w:tcPr>
-            <w:tcW w:type="dxa" w:w="1247"/>
-            <w:vAlign w:val="center"/>
-            <w:shd w:val="clear" w:color="auto" w:fill="F2F5F9"/>
-          </w:tcPr>
-          <w:p>
-            <w:pPr>
-              <w:spacing w:line="300" w:lineRule="auto"/>
-              <w:ind w:firstLine="0"/>
-              <w:jc w:val="center"/>
-            </w:pPr>
-            <w:r/>
-            <w:r>
-              <w:rPr>
-                <w:rFonts w:ascii="Times New Roman" w:hAnsi="Times New Roman" w:eastAsia="宋体"/>
-                <w:sz w:val="19"/>
-              </w:rPr>
-              <w:t>NFR-DATA-04</w:t>
-            </w:r>
-          </w:p>
-        </w:tc>
-        <w:tc>
-          <w:tcPr>
-            <w:tcW w:type="dxa" w:w="3166"/>
-            <w:vAlign w:val="center"/>
-            <w:shd w:val="clear" w:color="auto" w:fill="F2F5F9"/>
-          </w:tcPr>
-          <w:p>
-            <w:pPr>
-              <w:spacing w:line="300" w:lineRule="auto"/>
-              <w:ind w:firstLine="0"/>
-              <w:jc w:val="left"/>
-            </w:pPr>
-            <w:r/>
-            <w:r>
-              <w:rPr>
-                <w:rFonts w:ascii="Times New Roman" w:hAnsi="Times New Roman" w:eastAsia="宋体"/>
-                <w:sz w:val="19"/>
-              </w:rPr>
-              <w:t>数据集管理</w:t>
-            </w:r>
-          </w:p>
-        </w:tc>
-        <w:tc>
-          <w:tcPr>
-            <w:tcW w:type="dxa" w:w="4317"/>
-            <w:vAlign w:val="center"/>
-            <w:shd w:val="clear" w:color="auto" w:fill="F2F5F9"/>
-          </w:tcPr>
-          <w:p>
-            <w:pPr>
-              <w:spacing w:line="300" w:lineRule="auto"/>
-              <w:ind w:firstLine="0"/>
-              <w:jc w:val="left"/>
-            </w:pPr>
-            <w:r/>
-            <w:r>
-              <w:rPr>
-                <w:rFonts w:ascii="Times New Roman" w:hAnsi="Times New Roman" w:eastAsia="宋体"/>
-                <w:sz w:val="19"/>
-              </w:rPr>
-              <w:t>数据集与模型权重不进入 Git；数据版本 v1（原始）/ v1.1（清洗）/ v2（扩充）</w:t>
-            </w:r>
-          </w:p>
-        </w:tc>
-      </w:tr>
-      <w:tr>
-        <w:tc>
-          <w:tcPr>
-            <w:tcW w:type="dxa" w:w="1247"/>
-            <w:vAlign w:val="center"/>
-          </w:tcPr>
-          <w:p>
-            <w:pPr>
-              <w:spacing w:line="300" w:lineRule="auto"/>
-              <w:ind w:firstLine="0"/>
-              <w:jc w:val="center"/>
-            </w:pPr>
-            <w:r/>
-            <w:r>
-              <w:rPr>
-                <w:rFonts w:ascii="Times New Roman" w:hAnsi="Times New Roman" w:eastAsia="宋体"/>
-                <w:sz w:val="19"/>
-              </w:rPr>
-              <w:t>NFR-DATA-05</w:t>
-            </w:r>
-          </w:p>
-        </w:tc>
-        <w:tc>
-          <w:tcPr>
-            <w:tcW w:type="dxa" w:w="3166"/>
-            <w:vAlign w:val="center"/>
-          </w:tcPr>
-          <w:p>
-            <w:pPr>
-              <w:spacing w:line="300" w:lineRule="auto"/>
-              <w:ind w:firstLine="0"/>
-              <w:jc w:val="left"/>
-            </w:pPr>
-            <w:r/>
-            <w:r>
-              <w:rPr>
-                <w:rFonts w:ascii="Times New Roman" w:hAnsi="Times New Roman" w:eastAsia="宋体"/>
-                <w:sz w:val="19"/>
-              </w:rPr>
-              <w:t>训练数据质量</w:t>
-            </w:r>
-          </w:p>
-        </w:tc>
-        <w:tc>
-          <w:tcPr>
-            <w:tcW w:type="dxa" w:w="4317"/>
-            <w:vAlign w:val="center"/>
-          </w:tcPr>
-          <w:p>
-            <w:pPr>
-              <w:spacing w:line="300" w:lineRule="auto"/>
-              <w:ind w:firstLine="0"/>
-              <w:jc w:val="left"/>
-            </w:pPr>
-            <w:r/>
-            <w:r>
-              <w:rPr>
-                <w:rFonts w:ascii="Times New Roman" w:hAnsi="Times New Roman" w:eastAsia="宋体"/>
-                <w:sz w:val="19"/>
-              </w:rPr>
-              <w:t>训练前完成重复检测与去重，划分按相似组进行，避免验证集泄漏</w:t>
-            </w:r>
-          </w:p>
-        </w:tc>
-      </w:tr>
-      <w:tr>
-        <w:tc>
-          <w:tcPr>
-            <w:tcW w:type="dxa" w:w="1247"/>
-            <w:vAlign w:val="center"/>
-            <w:shd w:val="clear" w:color="auto" w:fill="F2F5F9"/>
-          </w:tcPr>
-          <w:p>
-            <w:pPr>
-              <w:spacing w:line="300" w:lineRule="auto"/>
-              <w:ind w:firstLine="0"/>
-              <w:jc w:val="center"/>
-            </w:pPr>
-            <w:r/>
-            <w:r>
-              <w:rPr>
-                <w:rFonts w:ascii="Times New Roman" w:hAnsi="Times New Roman" w:eastAsia="宋体"/>
-                <w:sz w:val="19"/>
-              </w:rPr>
-              <w:t>NFR-DATA-06</w:t>
-            </w:r>
-          </w:p>
-        </w:tc>
-        <w:tc>
-          <w:tcPr>
-            <w:tcW w:type="dxa" w:w="3166"/>
-            <w:vAlign w:val="center"/>
-            <w:shd w:val="clear" w:color="auto" w:fill="F2F5F9"/>
-          </w:tcPr>
-          <w:p>
-            <w:pPr>
-              <w:spacing w:line="300" w:lineRule="auto"/>
-              <w:ind w:firstLine="0"/>
-              <w:jc w:val="left"/>
-            </w:pPr>
-            <w:r/>
-            <w:r>
-              <w:rPr>
-                <w:rFonts w:ascii="Times New Roman" w:hAnsi="Times New Roman" w:eastAsia="宋体"/>
-                <w:sz w:val="19"/>
-              </w:rPr>
-              <w:t>备份与恢复</w:t>
-            </w:r>
-          </w:p>
-        </w:tc>
-        <w:tc>
-          <w:tcPr>
-            <w:tcW w:type="dxa" w:w="4317"/>
-            <w:vAlign w:val="center"/>
-            <w:shd w:val="clear" w:color="auto" w:fill="F2F5F9"/>
-          </w:tcPr>
-          <w:p>
-            <w:pPr>
-              <w:spacing w:line="300" w:lineRule="auto"/>
-              <w:ind w:firstLine="0"/>
-              <w:jc w:val="left"/>
-            </w:pPr>
-            <w:r/>
-            <w:r>
-              <w:rPr>
-                <w:rFonts w:ascii="Times New Roman" w:hAnsi="Times New Roman" w:eastAsia="宋体"/>
-                <w:sz w:val="19"/>
-              </w:rPr>
-              <w:t>备份 storage/*.db 即可恢复配置与告警记录；提供操作说明</w:t>
-            </w:r>
-          </w:p>
-        </w:tc>
-      </w:tr>
-    </w:tbl>
-    <w:p>
-      <w:pPr>
-        <w:pStyle w:val="Heading2"/>
-      </w:pPr>
-      <w:r>
-        <w:t>5.6 其它需求</w:t>
-      </w:r>
-    </w:p>
-    <w:p>
-      <w:pPr>
-        <w:pStyle w:val="ListNumber"/>
-      </w:pPr>
-      <w:r>
-        <w:rPr>
-          <w:rFonts w:ascii="Times New Roman" w:hAnsi="Times New Roman" w:eastAsia="宋体"/>
-        </w:rPr>
-        <w:t>文档要求：需求规格说明书、项目章程、软件介绍、工作任务分解说明书按课程模板提交，含过程证据与分工说明；</w:t>
-      </w:r>
-    </w:p>
-    <w:p>
-      <w:pPr>
-        <w:pStyle w:val="ListNumber"/>
-      </w:pPr>
-      <w:r>
-        <w:rPr>
-          <w:rFonts w:ascii="Times New Roman" w:hAnsi="Times New Roman" w:eastAsia="宋体"/>
-        </w:rPr>
-        <w:t>演示要求：课堂演示不使用真实火源，采用手机推流 + 上传视频双通道，演示前完成全链路预演；</w:t>
-      </w:r>
-    </w:p>
-    <w:p>
-      <w:pPr>
-        <w:pStyle w:val="ListNumber"/>
-      </w:pPr>
-      <w:r>
-        <w:rPr>
-          <w:rFonts w:ascii="Times New Roman" w:hAnsi="Times New Roman" w:eastAsia="宋体"/>
-        </w:rPr>
-        <w:t>可追溯要求：需求编号与测试用例建立追踪矩阵，评审意见与修改留痕；</w:t>
-      </w:r>
-    </w:p>
-    <w:p>
-      <w:pPr>
-        <w:pStyle w:val="ListNumber"/>
-      </w:pPr>
-      <w:r>
-        <w:rPr>
-          <w:rFonts w:ascii="Times New Roman" w:hAnsi="Times New Roman" w:eastAsia="宋体"/>
-        </w:rPr>
-        <w:t>演进要求：架构保留智能体复核、远距离识别、MediaMTX 多路流与数据库切换的扩展空间。</w:t>
-      </w:r>
-    </w:p>
-    <w:p>
-      <w:pPr>
-        <w:pStyle w:val="Heading2"/>
-      </w:pPr>
-      <w:r>
-        <w:t>5.7 非功能需求追踪矩阵</w:t>
-      </w:r>
-    </w:p>
-    <w:tbl>
-      <w:tblPr>
-        <w:tblStyle w:val="TableGrid"/>
-        <w:tblW w:type="auto" w:w="0"/>
-        <w:jc w:val="center"/>
-        <w:tblLayout w:type="fixed"/>
-        <w:tblLook w:firstColumn="1" w:firstRow="1" w:lastColumn="0" w:lastRow="0" w:noHBand="0" w:noVBand="1" w:val="04A0"/>
-        <w:tblW w:w="8731" w:type="dxa"/>
-        <w:tblLayout w:type="fixed"/>
-        <w:tblCellMar>
-          <w:top w:w="60" w:type="dxa"/>
-          <w:left w:w="100" w:type="dxa"/>
-          <w:bottom w:w="60" w:type="dxa"/>
-          <w:right w:w="100" w:type="dxa"/>
-        </w:tblCellMar>
-      </w:tblPr>
-      <w:tblGrid>
-        <w:gridCol w:w="1389"/>
-        <w:gridCol w:w="2182"/>
-        <w:gridCol w:w="2282"/>
-        <w:gridCol w:w="1587"/>
-        <w:gridCol w:w="1289"/>
-      </w:tblGrid>
-      <w:tr>
-        <w:tc>
-          <w:tcPr>
-            <w:tcW w:type="dxa" w:w="1389"/>
-            <w:vAlign w:val="center"/>
-            <w:shd w:val="clear" w:color="auto" w:fill="1F4D78"/>
-          </w:tcPr>
-          <w:p>
-            <w:pPr>
-              <w:ind w:firstLine="0"/>
-              <w:jc w:val="center"/>
-            </w:pPr>
-            <w:r/>
-            <w:r>
-              <w:rPr>
-                <w:rFonts w:ascii="Times New Roman" w:hAnsi="Times New Roman" w:eastAsia="黑体"/>
-                <w:b/>
-                <w:color w:val="FFFFFF"/>
-                <w:sz w:val="19"/>
-              </w:rPr>
-              <w:t>编号</w:t>
-            </w:r>
-          </w:p>
-        </w:tc>
-        <w:tc>
-          <w:tcPr>
-            <w:tcW w:type="dxa" w:w="2183"/>
-            <w:vAlign w:val="center"/>
-            <w:shd w:val="clear" w:color="auto" w:fill="1F4D78"/>
-          </w:tcPr>
-          <w:p>
-            <w:pPr>
-              <w:ind w:firstLine="0"/>
-              <w:jc w:val="center"/>
-            </w:pPr>
-            <w:r/>
-            <w:r>
-              <w:rPr>
-                <w:rFonts w:ascii="Times New Roman" w:hAnsi="Times New Roman" w:eastAsia="黑体"/>
-                <w:b/>
-                <w:color w:val="FFFFFF"/>
-                <w:sz w:val="19"/>
-              </w:rPr>
-              <w:t>需求要点</w:t>
-            </w:r>
-          </w:p>
-        </w:tc>
-        <w:tc>
-          <w:tcPr>
-            <w:tcW w:type="dxa" w:w="2282"/>
-            <w:vAlign w:val="center"/>
-            <w:shd w:val="clear" w:color="auto" w:fill="1F4D78"/>
-          </w:tcPr>
-          <w:p>
-            <w:pPr>
-              <w:ind w:firstLine="0"/>
-              <w:jc w:val="center"/>
-            </w:pPr>
-            <w:r/>
-            <w:r>
-              <w:rPr>
-                <w:rFonts w:ascii="Times New Roman" w:hAnsi="Times New Roman" w:eastAsia="黑体"/>
-                <w:b/>
-                <w:color w:val="FFFFFF"/>
-                <w:sz w:val="19"/>
-              </w:rPr>
-              <w:t>验证方式</w:t>
-            </w:r>
-          </w:p>
-        </w:tc>
         <w:tc>
           <w:tcPr>
             <w:tcW w:type="dxa" w:w="1587"/>
@@ -7322,13 +1061,13 @@
                 <w:color w:val="FFFFFF"/>
                 <w:sz w:val="19"/>
               </w:rPr>
-              <w:t>负责人</w:t>
+              <w:t>主要质量属性</w:t>
             </w:r>
           </w:p>
         </w:tc>
         <w:tc>
           <w:tcPr>
-            <w:tcW w:type="dxa" w:w="1290"/>
+            <w:tcW w:type="dxa" w:w="7143"/>
             <w:vAlign w:val="center"/>
             <w:shd w:val="clear" w:color="auto" w:fill="1F4D78"/>
           </w:tcPr>
@@ -7345,7 +1084,7 @@
                 <w:color w:val="FFFFFF"/>
                 <w:sz w:val="19"/>
               </w:rPr>
-              <w:t>状态</w:t>
+              <w:t>详细要求</w:t>
             </w:r>
           </w:p>
         </w:tc>
@@ -7353,7 +1092,7 @@
       <w:tr>
         <w:tc>
           <w:tcPr>
-            <w:tcW w:type="dxa" w:w="1389"/>
+            <w:tcW w:type="dxa" w:w="1587"/>
             <w:vAlign w:val="center"/>
           </w:tcPr>
           <w:p>
@@ -7368,13 +1107,13 @@
                 <w:rFonts w:ascii="Times New Roman" w:hAnsi="Times New Roman" w:eastAsia="宋体"/>
                 <w:sz w:val="19"/>
               </w:rPr>
-              <w:t>NFR-UI-01~08</w:t>
+              <w:t>正确性</w:t>
             </w:r>
           </w:p>
         </w:tc>
         <w:tc>
           <w:tcPr>
-            <w:tcW w:type="dxa" w:w="2183"/>
+            <w:tcW w:type="dxa" w:w="7143"/>
             <w:vAlign w:val="center"/>
           </w:tcPr>
           <w:p>
@@ -7389,70 +1128,7 @@
                 <w:rFonts w:ascii="Times New Roman" w:hAnsi="Times New Roman" w:eastAsia="宋体"/>
                 <w:sz w:val="19"/>
               </w:rPr>
-              <w:t>界面与交互需求</w:t>
-            </w:r>
-          </w:p>
-        </w:tc>
-        <w:tc>
-          <w:tcPr>
-            <w:tcW w:type="dxa" w:w="2282"/>
-            <w:vAlign w:val="center"/>
-          </w:tcPr>
-          <w:p>
-            <w:pPr>
-              <w:spacing w:line="300" w:lineRule="auto"/>
-              <w:ind w:firstLine="0"/>
-              <w:jc w:val="left"/>
-            </w:pPr>
-            <w:r/>
-            <w:r>
-              <w:rPr>
-                <w:rFonts w:ascii="Times New Roman" w:hAnsi="Times New Roman" w:eastAsia="宋体"/>
-                <w:sz w:val="19"/>
-              </w:rPr>
-              <w:t>页面检查、操作计时</w:t>
-            </w:r>
-          </w:p>
-        </w:tc>
-        <w:tc>
-          <w:tcPr>
-            <w:tcW w:type="dxa" w:w="1587"/>
-            <w:vAlign w:val="center"/>
-          </w:tcPr>
-          <w:p>
-            <w:pPr>
-              <w:spacing w:line="300" w:lineRule="auto"/>
-              <w:ind w:firstLine="0"/>
-              <w:jc w:val="left"/>
-            </w:pPr>
-            <w:r/>
-            <w:r>
-              <w:rPr>
-                <w:rFonts w:ascii="Times New Roman" w:hAnsi="Times New Roman" w:eastAsia="宋体"/>
-                <w:sz w:val="19"/>
-              </w:rPr>
-              <w:t>李汶航</w:t>
-            </w:r>
-          </w:p>
-        </w:tc>
-        <w:tc>
-          <w:tcPr>
-            <w:tcW w:type="dxa" w:w="1290"/>
-            <w:vAlign w:val="center"/>
-          </w:tcPr>
-          <w:p>
-            <w:pPr>
-              <w:spacing w:line="300" w:lineRule="auto"/>
-              <w:ind w:firstLine="0"/>
-              <w:jc w:val="left"/>
-            </w:pPr>
-            <w:r/>
-            <w:r>
-              <w:rPr>
-                <w:rFonts w:ascii="Times New Roman" w:hAnsi="Times New Roman" w:eastAsia="宋体"/>
-                <w:sz w:val="19"/>
-              </w:rPr>
-              <w:t>部分已验证</w:t>
+              <w:t>明火置信度达到阈值时产生严重告警，烟雾连续达到设定帧数后产生预警；告警记录、页面展示与统计结果保持一致；首轮模型验证集 mAP50 为 0.758，清洗数据集后复核，明火检测 mAP50 不低于 0.70。</w:t>
             </w:r>
           </w:p>
         </w:tc>
@@ -7460,7 +1136,7 @@
       <w:tr>
         <w:tc>
           <w:tcPr>
-            <w:tcW w:type="dxa" w:w="1389"/>
+            <w:tcW w:type="dxa" w:w="1587"/>
             <w:vAlign w:val="center"/>
             <w:shd w:val="clear" w:color="auto" w:fill="F2F5F9"/>
           </w:tcPr>
@@ -7476,13 +1152,13 @@
                 <w:rFonts w:ascii="Times New Roman" w:hAnsi="Times New Roman" w:eastAsia="宋体"/>
                 <w:sz w:val="19"/>
               </w:rPr>
-              <w:t>NFR-PERF-01~07</w:t>
+              <w:t>健壮性</w:t>
             </w:r>
           </w:p>
         </w:tc>
         <w:tc>
           <w:tcPr>
-            <w:tcW w:type="dxa" w:w="2183"/>
+            <w:tcW w:type="dxa" w:w="7143"/>
             <w:vAlign w:val="center"/>
             <w:shd w:val="clear" w:color="auto" w:fill="F2F5F9"/>
           </w:tcPr>
@@ -7498,13 +1174,81 @@
                 <w:rFonts w:ascii="Times New Roman" w:hAnsi="Times New Roman" w:eastAsia="宋体"/>
                 <w:sz w:val="19"/>
               </w:rPr>
-              <w:t>性能指标</w:t>
+              <w:t>对不存在的视频地址、错误的文件格式、超过 500MB 的上传文件等异常输入进行校验并给出提示；单路视频源异常不影响其他视频源与接口服务。</w:t>
+            </w:r>
+          </w:p>
+        </w:tc>
+      </w:tr>
+      <w:tr>
+        <w:tc>
+          <w:tcPr>
+            <w:tcW w:type="dxa" w:w="1587"/>
+            <w:vAlign w:val="center"/>
+          </w:tcPr>
+          <w:p>
+            <w:pPr>
+              <w:spacing w:line="300" w:lineRule="auto"/>
+              <w:ind w:firstLine="0"/>
+              <w:jc w:val="center"/>
+            </w:pPr>
+            <w:r/>
+            <w:r>
+              <w:rPr>
+                <w:rFonts w:ascii="Times New Roman" w:hAnsi="Times New Roman" w:eastAsia="宋体"/>
+                <w:sz w:val="19"/>
+              </w:rPr>
+              <w:t>可靠性</w:t>
             </w:r>
           </w:p>
         </w:tc>
         <w:tc>
           <w:tcPr>
-            <w:tcW w:type="dxa" w:w="2282"/>
+            <w:tcW w:type="dxa" w:w="7143"/>
+            <w:vAlign w:val="center"/>
+          </w:tcPr>
+          <w:p>
+            <w:pPr>
+              <w:spacing w:line="300" w:lineRule="auto"/>
+              <w:ind w:firstLine="0"/>
+              <w:jc w:val="left"/>
+            </w:pPr>
+            <w:r/>
+            <w:r>
+              <w:rPr>
+                <w:rFonts w:ascii="Times New Roman" w:hAnsi="Times New Roman" w:eastAsia="宋体"/>
+                <w:sz w:val="19"/>
+              </w:rPr>
+              <w:t>连续运行 2 小时无崩溃；视频源断流后按 1 秒至 60 秒退避自动重连，离线时告警状态机复位；告警写入 SQLite 成功率 100%，服务重启后记录仍可查询。</w:t>
+            </w:r>
+          </w:p>
+        </w:tc>
+      </w:tr>
+      <w:tr>
+        <w:tc>
+          <w:tcPr>
+            <w:tcW w:type="dxa" w:w="1587"/>
+            <w:vAlign w:val="center"/>
+            <w:shd w:val="clear" w:color="auto" w:fill="F2F5F9"/>
+          </w:tcPr>
+          <w:p>
+            <w:pPr>
+              <w:spacing w:line="300" w:lineRule="auto"/>
+              <w:ind w:firstLine="0"/>
+              <w:jc w:val="center"/>
+            </w:pPr>
+            <w:r/>
+            <w:r>
+              <w:rPr>
+                <w:rFonts w:ascii="Times New Roman" w:hAnsi="Times New Roman" w:eastAsia="宋体"/>
+                <w:sz w:val="19"/>
+              </w:rPr>
+              <w:t>运行效率</w:t>
+            </w:r>
+          </w:p>
+        </w:tc>
+        <w:tc>
+          <w:tcPr>
+            <w:tcW w:type="dxa" w:w="7143"/>
             <w:vAlign w:val="center"/>
             <w:shd w:val="clear" w:color="auto" w:fill="F2F5F9"/>
           </w:tcPr>
@@ -7520,13 +1264,81 @@
                 <w:rFonts w:ascii="Times New Roman" w:hAnsi="Times New Roman" w:eastAsia="宋体"/>
                 <w:sz w:val="19"/>
               </w:rPr>
-              <w:t>计时、日志、资源监控</w:t>
+              <w:t>每路视频源检测帧率 3~5 FPS（默认 4 FPS）；局域网端到端画面延迟不超过 1 秒；告警产生到前端展示不超过 3 秒；GPU 模式支持 4 路并发，CPU 模式可降级运行。</w:t>
+            </w:r>
+          </w:p>
+        </w:tc>
+      </w:tr>
+      <w:tr>
+        <w:tc>
+          <w:tcPr>
+            <w:tcW w:type="dxa" w:w="1587"/>
+            <w:vAlign w:val="center"/>
+          </w:tcPr>
+          <w:p>
+            <w:pPr>
+              <w:spacing w:line="300" w:lineRule="auto"/>
+              <w:ind w:firstLine="0"/>
+              <w:jc w:val="center"/>
+            </w:pPr>
+            <w:r/>
+            <w:r>
+              <w:rPr>
+                <w:rFonts w:ascii="Times New Roman" w:hAnsi="Times New Roman" w:eastAsia="宋体"/>
+                <w:sz w:val="19"/>
+              </w:rPr>
+              <w:t>易用性</w:t>
             </w:r>
           </w:p>
         </w:tc>
         <w:tc>
           <w:tcPr>
+            <w:tcW w:type="dxa" w:w="7143"/>
+            <w:vAlign w:val="center"/>
+          </w:tcPr>
+          <w:p>
+            <w:pPr>
+              <w:spacing w:line="300" w:lineRule="auto"/>
+              <w:ind w:firstLine="0"/>
+              <w:jc w:val="left"/>
+            </w:pPr>
+            <w:r/>
+            <w:r>
+              <w:rPr>
+                <w:rFonts w:ascii="Times New Roman" w:hAnsi="Times New Roman" w:eastAsia="宋体"/>
+                <w:sz w:val="19"/>
+              </w:rPr>
+              <w:t>主要功能三步内可达；视频源支持一键启停；支持拖拽上传 MP4/MOV 文件；设置页对阈值、连续帧、冷却时间等参数给出含义说明。</w:t>
+            </w:r>
+          </w:p>
+        </w:tc>
+      </w:tr>
+      <w:tr>
+        <w:tc>
+          <w:tcPr>
             <w:tcW w:type="dxa" w:w="1587"/>
+            <w:vAlign w:val="center"/>
+            <w:shd w:val="clear" w:color="auto" w:fill="F2F5F9"/>
+          </w:tcPr>
+          <w:p>
+            <w:pPr>
+              <w:spacing w:line="300" w:lineRule="auto"/>
+              <w:ind w:firstLine="0"/>
+              <w:jc w:val="center"/>
+            </w:pPr>
+            <w:r/>
+            <w:r>
+              <w:rPr>
+                <w:rFonts w:ascii="Times New Roman" w:hAnsi="Times New Roman" w:eastAsia="宋体"/>
+                <w:sz w:val="19"/>
+              </w:rPr>
+              <w:t>友好性</w:t>
+            </w:r>
+          </w:p>
+        </w:tc>
+        <w:tc>
+          <w:tcPr>
+            <w:tcW w:type="dxa" w:w="7143"/>
             <w:vAlign w:val="center"/>
             <w:shd w:val="clear" w:color="auto" w:fill="F2F5F9"/>
           </w:tcPr>
@@ -7542,13 +1354,81 @@
                 <w:rFonts w:ascii="Times New Roman" w:hAnsi="Times New Roman" w:eastAsia="宋体"/>
                 <w:sz w:val="19"/>
               </w:rPr>
-              <w:t>蔡俊杰</w:t>
+              <w:t>界面简洁、术语统一；错误提示包含原因与处理建议；提供演示视频生成脚本与启动说明，非开发成员可独立完成演示操作。</w:t>
+            </w:r>
+          </w:p>
+        </w:tc>
+      </w:tr>
+      <w:tr>
+        <w:tc>
+          <w:tcPr>
+            <w:tcW w:type="dxa" w:w="1587"/>
+            <w:vAlign w:val="center"/>
+          </w:tcPr>
+          <w:p>
+            <w:pPr>
+              <w:spacing w:line="300" w:lineRule="auto"/>
+              <w:ind w:firstLine="0"/>
+              <w:jc w:val="center"/>
+            </w:pPr>
+            <w:r/>
+            <w:r>
+              <w:rPr>
+                <w:rFonts w:ascii="Times New Roman" w:hAnsi="Times New Roman" w:eastAsia="宋体"/>
+                <w:sz w:val="19"/>
+              </w:rPr>
+              <w:t>安全性</w:t>
             </w:r>
           </w:p>
         </w:tc>
         <w:tc>
           <w:tcPr>
-            <w:tcW w:type="dxa" w:w="1290"/>
+            <w:tcW w:type="dxa" w:w="7143"/>
+            <w:vAlign w:val="center"/>
+          </w:tcPr>
+          <w:p>
+            <w:pPr>
+              <w:spacing w:line="300" w:lineRule="auto"/>
+              <w:ind w:firstLine="0"/>
+              <w:jc w:val="left"/>
+            </w:pPr>
+            <w:r/>
+            <w:r>
+              <w:rPr>
+                <w:rFonts w:ascii="Times New Roman" w:hAnsi="Times New Roman" w:eastAsia="宋体"/>
+                <w:sz w:val="19"/>
+              </w:rPr>
+              <w:t>系统仅部署在局域网或手机热点环境，不开放公网端口；视频源地址、告警记录与截图均存储在本地；演示素材不包含可识别的个人信息；API Key、密码等敏感信息不写入代码仓库。</w:t>
+            </w:r>
+          </w:p>
+        </w:tc>
+      </w:tr>
+      <w:tr>
+        <w:tc>
+          <w:tcPr>
+            <w:tcW w:type="dxa" w:w="1587"/>
+            <w:vAlign w:val="center"/>
+            <w:shd w:val="clear" w:color="auto" w:fill="F2F5F9"/>
+          </w:tcPr>
+          <w:p>
+            <w:pPr>
+              <w:spacing w:line="300" w:lineRule="auto"/>
+              <w:ind w:firstLine="0"/>
+              <w:jc w:val="center"/>
+            </w:pPr>
+            <w:r/>
+            <w:r>
+              <w:rPr>
+                <w:rFonts w:ascii="Times New Roman" w:hAnsi="Times New Roman" w:eastAsia="宋体"/>
+                <w:sz w:val="19"/>
+              </w:rPr>
+              <w:t>可扩展性</w:t>
+            </w:r>
+          </w:p>
+        </w:tc>
+        <w:tc>
+          <w:tcPr>
+            <w:tcW w:type="dxa" w:w="7143"/>
             <w:vAlign w:val="center"/>
             <w:shd w:val="clear" w:color="auto" w:fill="F2F5F9"/>
           </w:tcPr>
@@ -7564,771 +1444,7 @@
                 <w:rFonts w:ascii="Times New Roman" w:hAnsi="Times New Roman" w:eastAsia="宋体"/>
                 <w:sz w:val="19"/>
               </w:rPr>
-              <w:t>部分已验证</w:t>
-            </w:r>
-          </w:p>
-        </w:tc>
-      </w:tr>
-      <w:tr>
-        <w:tc>
-          <w:tcPr>
-            <w:tcW w:type="dxa" w:w="1389"/>
-            <w:vAlign w:val="center"/>
-          </w:tcPr>
-          <w:p>
-            <w:pPr>
-              <w:spacing w:line="300" w:lineRule="auto"/>
-              <w:ind w:firstLine="0"/>
-              <w:jc w:val="center"/>
-            </w:pPr>
-            <w:r/>
-            <w:r>
-              <w:rPr>
-                <w:rFonts w:ascii="Times New Roman" w:hAnsi="Times New Roman" w:eastAsia="宋体"/>
-                <w:sz w:val="19"/>
-              </w:rPr>
-              <w:t>NFR-ACC-01~05</w:t>
-            </w:r>
-          </w:p>
-        </w:tc>
-        <w:tc>
-          <w:tcPr>
-            <w:tcW w:type="dxa" w:w="2183"/>
-            <w:vAlign w:val="center"/>
-          </w:tcPr>
-          <w:p>
-            <w:pPr>
-              <w:spacing w:line="300" w:lineRule="auto"/>
-              <w:ind w:firstLine="0"/>
-              <w:jc w:val="left"/>
-            </w:pPr>
-            <w:r/>
-            <w:r>
-              <w:rPr>
-                <w:rFonts w:ascii="Times New Roman" w:hAnsi="Times New Roman" w:eastAsia="宋体"/>
-                <w:sz w:val="19"/>
-              </w:rPr>
-              <w:t>准确性与误报控制</w:t>
-            </w:r>
-          </w:p>
-        </w:tc>
-        <w:tc>
-          <w:tcPr>
-            <w:tcW w:type="dxa" w:w="2282"/>
-            <w:vAlign w:val="center"/>
-          </w:tcPr>
-          <w:p>
-            <w:pPr>
-              <w:spacing w:line="300" w:lineRule="auto"/>
-              <w:ind w:firstLine="0"/>
-              <w:jc w:val="left"/>
-            </w:pPr>
-            <w:r/>
-            <w:r>
-              <w:rPr>
-                <w:rFonts w:ascii="Times New Roman" w:hAnsi="Times New Roman" w:eastAsia="宋体"/>
-                <w:sz w:val="19"/>
-              </w:rPr>
-              <w:t>验证集、负样本、远景测试集</w:t>
-            </w:r>
-          </w:p>
-        </w:tc>
-        <w:tc>
-          <w:tcPr>
-            <w:tcW w:type="dxa" w:w="1587"/>
-            <w:vAlign w:val="center"/>
-          </w:tcPr>
-          <w:p>
-            <w:pPr>
-              <w:spacing w:line="300" w:lineRule="auto"/>
-              <w:ind w:firstLine="0"/>
-              <w:jc w:val="left"/>
-            </w:pPr>
-            <w:r/>
-            <w:r>
-              <w:rPr>
-                <w:rFonts w:ascii="Times New Roman" w:hAnsi="Times New Roman" w:eastAsia="宋体"/>
-                <w:sz w:val="19"/>
-              </w:rPr>
-              <w:t>蔡俊杰、欧阳宇康</w:t>
-            </w:r>
-          </w:p>
-        </w:tc>
-        <w:tc>
-          <w:tcPr>
-            <w:tcW w:type="dxa" w:w="1290"/>
-            <w:vAlign w:val="center"/>
-          </w:tcPr>
-          <w:p>
-            <w:pPr>
-              <w:spacing w:line="300" w:lineRule="auto"/>
-              <w:ind w:firstLine="0"/>
-              <w:jc w:val="left"/>
-            </w:pPr>
-            <w:r/>
-            <w:r>
-              <w:rPr>
-                <w:rFonts w:ascii="Times New Roman" w:hAnsi="Times New Roman" w:eastAsia="宋体"/>
-                <w:sz w:val="19"/>
-              </w:rPr>
-              <w:t>待数据治理后验证</w:t>
-            </w:r>
-          </w:p>
-        </w:tc>
-      </w:tr>
-      <w:tr>
-        <w:tc>
-          <w:tcPr>
-            <w:tcW w:type="dxa" w:w="1389"/>
-            <w:vAlign w:val="center"/>
-            <w:shd w:val="clear" w:color="auto" w:fill="F2F5F9"/>
-          </w:tcPr>
-          <w:p>
-            <w:pPr>
-              <w:spacing w:line="300" w:lineRule="auto"/>
-              <w:ind w:firstLine="0"/>
-              <w:jc w:val="center"/>
-            </w:pPr>
-            <w:r/>
-            <w:r>
-              <w:rPr>
-                <w:rFonts w:ascii="Times New Roman" w:hAnsi="Times New Roman" w:eastAsia="宋体"/>
-                <w:sz w:val="19"/>
-              </w:rPr>
-              <w:t>NFR-REL-01~06</w:t>
-            </w:r>
-          </w:p>
-        </w:tc>
-        <w:tc>
-          <w:tcPr>
-            <w:tcW w:type="dxa" w:w="2183"/>
-            <w:vAlign w:val="center"/>
-            <w:shd w:val="clear" w:color="auto" w:fill="F2F5F9"/>
-          </w:tcPr>
-          <w:p>
-            <w:pPr>
-              <w:spacing w:line="300" w:lineRule="auto"/>
-              <w:ind w:firstLine="0"/>
-              <w:jc w:val="left"/>
-            </w:pPr>
-            <w:r/>
-            <w:r>
-              <w:rPr>
-                <w:rFonts w:ascii="Times New Roman" w:hAnsi="Times New Roman" w:eastAsia="宋体"/>
-                <w:sz w:val="19"/>
-              </w:rPr>
-              <w:t>可靠性</w:t>
-            </w:r>
-          </w:p>
-        </w:tc>
-        <w:tc>
-          <w:tcPr>
-            <w:tcW w:type="dxa" w:w="2282"/>
-            <w:vAlign w:val="center"/>
-            <w:shd w:val="clear" w:color="auto" w:fill="F2F5F9"/>
-          </w:tcPr>
-          <w:p>
-            <w:pPr>
-              <w:spacing w:line="300" w:lineRule="auto"/>
-              <w:ind w:firstLine="0"/>
-              <w:jc w:val="left"/>
-            </w:pPr>
-            <w:r/>
-            <w:r>
-              <w:rPr>
-                <w:rFonts w:ascii="Times New Roman" w:hAnsi="Times New Roman" w:eastAsia="宋体"/>
-                <w:sz w:val="19"/>
-              </w:rPr>
-              <w:t>断流、重启、长时运行测试</w:t>
-            </w:r>
-          </w:p>
-        </w:tc>
-        <w:tc>
-          <w:tcPr>
-            <w:tcW w:type="dxa" w:w="1587"/>
-            <w:vAlign w:val="center"/>
-            <w:shd w:val="clear" w:color="auto" w:fill="F2F5F9"/>
-          </w:tcPr>
-          <w:p>
-            <w:pPr>
-              <w:spacing w:line="300" w:lineRule="auto"/>
-              <w:ind w:firstLine="0"/>
-              <w:jc w:val="left"/>
-            </w:pPr>
-            <w:r/>
-            <w:r>
-              <w:rPr>
-                <w:rFonts w:ascii="Times New Roman" w:hAnsi="Times New Roman" w:eastAsia="宋体"/>
-                <w:sz w:val="19"/>
-              </w:rPr>
-              <w:t>欧阳宇康</w:t>
-            </w:r>
-          </w:p>
-        </w:tc>
-        <w:tc>
-          <w:tcPr>
-            <w:tcW w:type="dxa" w:w="1290"/>
-            <w:vAlign w:val="center"/>
-            <w:shd w:val="clear" w:color="auto" w:fill="F2F5F9"/>
-          </w:tcPr>
-          <w:p>
-            <w:pPr>
-              <w:spacing w:line="300" w:lineRule="auto"/>
-              <w:ind w:firstLine="0"/>
-              <w:jc w:val="left"/>
-            </w:pPr>
-            <w:r/>
-            <w:r>
-              <w:rPr>
-                <w:rFonts w:ascii="Times New Roman" w:hAnsi="Times New Roman" w:eastAsia="宋体"/>
-                <w:sz w:val="19"/>
-              </w:rPr>
-              <w:t>部分已验证</w:t>
-            </w:r>
-          </w:p>
-        </w:tc>
-      </w:tr>
-      <w:tr>
-        <w:tc>
-          <w:tcPr>
-            <w:tcW w:type="dxa" w:w="1389"/>
-            <w:vAlign w:val="center"/>
-          </w:tcPr>
-          <w:p>
-            <w:pPr>
-              <w:spacing w:line="300" w:lineRule="auto"/>
-              <w:ind w:firstLine="0"/>
-              <w:jc w:val="center"/>
-            </w:pPr>
-            <w:r/>
-            <w:r>
-              <w:rPr>
-                <w:rFonts w:ascii="Times New Roman" w:hAnsi="Times New Roman" w:eastAsia="宋体"/>
-                <w:sz w:val="19"/>
-              </w:rPr>
-              <w:t>NFR-USE-01~05</w:t>
-            </w:r>
-          </w:p>
-        </w:tc>
-        <w:tc>
-          <w:tcPr>
-            <w:tcW w:type="dxa" w:w="2183"/>
-            <w:vAlign w:val="center"/>
-          </w:tcPr>
-          <w:p>
-            <w:pPr>
-              <w:spacing w:line="300" w:lineRule="auto"/>
-              <w:ind w:firstLine="0"/>
-              <w:jc w:val="left"/>
-            </w:pPr>
-            <w:r/>
-            <w:r>
-              <w:rPr>
-                <w:rFonts w:ascii="Times New Roman" w:hAnsi="Times New Roman" w:eastAsia="宋体"/>
-                <w:sz w:val="19"/>
-              </w:rPr>
-              <w:t>易用性</w:t>
-            </w:r>
-          </w:p>
-        </w:tc>
-        <w:tc>
-          <w:tcPr>
-            <w:tcW w:type="dxa" w:w="2282"/>
-            <w:vAlign w:val="center"/>
-          </w:tcPr>
-          <w:p>
-            <w:pPr>
-              <w:spacing w:line="300" w:lineRule="auto"/>
-              <w:ind w:firstLine="0"/>
-              <w:jc w:val="left"/>
-            </w:pPr>
-            <w:r/>
-            <w:r>
-              <w:rPr>
-                <w:rFonts w:ascii="Times New Roman" w:hAnsi="Times New Roman" w:eastAsia="宋体"/>
-                <w:sz w:val="19"/>
-              </w:rPr>
-              <w:t>操作路径与实测</w:t>
-            </w:r>
-          </w:p>
-        </w:tc>
-        <w:tc>
-          <w:tcPr>
-            <w:tcW w:type="dxa" w:w="1587"/>
-            <w:vAlign w:val="center"/>
-          </w:tcPr>
-          <w:p>
-            <w:pPr>
-              <w:spacing w:line="300" w:lineRule="auto"/>
-              <w:ind w:firstLine="0"/>
-              <w:jc w:val="left"/>
-            </w:pPr>
-            <w:r/>
-            <w:r>
-              <w:rPr>
-                <w:rFonts w:ascii="Times New Roman" w:hAnsi="Times New Roman" w:eastAsia="宋体"/>
-                <w:sz w:val="19"/>
-              </w:rPr>
-              <w:t>李汶航</w:t>
-            </w:r>
-          </w:p>
-        </w:tc>
-        <w:tc>
-          <w:tcPr>
-            <w:tcW w:type="dxa" w:w="1290"/>
-            <w:vAlign w:val="center"/>
-          </w:tcPr>
-          <w:p>
-            <w:pPr>
-              <w:spacing w:line="300" w:lineRule="auto"/>
-              <w:ind w:firstLine="0"/>
-              <w:jc w:val="left"/>
-            </w:pPr>
-            <w:r/>
-            <w:r>
-              <w:rPr>
-                <w:rFonts w:ascii="Times New Roman" w:hAnsi="Times New Roman" w:eastAsia="宋体"/>
-                <w:sz w:val="19"/>
-              </w:rPr>
-              <w:t>已验证</w:t>
-            </w:r>
-          </w:p>
-        </w:tc>
-      </w:tr>
-      <w:tr>
-        <w:tc>
-          <w:tcPr>
-            <w:tcW w:type="dxa" w:w="1389"/>
-            <w:vAlign w:val="center"/>
-            <w:shd w:val="clear" w:color="auto" w:fill="F2F5F9"/>
-          </w:tcPr>
-          <w:p>
-            <w:pPr>
-              <w:spacing w:line="300" w:lineRule="auto"/>
-              <w:ind w:firstLine="0"/>
-              <w:jc w:val="center"/>
-            </w:pPr>
-            <w:r/>
-            <w:r>
-              <w:rPr>
-                <w:rFonts w:ascii="Times New Roman" w:hAnsi="Times New Roman" w:eastAsia="宋体"/>
-                <w:sz w:val="19"/>
-              </w:rPr>
-              <w:t>NFR-MNT / NFR-PORT</w:t>
-            </w:r>
-          </w:p>
-        </w:tc>
-        <w:tc>
-          <w:tcPr>
-            <w:tcW w:type="dxa" w:w="2183"/>
-            <w:vAlign w:val="center"/>
-            <w:shd w:val="clear" w:color="auto" w:fill="F2F5F9"/>
-          </w:tcPr>
-          <w:p>
-            <w:pPr>
-              <w:spacing w:line="300" w:lineRule="auto"/>
-              <w:ind w:firstLine="0"/>
-              <w:jc w:val="left"/>
-            </w:pPr>
-            <w:r/>
-            <w:r>
-              <w:rPr>
-                <w:rFonts w:ascii="Times New Roman" w:hAnsi="Times New Roman" w:eastAsia="宋体"/>
-                <w:sz w:val="19"/>
-              </w:rPr>
-              <w:t>可维护与可移植</w:t>
-            </w:r>
-          </w:p>
-        </w:tc>
-        <w:tc>
-          <w:tcPr>
-            <w:tcW w:type="dxa" w:w="2282"/>
-            <w:vAlign w:val="center"/>
-            <w:shd w:val="clear" w:color="auto" w:fill="F2F5F9"/>
-          </w:tcPr>
-          <w:p>
-            <w:pPr>
-              <w:spacing w:line="300" w:lineRule="auto"/>
-              <w:ind w:firstLine="0"/>
-              <w:jc w:val="left"/>
-            </w:pPr>
-            <w:r/>
-            <w:r>
-              <w:rPr>
-                <w:rFonts w:ascii="Times New Roman" w:hAnsi="Times New Roman" w:eastAsia="宋体"/>
-                <w:sz w:val="19"/>
-              </w:rPr>
-              <w:t>代码结构检查、pytest、配置修改</w:t>
-            </w:r>
-          </w:p>
-        </w:tc>
-        <w:tc>
-          <w:tcPr>
-            <w:tcW w:type="dxa" w:w="1587"/>
-            <w:vAlign w:val="center"/>
-            <w:shd w:val="clear" w:color="auto" w:fill="F2F5F9"/>
-          </w:tcPr>
-          <w:p>
-            <w:pPr>
-              <w:spacing w:line="300" w:lineRule="auto"/>
-              <w:ind w:firstLine="0"/>
-              <w:jc w:val="left"/>
-            </w:pPr>
-            <w:r/>
-            <w:r>
-              <w:rPr>
-                <w:rFonts w:ascii="Times New Roman" w:hAnsi="Times New Roman" w:eastAsia="宋体"/>
-                <w:sz w:val="19"/>
-              </w:rPr>
-              <w:t>蔡俊杰、陈泽恩</w:t>
-            </w:r>
-          </w:p>
-        </w:tc>
-        <w:tc>
-          <w:tcPr>
-            <w:tcW w:type="dxa" w:w="1290"/>
-            <w:vAlign w:val="center"/>
-            <w:shd w:val="clear" w:color="auto" w:fill="F2F5F9"/>
-          </w:tcPr>
-          <w:p>
-            <w:pPr>
-              <w:spacing w:line="300" w:lineRule="auto"/>
-              <w:ind w:firstLine="0"/>
-              <w:jc w:val="left"/>
-            </w:pPr>
-            <w:r/>
-            <w:r>
-              <w:rPr>
-                <w:rFonts w:ascii="Times New Roman" w:hAnsi="Times New Roman" w:eastAsia="宋体"/>
-                <w:sz w:val="19"/>
-              </w:rPr>
-              <w:t>部分已验证</w:t>
-            </w:r>
-          </w:p>
-        </w:tc>
-      </w:tr>
-      <w:tr>
-        <w:tc>
-          <w:tcPr>
-            <w:tcW w:type="dxa" w:w="1389"/>
-            <w:vAlign w:val="center"/>
-          </w:tcPr>
-          <w:p>
-            <w:pPr>
-              <w:spacing w:line="300" w:lineRule="auto"/>
-              <w:ind w:firstLine="0"/>
-              <w:jc w:val="center"/>
-            </w:pPr>
-            <w:r/>
-            <w:r>
-              <w:rPr>
-                <w:rFonts w:ascii="Times New Roman" w:hAnsi="Times New Roman" w:eastAsia="宋体"/>
-                <w:sz w:val="19"/>
-              </w:rPr>
-              <w:t>NFR-SEC-01~05</w:t>
-            </w:r>
-          </w:p>
-        </w:tc>
-        <w:tc>
-          <w:tcPr>
-            <w:tcW w:type="dxa" w:w="2183"/>
-            <w:vAlign w:val="center"/>
-          </w:tcPr>
-          <w:p>
-            <w:pPr>
-              <w:spacing w:line="300" w:lineRule="auto"/>
-              <w:ind w:firstLine="0"/>
-              <w:jc w:val="left"/>
-            </w:pPr>
-            <w:r/>
-            <w:r>
-              <w:rPr>
-                <w:rFonts w:ascii="Times New Roman" w:hAnsi="Times New Roman" w:eastAsia="宋体"/>
-                <w:sz w:val="19"/>
-              </w:rPr>
-              <w:t>安全与合规</w:t>
-            </w:r>
-          </w:p>
-        </w:tc>
-        <w:tc>
-          <w:tcPr>
-            <w:tcW w:type="dxa" w:w="2282"/>
-            <w:vAlign w:val="center"/>
-          </w:tcPr>
-          <w:p>
-            <w:pPr>
-              <w:spacing w:line="300" w:lineRule="auto"/>
-              <w:ind w:firstLine="0"/>
-              <w:jc w:val="left"/>
-            </w:pPr>
-            <w:r/>
-            <w:r>
-              <w:rPr>
-                <w:rFonts w:ascii="Times New Roman" w:hAnsi="Times New Roman" w:eastAsia="宋体"/>
-                <w:sz w:val="19"/>
-              </w:rPr>
-              <w:t>仓库扫描、素材审核</w:t>
-            </w:r>
-          </w:p>
-        </w:tc>
-        <w:tc>
-          <w:tcPr>
-            <w:tcW w:type="dxa" w:w="1587"/>
-            <w:vAlign w:val="center"/>
-          </w:tcPr>
-          <w:p>
-            <w:pPr>
-              <w:spacing w:line="300" w:lineRule="auto"/>
-              <w:ind w:firstLine="0"/>
-              <w:jc w:val="left"/>
-            </w:pPr>
-            <w:r/>
-            <w:r>
-              <w:rPr>
-                <w:rFonts w:ascii="Times New Roman" w:hAnsi="Times New Roman" w:eastAsia="宋体"/>
-                <w:sz w:val="19"/>
-              </w:rPr>
-              <w:t>陈泽恩、欧阳宇康</w:t>
-            </w:r>
-          </w:p>
-        </w:tc>
-        <w:tc>
-          <w:tcPr>
-            <w:tcW w:type="dxa" w:w="1290"/>
-            <w:vAlign w:val="center"/>
-          </w:tcPr>
-          <w:p>
-            <w:pPr>
-              <w:spacing w:line="300" w:lineRule="auto"/>
-              <w:ind w:firstLine="0"/>
-              <w:jc w:val="left"/>
-            </w:pPr>
-            <w:r/>
-            <w:r>
-              <w:rPr>
-                <w:rFonts w:ascii="Times New Roman" w:hAnsi="Times New Roman" w:eastAsia="宋体"/>
-                <w:sz w:val="19"/>
-              </w:rPr>
-              <w:t>待检查</w:t>
-            </w:r>
-          </w:p>
-        </w:tc>
-      </w:tr>
-      <w:tr>
-        <w:tc>
-          <w:tcPr>
-            <w:tcW w:type="dxa" w:w="1389"/>
-            <w:vAlign w:val="center"/>
-            <w:shd w:val="clear" w:color="auto" w:fill="F2F5F9"/>
-          </w:tcPr>
-          <w:p>
-            <w:pPr>
-              <w:spacing w:line="300" w:lineRule="auto"/>
-              <w:ind w:firstLine="0"/>
-              <w:jc w:val="center"/>
-            </w:pPr>
-            <w:r/>
-            <w:r>
-              <w:rPr>
-                <w:rFonts w:ascii="Times New Roman" w:hAnsi="Times New Roman" w:eastAsia="宋体"/>
-                <w:sz w:val="19"/>
-              </w:rPr>
-              <w:t>NFR-API-01~05</w:t>
-            </w:r>
-          </w:p>
-        </w:tc>
-        <w:tc>
-          <w:tcPr>
-            <w:tcW w:type="dxa" w:w="2183"/>
-            <w:vAlign w:val="center"/>
-            <w:shd w:val="clear" w:color="auto" w:fill="F2F5F9"/>
-          </w:tcPr>
-          <w:p>
-            <w:pPr>
-              <w:spacing w:line="300" w:lineRule="auto"/>
-              <w:ind w:firstLine="0"/>
-              <w:jc w:val="left"/>
-            </w:pPr>
-            <w:r/>
-            <w:r>
-              <w:rPr>
-                <w:rFonts w:ascii="Times New Roman" w:hAnsi="Times New Roman" w:eastAsia="宋体"/>
-                <w:sz w:val="19"/>
-              </w:rPr>
-              <w:t>接口需求</w:t>
-            </w:r>
-          </w:p>
-        </w:tc>
-        <w:tc>
-          <w:tcPr>
-            <w:tcW w:type="dxa" w:w="2282"/>
-            <w:vAlign w:val="center"/>
-            <w:shd w:val="clear" w:color="auto" w:fill="F2F5F9"/>
-          </w:tcPr>
-          <w:p>
-            <w:pPr>
-              <w:spacing w:line="300" w:lineRule="auto"/>
-              <w:ind w:firstLine="0"/>
-              <w:jc w:val="left"/>
-            </w:pPr>
-            <w:r/>
-            <w:r>
-              <w:rPr>
-                <w:rFonts w:ascii="Times New Roman" w:hAnsi="Times New Roman" w:eastAsia="宋体"/>
-                <w:sz w:val="19"/>
-              </w:rPr>
-              <w:t>接口联调测试</w:t>
-            </w:r>
-          </w:p>
-        </w:tc>
-        <w:tc>
-          <w:tcPr>
-            <w:tcW w:type="dxa" w:w="1587"/>
-            <w:vAlign w:val="center"/>
-            <w:shd w:val="clear" w:color="auto" w:fill="F2F5F9"/>
-          </w:tcPr>
-          <w:p>
-            <w:pPr>
-              <w:spacing w:line="300" w:lineRule="auto"/>
-              <w:ind w:firstLine="0"/>
-              <w:jc w:val="left"/>
-            </w:pPr>
-            <w:r/>
-            <w:r>
-              <w:rPr>
-                <w:rFonts w:ascii="Times New Roman" w:hAnsi="Times New Roman" w:eastAsia="宋体"/>
-                <w:sz w:val="19"/>
-              </w:rPr>
-              <w:t>蔡俊杰、李汶航</w:t>
-            </w:r>
-          </w:p>
-        </w:tc>
-        <w:tc>
-          <w:tcPr>
-            <w:tcW w:type="dxa" w:w="1290"/>
-            <w:vAlign w:val="center"/>
-            <w:shd w:val="clear" w:color="auto" w:fill="F2F5F9"/>
-          </w:tcPr>
-          <w:p>
-            <w:pPr>
-              <w:spacing w:line="300" w:lineRule="auto"/>
-              <w:ind w:firstLine="0"/>
-              <w:jc w:val="left"/>
-            </w:pPr>
-            <w:r/>
-            <w:r>
-              <w:rPr>
-                <w:rFonts w:ascii="Times New Roman" w:hAnsi="Times New Roman" w:eastAsia="宋体"/>
-                <w:sz w:val="19"/>
-              </w:rPr>
-              <w:t>已验证</w:t>
-            </w:r>
-          </w:p>
-        </w:tc>
-      </w:tr>
-      <w:tr>
-        <w:tc>
-          <w:tcPr>
-            <w:tcW w:type="dxa" w:w="1389"/>
-            <w:vAlign w:val="center"/>
-          </w:tcPr>
-          <w:p>
-            <w:pPr>
-              <w:spacing w:line="300" w:lineRule="auto"/>
-              <w:ind w:firstLine="0"/>
-              <w:jc w:val="center"/>
-            </w:pPr>
-            <w:r/>
-            <w:r>
-              <w:rPr>
-                <w:rFonts w:ascii="Times New Roman" w:hAnsi="Times New Roman" w:eastAsia="宋体"/>
-                <w:sz w:val="19"/>
-              </w:rPr>
-              <w:t>NFR-DATA-01~06</w:t>
-            </w:r>
-          </w:p>
-        </w:tc>
-        <w:tc>
-          <w:tcPr>
-            <w:tcW w:type="dxa" w:w="2183"/>
-            <w:vAlign w:val="center"/>
-          </w:tcPr>
-          <w:p>
-            <w:pPr>
-              <w:spacing w:line="300" w:lineRule="auto"/>
-              <w:ind w:firstLine="0"/>
-              <w:jc w:val="left"/>
-            </w:pPr>
-            <w:r/>
-            <w:r>
-              <w:rPr>
-                <w:rFonts w:ascii="Times New Roman" w:hAnsi="Times New Roman" w:eastAsia="宋体"/>
-                <w:sz w:val="19"/>
-              </w:rPr>
-              <w:t>数据需求</w:t>
-            </w:r>
-          </w:p>
-        </w:tc>
-        <w:tc>
-          <w:tcPr>
-            <w:tcW w:type="dxa" w:w="2282"/>
-            <w:vAlign w:val="center"/>
-          </w:tcPr>
-          <w:p>
-            <w:pPr>
-              <w:spacing w:line="300" w:lineRule="auto"/>
-              <w:ind w:firstLine="0"/>
-              <w:jc w:val="left"/>
-            </w:pPr>
-            <w:r/>
-            <w:r>
-              <w:rPr>
-                <w:rFonts w:ascii="Times New Roman" w:hAnsi="Times New Roman" w:eastAsia="宋体"/>
-                <w:sz w:val="19"/>
-              </w:rPr>
-              <w:t>数据治理流程与备份演练</w:t>
-            </w:r>
-          </w:p>
-        </w:tc>
-        <w:tc>
-          <w:tcPr>
-            <w:tcW w:type="dxa" w:w="1587"/>
-            <w:vAlign w:val="center"/>
-          </w:tcPr>
-          <w:p>
-            <w:pPr>
-              <w:spacing w:line="300" w:lineRule="auto"/>
-              <w:ind w:firstLine="0"/>
-              <w:jc w:val="left"/>
-            </w:pPr>
-            <w:r/>
-            <w:r>
-              <w:rPr>
-                <w:rFonts w:ascii="Times New Roman" w:hAnsi="Times New Roman" w:eastAsia="宋体"/>
-                <w:sz w:val="19"/>
-              </w:rPr>
-              <w:t>欧阳宇康、陈泽恩</w:t>
-            </w:r>
-          </w:p>
-        </w:tc>
-        <w:tc>
-          <w:tcPr>
-            <w:tcW w:type="dxa" w:w="1290"/>
-            <w:vAlign w:val="center"/>
-          </w:tcPr>
-          <w:p>
-            <w:pPr>
-              <w:spacing w:line="300" w:lineRule="auto"/>
-              <w:ind w:firstLine="0"/>
-              <w:jc w:val="left"/>
-            </w:pPr>
-            <w:r/>
-            <w:r>
-              <w:rPr>
-                <w:rFonts w:ascii="Times New Roman" w:hAnsi="Times New Roman" w:eastAsia="宋体"/>
-                <w:sz w:val="19"/>
-              </w:rPr>
-              <w:t>进行中</w:t>
+              <w:t>后端按配置、数据库、检测器、检测任务、告警引擎、事件、接口等模块拆分；视频源类型、模型路径与阈值参数均可配置；预留智能体复核、远距离切片识别、多路 RTSP 接入与数据库切换的扩展空间。</w:t>
             </w:r>
           </w:p>
         </w:tc>

--- a/docs/课程任务/任务3-需求规格说明书/03_需求规格说明书_非功能性需求部分.docx
+++ b/docs/课程任务/任务3-需求规格说明书/03_需求规格说明书_非功能性需求部分.docx
@@ -1450,6 +1450,413 @@
         </w:tc>
       </w:tr>
     </w:tbl>
+    <w:p/>
+    <w:p>
+      <w:pPr>
+        <w:pStyle w:val="Heading2"/>
+        <w:ind w:firstLine="0"/>
+      </w:pPr>
+      <w:r>
+        <w:t>4.4 其它需求</w:t>
+      </w:r>
+    </w:p>
+    <w:p>
+      <w:pPr>
+        <w:jc w:val="center"/>
+      </w:pPr>
+      <w:r>
+        <w:rPr>
+          <w:rFonts w:ascii="Times New Roman" w:hAnsi="Times New Roman" w:eastAsia="宋体"/>
+          <w:b w:val="0"/>
+          <w:color w:val="404040"/>
+          <w:sz w:val="18"/>
+        </w:rPr>
+        <w:t>表 4-4 其它需求</w:t>
+      </w:r>
+    </w:p>
+    <w:tbl>
+      <w:tblPr>
+        <w:tblStyle w:val="TableGrid"/>
+        <w:tblW w:type="auto" w:w="0"/>
+        <w:jc w:val="center"/>
+        <w:tblLayout w:type="fixed"/>
+        <w:tblLook w:firstColumn="1" w:firstRow="1" w:lastColumn="0" w:lastRow="0" w:noHBand="0" w:noVBand="1" w:val="04A0"/>
+        <w:tblW w:w="8731" w:type="dxa"/>
+        <w:tblLayout w:type="fixed"/>
+        <w:tblCellMar>
+          <w:top w:w="60" w:type="dxa"/>
+          <w:left w:w="100" w:type="dxa"/>
+          <w:bottom w:w="60" w:type="dxa"/>
+          <w:right w:w="100" w:type="dxa"/>
+        </w:tblCellMar>
+      </w:tblPr>
+      <w:tblGrid>
+        <w:gridCol w:w="1927"/>
+        <w:gridCol w:w="6804"/>
+      </w:tblGrid>
+      <w:tr>
+        <w:tc>
+          <w:tcPr>
+            <w:tcW w:type="dxa" w:w="1928"/>
+            <w:vAlign w:val="center"/>
+            <w:shd w:val="clear" w:color="auto" w:fill="1F4D78"/>
+          </w:tcPr>
+          <w:p>
+            <w:pPr>
+              <w:ind w:firstLine="0"/>
+              <w:jc w:val="center"/>
+            </w:pPr>
+            <w:r/>
+            <w:r>
+              <w:rPr>
+                <w:rFonts w:ascii="Times New Roman" w:hAnsi="Times New Roman" w:eastAsia="黑体"/>
+                <w:b/>
+                <w:color w:val="FFFFFF"/>
+                <w:sz w:val="19"/>
+              </w:rPr>
+              <w:t>需求名称</w:t>
+            </w:r>
+          </w:p>
+        </w:tc>
+        <w:tc>
+          <w:tcPr>
+            <w:tcW w:type="dxa" w:w="6803"/>
+            <w:vAlign w:val="center"/>
+            <w:shd w:val="clear" w:color="auto" w:fill="1F4D78"/>
+          </w:tcPr>
+          <w:p>
+            <w:pPr>
+              <w:ind w:firstLine="0"/>
+              <w:jc w:val="center"/>
+            </w:pPr>
+            <w:r/>
+            <w:r>
+              <w:rPr>
+                <w:rFonts w:ascii="Times New Roman" w:hAnsi="Times New Roman" w:eastAsia="黑体"/>
+                <w:b/>
+                <w:color w:val="FFFFFF"/>
+                <w:sz w:val="19"/>
+              </w:rPr>
+              <w:t>详细要求</w:t>
+            </w:r>
+          </w:p>
+        </w:tc>
+      </w:tr>
+      <w:tr>
+        <w:tc>
+          <w:tcPr>
+            <w:tcW w:type="dxa" w:w="1928"/>
+            <w:vAlign w:val="center"/>
+          </w:tcPr>
+          <w:p>
+            <w:pPr>
+              <w:spacing w:line="300" w:lineRule="auto"/>
+              <w:ind w:firstLine="0"/>
+              <w:jc w:val="center"/>
+            </w:pPr>
+            <w:r/>
+            <w:r>
+              <w:rPr>
+                <w:rFonts w:ascii="Times New Roman" w:hAnsi="Times New Roman" w:eastAsia="宋体"/>
+                <w:sz w:val="19"/>
+              </w:rPr>
+              <w:t>文档与过程要求</w:t>
+            </w:r>
+          </w:p>
+        </w:tc>
+        <w:tc>
+          <w:tcPr>
+            <w:tcW w:type="dxa" w:w="6803"/>
+            <w:vAlign w:val="center"/>
+          </w:tcPr>
+          <w:p>
+            <w:pPr>
+              <w:spacing w:line="300" w:lineRule="auto"/>
+              <w:ind w:firstLine="0"/>
+              <w:jc w:val="left"/>
+            </w:pPr>
+            <w:r/>
+            <w:r>
+              <w:rPr>
+                <w:rFonts w:ascii="Times New Roman" w:hAnsi="Times New Roman" w:eastAsia="宋体"/>
+                <w:sz w:val="19"/>
+              </w:rPr>
+              <w:t>按课程模板提交软件介绍、项目章程、需求规格说明书、工作任务分解说明书；每份文档标注负责人，附过程证据与版本历史，并按"起草—评审—定稿"流程执行。</w:t>
+            </w:r>
+          </w:p>
+        </w:tc>
+      </w:tr>
+      <w:tr>
+        <w:tc>
+          <w:tcPr>
+            <w:tcW w:type="dxa" w:w="1928"/>
+            <w:vAlign w:val="center"/>
+            <w:shd w:val="clear" w:color="auto" w:fill="F2F5F9"/>
+          </w:tcPr>
+          <w:p>
+            <w:pPr>
+              <w:spacing w:line="300" w:lineRule="auto"/>
+              <w:ind w:firstLine="0"/>
+              <w:jc w:val="center"/>
+            </w:pPr>
+            <w:r/>
+            <w:r>
+              <w:rPr>
+                <w:rFonts w:ascii="Times New Roman" w:hAnsi="Times New Roman" w:eastAsia="宋体"/>
+                <w:sz w:val="19"/>
+              </w:rPr>
+              <w:t>演示与培训要求</w:t>
+            </w:r>
+          </w:p>
+        </w:tc>
+        <w:tc>
+          <w:tcPr>
+            <w:tcW w:type="dxa" w:w="6803"/>
+            <w:vAlign w:val="center"/>
+            <w:shd w:val="clear" w:color="auto" w:fill="F2F5F9"/>
+          </w:tcPr>
+          <w:p>
+            <w:pPr>
+              <w:spacing w:line="300" w:lineRule="auto"/>
+              <w:ind w:firstLine="0"/>
+              <w:jc w:val="left"/>
+            </w:pPr>
+            <w:r/>
+            <w:r>
+              <w:rPr>
+                <w:rFonts w:ascii="Times New Roman" w:hAnsi="Times New Roman" w:eastAsia="宋体"/>
+                <w:sz w:val="19"/>
+              </w:rPr>
+              <w:t>提供演示脚本与系统启动说明，非开发成员可独立完成课堂演示；演示前完成手机推流与上传视频两条链路的预演。</w:t>
+            </w:r>
+          </w:p>
+        </w:tc>
+      </w:tr>
+      <w:tr>
+        <w:tc>
+          <w:tcPr>
+            <w:tcW w:type="dxa" w:w="1928"/>
+            <w:vAlign w:val="center"/>
+          </w:tcPr>
+          <w:p>
+            <w:pPr>
+              <w:spacing w:line="300" w:lineRule="auto"/>
+              <w:ind w:firstLine="0"/>
+              <w:jc w:val="center"/>
+            </w:pPr>
+            <w:r/>
+            <w:r>
+              <w:rPr>
+                <w:rFonts w:ascii="Times New Roman" w:hAnsi="Times New Roman" w:eastAsia="宋体"/>
+                <w:sz w:val="19"/>
+              </w:rPr>
+              <w:t>数据与模型合规</w:t>
+            </w:r>
+          </w:p>
+        </w:tc>
+        <w:tc>
+          <w:tcPr>
+            <w:tcW w:type="dxa" w:w="6803"/>
+            <w:vAlign w:val="center"/>
+          </w:tcPr>
+          <w:p>
+            <w:pPr>
+              <w:spacing w:line="300" w:lineRule="auto"/>
+              <w:ind w:firstLine="0"/>
+              <w:jc w:val="left"/>
+            </w:pPr>
+            <w:r/>
+            <w:r>
+              <w:rPr>
+                <w:rFonts w:ascii="Times New Roman" w:hAnsi="Times New Roman" w:eastAsia="宋体"/>
+                <w:sz w:val="19"/>
+              </w:rPr>
+              <w:t>训练数据集仅用于学术探索并标注来源与许可；数据集与模型权重不进入代码仓库；训练参数与评测结果形成实验记录，保证可追溯。</w:t>
+            </w:r>
+          </w:p>
+        </w:tc>
+      </w:tr>
+      <w:tr>
+        <w:tc>
+          <w:tcPr>
+            <w:tcW w:type="dxa" w:w="1928"/>
+            <w:vAlign w:val="center"/>
+            <w:shd w:val="clear" w:color="auto" w:fill="F2F5F9"/>
+          </w:tcPr>
+          <w:p>
+            <w:pPr>
+              <w:spacing w:line="300" w:lineRule="auto"/>
+              <w:ind w:firstLine="0"/>
+              <w:jc w:val="center"/>
+            </w:pPr>
+            <w:r/>
+            <w:r>
+              <w:rPr>
+                <w:rFonts w:ascii="Times New Roman" w:hAnsi="Times New Roman" w:eastAsia="宋体"/>
+                <w:sz w:val="19"/>
+              </w:rPr>
+              <w:t>需求可追溯要求</w:t>
+            </w:r>
+          </w:p>
+        </w:tc>
+        <w:tc>
+          <w:tcPr>
+            <w:tcW w:type="dxa" w:w="6803"/>
+            <w:vAlign w:val="center"/>
+            <w:shd w:val="clear" w:color="auto" w:fill="F2F5F9"/>
+          </w:tcPr>
+          <w:p>
+            <w:pPr>
+              <w:spacing w:line="300" w:lineRule="auto"/>
+              <w:ind w:firstLine="0"/>
+              <w:jc w:val="left"/>
+            </w:pPr>
+            <w:r/>
+            <w:r>
+              <w:rPr>
+                <w:rFonts w:ascii="Times New Roman" w:hAnsi="Times New Roman" w:eastAsia="宋体"/>
+                <w:sz w:val="19"/>
+              </w:rPr>
+              <w:t>功能需求、用例、测试用例与工作任务分解工作包之间建立对应关系；评审意见、修改内容与修改人记录留痕。</w:t>
+            </w:r>
+          </w:p>
+        </w:tc>
+      </w:tr>
+      <w:tr>
+        <w:tc>
+          <w:tcPr>
+            <w:tcW w:type="dxa" w:w="1928"/>
+            <w:vAlign w:val="center"/>
+          </w:tcPr>
+          <w:p>
+            <w:pPr>
+              <w:spacing w:line="300" w:lineRule="auto"/>
+              <w:ind w:firstLine="0"/>
+              <w:jc w:val="center"/>
+            </w:pPr>
+            <w:r/>
+            <w:r>
+              <w:rPr>
+                <w:rFonts w:ascii="Times New Roman" w:hAnsi="Times New Roman" w:eastAsia="宋体"/>
+                <w:sz w:val="19"/>
+              </w:rPr>
+              <w:t>备份与恢复要求</w:t>
+            </w:r>
+          </w:p>
+        </w:tc>
+        <w:tc>
+          <w:tcPr>
+            <w:tcW w:type="dxa" w:w="6803"/>
+            <w:vAlign w:val="center"/>
+          </w:tcPr>
+          <w:p>
+            <w:pPr>
+              <w:spacing w:line="300" w:lineRule="auto"/>
+              <w:ind w:firstLine="0"/>
+              <w:jc w:val="left"/>
+            </w:pPr>
+            <w:r/>
+            <w:r>
+              <w:rPr>
+                <w:rFonts w:ascii="Times New Roman" w:hAnsi="Times New Roman" w:eastAsia="宋体"/>
+                <w:sz w:val="19"/>
+              </w:rPr>
+              <w:t>备份 storage/*.db 文件即可恢复告警记录与系统配置；提供备份与恢复操作说明。</w:t>
+            </w:r>
+          </w:p>
+        </w:tc>
+      </w:tr>
+      <w:tr>
+        <w:tc>
+          <w:tcPr>
+            <w:tcW w:type="dxa" w:w="1928"/>
+            <w:vAlign w:val="center"/>
+            <w:shd w:val="clear" w:color="auto" w:fill="F2F5F9"/>
+          </w:tcPr>
+          <w:p>
+            <w:pPr>
+              <w:spacing w:line="300" w:lineRule="auto"/>
+              <w:ind w:firstLine="0"/>
+              <w:jc w:val="center"/>
+            </w:pPr>
+            <w:r/>
+            <w:r>
+              <w:rPr>
+                <w:rFonts w:ascii="Times New Roman" w:hAnsi="Times New Roman" w:eastAsia="宋体"/>
+                <w:sz w:val="19"/>
+              </w:rPr>
+              <w:t>维护与演进要求</w:t>
+            </w:r>
+          </w:p>
+        </w:tc>
+        <w:tc>
+          <w:tcPr>
+            <w:tcW w:type="dxa" w:w="6803"/>
+            <w:vAlign w:val="center"/>
+            <w:shd w:val="clear" w:color="auto" w:fill="F2F5F9"/>
+          </w:tcPr>
+          <w:p>
+            <w:pPr>
+              <w:spacing w:line="300" w:lineRule="auto"/>
+              <w:ind w:firstLine="0"/>
+              <w:jc w:val="left"/>
+            </w:pPr>
+            <w:r/>
+            <w:r>
+              <w:rPr>
+                <w:rFonts w:ascii="Times New Roman" w:hAnsi="Times New Roman" w:eastAsia="宋体"/>
+                <w:sz w:val="19"/>
+              </w:rPr>
+              <w:t>架构预留智能体复核、远距离识别、多路 RTSP 接入与数据库切换空间；检测模型、告警规则与前端页面可独立升级，不相互阻塞。</w:t>
+            </w:r>
+          </w:p>
+        </w:tc>
+      </w:tr>
+      <w:tr>
+        <w:tc>
+          <w:tcPr>
+            <w:tcW w:type="dxa" w:w="1928"/>
+            <w:vAlign w:val="center"/>
+          </w:tcPr>
+          <w:p>
+            <w:pPr>
+              <w:spacing w:line="300" w:lineRule="auto"/>
+              <w:ind w:firstLine="0"/>
+              <w:jc w:val="center"/>
+            </w:pPr>
+            <w:r/>
+            <w:r>
+              <w:rPr>
+                <w:rFonts w:ascii="Times New Roman" w:hAnsi="Times New Roman" w:eastAsia="宋体"/>
+                <w:sz w:val="19"/>
+              </w:rPr>
+              <w:t>项目进度要求</w:t>
+            </w:r>
+          </w:p>
+        </w:tc>
+        <w:tc>
+          <w:tcPr>
+            <w:tcW w:type="dxa" w:w="6803"/>
+            <w:vAlign w:val="center"/>
+          </w:tcPr>
+          <w:p>
+            <w:pPr>
+              <w:spacing w:line="300" w:lineRule="auto"/>
+              <w:ind w:firstLine="0"/>
+              <w:jc w:val="left"/>
+            </w:pPr>
+            <w:r/>
+            <w:r>
+              <w:rPr>
+                <w:rFonts w:ascii="Times New Roman" w:hAnsi="Times New Roman" w:eastAsia="宋体"/>
+                <w:sz w:val="19"/>
+              </w:rPr>
+              <w:t>按 8 周计划推进：前 3 周完成核心闭环，第 3~4 周完成数据治理与手机推流实测，第 5~7 周完成智能体与远距离识别，第 7~8 周完成结项材料与演示。</w:t>
+            </w:r>
+          </w:p>
+        </w:tc>
+      </w:tr>
+    </w:tbl>
     <w:sectPr>
       <w:footerReference w:type="default" r:id="rId9"/>
       <w:pgSz w:w="11906" w:h="16838"/>

--- a/docs/课程任务/任务3-需求规格说明书/03_需求规格说明书_非功能性需求部分.docx
+++ b/docs/课程任务/任务3-需求规格说明书/03_需求规格说明书_非功能性需求部分.docx
@@ -1457,7 +1457,30 @@
         <w:ind w:firstLine="0"/>
       </w:pPr>
       <w:r>
-        <w:t>4.4 其它需求</w:t>
+        <w:t>4.4 项目进度要求</w:t>
+      </w:r>
+    </w:p>
+    <w:p>
+      <w:pPr>
+        <w:ind w:firstLine="0"/>
+      </w:pPr>
+      <w:r>
+        <w:rPr>
+          <w:rFonts w:ascii="Times New Roman" w:hAnsi="Times New Roman" w:eastAsia="宋体"/>
+          <w:b w:val="0"/>
+          <w:sz w:val="21"/>
+        </w:rPr>
+        <w:t>本项目周期为 8 周（2026 年 9 月 3 日至 11 月 5 日）：前 3 周完成核心闭环，包括视频源接入、烟火检测、分级告警、前端页面与前后端打通；第 3~4 周完成数据去重与防泄漏重划分、模型重训与手机推流实测；第 5~7 周完成智能体复核与远距离识别；第 7~8 周完成结项材料整理与课堂演示。项目要求每周产出可演示增量，并在每次进度汇报时提供阶段成果与过程材料。</w:t>
+      </w:r>
+    </w:p>
+    <w:p/>
+    <w:p>
+      <w:pPr>
+        <w:pStyle w:val="Heading2"/>
+        <w:ind w:firstLine="0"/>
+      </w:pPr>
+      <w:r>
+        <w:t>4.5 其它需求</w:t>
       </w:r>
     </w:p>
     <w:p>
@@ -1812,50 +1835,6 @@
           </w:p>
         </w:tc>
       </w:tr>
-      <w:tr>
-        <w:tc>
-          <w:tcPr>
-            <w:tcW w:type="dxa" w:w="1928"/>
-            <w:vAlign w:val="center"/>
-          </w:tcPr>
-          <w:p>
-            <w:pPr>
-              <w:spacing w:line="300" w:lineRule="auto"/>
-              <w:ind w:firstLine="0"/>
-              <w:jc w:val="center"/>
-            </w:pPr>
-            <w:r/>
-            <w:r>
-              <w:rPr>
-                <w:rFonts w:ascii="Times New Roman" w:hAnsi="Times New Roman" w:eastAsia="宋体"/>
-                <w:sz w:val="19"/>
-              </w:rPr>
-              <w:t>项目进度要求</w:t>
-            </w:r>
-          </w:p>
-        </w:tc>
-        <w:tc>
-          <w:tcPr>
-            <w:tcW w:type="dxa" w:w="6803"/>
-            <w:vAlign w:val="center"/>
-          </w:tcPr>
-          <w:p>
-            <w:pPr>
-              <w:spacing w:line="300" w:lineRule="auto"/>
-              <w:ind w:firstLine="0"/>
-              <w:jc w:val="left"/>
-            </w:pPr>
-            <w:r/>
-            <w:r>
-              <w:rPr>
-                <w:rFonts w:ascii="Times New Roman" w:hAnsi="Times New Roman" w:eastAsia="宋体"/>
-                <w:sz w:val="19"/>
-              </w:rPr>
-              <w:t>按 8 周计划推进：前 3 周完成核心闭环，第 3~4 周完成数据治理与手机推流实测，第 5~7 周完成智能体与远距离识别，第 7~8 周完成结项材料与演示。</w:t>
-            </w:r>
-          </w:p>
-        </w:tc>
-      </w:tr>
     </w:tbl>
     <w:sectPr>
       <w:footerReference w:type="default" r:id="rId9"/>

--- a/docs/课程任务/任务3-需求规格说明书/03_需求规格说明书_非功能性需求部分.docx
+++ b/docs/课程任务/任务3-需求规格说明书/03_需求规格说明书_非功能性需求部分.docx
@@ -1059,7 +1059,7 @@
                 <w:rFonts w:ascii="Times New Roman" w:hAnsi="Times New Roman" w:eastAsia="黑体"/>
                 <w:b/>
                 <w:color w:val="FFFFFF"/>
-                <w:sz w:val="19"/>
+                <w:sz w:val="18"/>
               </w:rPr>
               <w:t>主要质量属性</w:t>
             </w:r>
@@ -1082,7 +1082,7 @@
                 <w:rFonts w:ascii="Times New Roman" w:hAnsi="Times New Roman" w:eastAsia="黑体"/>
                 <w:b/>
                 <w:color w:val="FFFFFF"/>
-                <w:sz w:val="19"/>
+                <w:sz w:val="18"/>
               </w:rPr>
               <w:t>详细要求</w:t>
             </w:r>
@@ -1105,7 +1105,7 @@
             <w:r>
               <w:rPr>
                 <w:rFonts w:ascii="Times New Roman" w:hAnsi="Times New Roman" w:eastAsia="宋体"/>
-                <w:sz w:val="19"/>
+                <w:sz w:val="18"/>
               </w:rPr>
               <w:t>正确性</w:t>
             </w:r>
@@ -1126,7 +1126,7 @@
             <w:r>
               <w:rPr>
                 <w:rFonts w:ascii="Times New Roman" w:hAnsi="Times New Roman" w:eastAsia="宋体"/>
-                <w:sz w:val="19"/>
+                <w:sz w:val="18"/>
               </w:rPr>
               <w:t>明火置信度达到阈值时产生严重告警，烟雾连续达到设定帧数后产生预警；告警记录、页面展示与统计结果保持一致；首轮模型验证集 mAP50 为 0.758，清洗数据集后复核，明火检测 mAP50 不低于 0.70。</w:t>
             </w:r>
@@ -1150,7 +1150,7 @@
             <w:r>
               <w:rPr>
                 <w:rFonts w:ascii="Times New Roman" w:hAnsi="Times New Roman" w:eastAsia="宋体"/>
-                <w:sz w:val="19"/>
+                <w:sz w:val="18"/>
               </w:rPr>
               <w:t>健壮性</w:t>
             </w:r>
@@ -1172,7 +1172,7 @@
             <w:r>
               <w:rPr>
                 <w:rFonts w:ascii="Times New Roman" w:hAnsi="Times New Roman" w:eastAsia="宋体"/>
-                <w:sz w:val="19"/>
+                <w:sz w:val="18"/>
               </w:rPr>
               <w:t>对不存在的视频地址、错误的文件格式、超过 500MB 的上传文件等异常输入进行校验并给出提示；单路视频源异常不影响其他视频源与接口服务。</w:t>
             </w:r>
@@ -1195,7 +1195,7 @@
             <w:r>
               <w:rPr>
                 <w:rFonts w:ascii="Times New Roman" w:hAnsi="Times New Roman" w:eastAsia="宋体"/>
-                <w:sz w:val="19"/>
+                <w:sz w:val="18"/>
               </w:rPr>
               <w:t>可靠性</w:t>
             </w:r>
@@ -1216,7 +1216,7 @@
             <w:r>
               <w:rPr>
                 <w:rFonts w:ascii="Times New Roman" w:hAnsi="Times New Roman" w:eastAsia="宋体"/>
-                <w:sz w:val="19"/>
+                <w:sz w:val="18"/>
               </w:rPr>
               <w:t>连续运行 2 小时无崩溃；视频源断流后按 1 秒至 60 秒退避自动重连，离线时告警状态机复位；告警写入 SQLite 成功率 100%，服务重启后记录仍可查询。</w:t>
             </w:r>
@@ -1240,9 +1240,9 @@
             <w:r>
               <w:rPr>
                 <w:rFonts w:ascii="Times New Roman" w:hAnsi="Times New Roman" w:eastAsia="宋体"/>
-                <w:sz w:val="19"/>
+                <w:sz w:val="18"/>
               </w:rPr>
-              <w:t>运行效率</w:t>
+              <w:t>性能，效率</w:t>
             </w:r>
           </w:p>
         </w:tc>
@@ -1262,9 +1262,9 @@
             <w:r>
               <w:rPr>
                 <w:rFonts w:ascii="Times New Roman" w:hAnsi="Times New Roman" w:eastAsia="宋体"/>
-                <w:sz w:val="19"/>
+                <w:sz w:val="18"/>
               </w:rPr>
-              <w:t>每路视频源检测帧率 3~5 FPS（默认 4 FPS）；局域网端到端画面延迟不超过 1 秒；告警产生到前端展示不超过 3 秒；GPU 模式支持 4 路并发，CPU 模式可降级运行。</w:t>
+              <w:t>每路视频源检测帧率 3~5 FPS（默认 4 FPS）；局域网端到端画面延迟不超过 1 秒；告警产生到前端展示不超过 3 秒；GPU 模式支持 4 路并发，单帧推理不超过 100ms；后端含模型加载启动不超过 15 秒；单路 GPU 显存占用不超过 3GB，4 路服务内存占用不超过 4GB。</w:t>
             </w:r>
           </w:p>
         </w:tc>
@@ -1285,7 +1285,7 @@
             <w:r>
               <w:rPr>
                 <w:rFonts w:ascii="Times New Roman" w:hAnsi="Times New Roman" w:eastAsia="宋体"/>
-                <w:sz w:val="19"/>
+                <w:sz w:val="18"/>
               </w:rPr>
               <w:t>易用性</w:t>
             </w:r>
@@ -1306,7 +1306,7 @@
             <w:r>
               <w:rPr>
                 <w:rFonts w:ascii="Times New Roman" w:hAnsi="Times New Roman" w:eastAsia="宋体"/>
-                <w:sz w:val="19"/>
+                <w:sz w:val="18"/>
               </w:rPr>
               <w:t>主要功能三步内可达；视频源支持一键启停；支持拖拽上传 MP4/MOV 文件；设置页对阈值、连续帧、冷却时间等参数给出含义说明。</w:t>
             </w:r>
@@ -1330,9 +1330,9 @@
             <w:r>
               <w:rPr>
                 <w:rFonts w:ascii="Times New Roman" w:hAnsi="Times New Roman" w:eastAsia="宋体"/>
-                <w:sz w:val="19"/>
+                <w:sz w:val="18"/>
               </w:rPr>
-              <w:t>友好性</w:t>
+              <w:t>清晰性</w:t>
             </w:r>
           </w:p>
         </w:tc>
@@ -1352,9 +1352,9 @@
             <w:r>
               <w:rPr>
                 <w:rFonts w:ascii="Times New Roman" w:hAnsi="Times New Roman" w:eastAsia="宋体"/>
-                <w:sz w:val="19"/>
+                <w:sz w:val="18"/>
               </w:rPr>
-              <w:t>界面简洁、术语统一；错误提示包含原因与处理建议；提供演示视频生成脚本与启动说明，非开发成员可独立完成演示操作。</w:t>
+              <w:t>界面信息层级清晰，术语统一；视频源在线/离线、启用/停用与实时通道连接状态标识明确；告警按类型与级别用颜色区分；错误提示包含原因与处理建议；提供演示脚本与操作说明，非开发成员可独立完成演示。</w:t>
             </w:r>
           </w:p>
         </w:tc>
@@ -1375,7 +1375,7 @@
             <w:r>
               <w:rPr>
                 <w:rFonts w:ascii="Times New Roman" w:hAnsi="Times New Roman" w:eastAsia="宋体"/>
-                <w:sz w:val="19"/>
+                <w:sz w:val="18"/>
               </w:rPr>
               <w:t>安全性</w:t>
             </w:r>
@@ -1396,7 +1396,7 @@
             <w:r>
               <w:rPr>
                 <w:rFonts w:ascii="Times New Roman" w:hAnsi="Times New Roman" w:eastAsia="宋体"/>
-                <w:sz w:val="19"/>
+                <w:sz w:val="18"/>
               </w:rPr>
               <w:t>系统仅部署在局域网或手机热点环境，不开放公网端口；视频源地址、告警记录与截图均存储在本地；演示素材不包含可识别的个人信息；API Key、密码等敏感信息不写入代码仓库。</w:t>
             </w:r>
@@ -1420,7 +1420,7 @@
             <w:r>
               <w:rPr>
                 <w:rFonts w:ascii="Times New Roman" w:hAnsi="Times New Roman" w:eastAsia="宋体"/>
-                <w:sz w:val="19"/>
+                <w:sz w:val="18"/>
               </w:rPr>
               <w:t>可扩展性</w:t>
             </w:r>
@@ -1442,9 +1442,99 @@
             <w:r>
               <w:rPr>
                 <w:rFonts w:ascii="Times New Roman" w:hAnsi="Times New Roman" w:eastAsia="宋体"/>
-                <w:sz w:val="19"/>
+                <w:sz w:val="18"/>
               </w:rPr>
               <w:t>后端按配置、数据库、检测器、检测任务、告警引擎、事件、接口等模块拆分；视频源类型、模型路径与阈值参数均可配置；预留智能体复核、远距离切片识别、多路 RTSP 接入与数据库切换的扩展空间。</w:t>
+            </w:r>
+          </w:p>
+        </w:tc>
+      </w:tr>
+      <w:tr>
+        <w:tc>
+          <w:tcPr>
+            <w:tcW w:type="dxa" w:w="1587"/>
+            <w:vAlign w:val="center"/>
+          </w:tcPr>
+          <w:p>
+            <w:pPr>
+              <w:spacing w:line="300" w:lineRule="auto"/>
+              <w:ind w:firstLine="0"/>
+              <w:jc w:val="center"/>
+            </w:pPr>
+            <w:r/>
+            <w:r>
+              <w:rPr>
+                <w:rFonts w:ascii="Times New Roman" w:hAnsi="Times New Roman" w:eastAsia="宋体"/>
+                <w:sz w:val="18"/>
+              </w:rPr>
+              <w:t>兼容性</w:t>
+            </w:r>
+          </w:p>
+        </w:tc>
+        <w:tc>
+          <w:tcPr>
+            <w:tcW w:type="dxa" w:w="7143"/>
+            <w:vAlign w:val="center"/>
+          </w:tcPr>
+          <w:p>
+            <w:pPr>
+              <w:spacing w:line="300" w:lineRule="auto"/>
+              <w:ind w:firstLine="0"/>
+              <w:jc w:val="left"/>
+            </w:pPr>
+            <w:r/>
+            <w:r>
+              <w:rPr>
+                <w:rFonts w:ascii="Times New Roman" w:hAnsi="Times New Roman" w:eastAsia="宋体"/>
+                <w:sz w:val="18"/>
+              </w:rPr>
+              <w:t>支持 Windows 10/11 与 Chrome、Edge 最新版本；支持 file、http（手机 IP Webcam）、rtsp 三类视频源接入；支持 NVIDIA GPU 推理与 CPU 降级运行；适配 1366×768 及以上分辨率；支持安卓 8.0 以上手机推流。</w:t>
+            </w:r>
+          </w:p>
+        </w:tc>
+      </w:tr>
+      <w:tr>
+        <w:tc>
+          <w:tcPr>
+            <w:tcW w:type="dxa" w:w="1587"/>
+            <w:vAlign w:val="center"/>
+            <w:shd w:val="clear" w:color="auto" w:fill="F2F5F9"/>
+          </w:tcPr>
+          <w:p>
+            <w:pPr>
+              <w:spacing w:line="300" w:lineRule="auto"/>
+              <w:ind w:firstLine="0"/>
+              <w:jc w:val="center"/>
+            </w:pPr>
+            <w:r/>
+            <w:r>
+              <w:rPr>
+                <w:rFonts w:ascii="Times New Roman" w:hAnsi="Times New Roman" w:eastAsia="宋体"/>
+                <w:sz w:val="18"/>
+              </w:rPr>
+              <w:t>可移植性</w:t>
+            </w:r>
+          </w:p>
+        </w:tc>
+        <w:tc>
+          <w:tcPr>
+            <w:tcW w:type="dxa" w:w="7143"/>
+            <w:vAlign w:val="center"/>
+            <w:shd w:val="clear" w:color="auto" w:fill="F2F5F9"/>
+          </w:tcPr>
+          <w:p>
+            <w:pPr>
+              <w:spacing w:line="300" w:lineRule="auto"/>
+              <w:ind w:firstLine="0"/>
+              <w:jc w:val="left"/>
+            </w:pPr>
+            <w:r/>
+            <w:r>
+              <w:rPr>
+                <w:rFonts w:ascii="Times New Roman" w:hAnsi="Times New Roman" w:eastAsia="宋体"/>
+                <w:sz w:val="18"/>
+              </w:rPr>
+              <w:t>系统不依赖云服务即可独立运行；模型路径、数据库路径、服务端口与检测参数均可配置；数据以本地 SQLite 文件存储，可直接备份迁移；未来可容器化部署并平滑切换数据库。</w:t>
             </w:r>
           </w:p>
         </w:tc>
@@ -1535,7 +1625,7 @@
                 <w:rFonts w:ascii="Times New Roman" w:hAnsi="Times New Roman" w:eastAsia="黑体"/>
                 <w:b/>
                 <w:color w:val="FFFFFF"/>
-                <w:sz w:val="19"/>
+                <w:sz w:val="18"/>
               </w:rPr>
               <w:t>需求名称</w:t>
             </w:r>
@@ -1558,7 +1648,7 @@
                 <w:rFonts w:ascii="Times New Roman" w:hAnsi="Times New Roman" w:eastAsia="黑体"/>
                 <w:b/>
                 <w:color w:val="FFFFFF"/>
-                <w:sz w:val="19"/>
+                <w:sz w:val="18"/>
               </w:rPr>
               <w:t>详细要求</w:t>
             </w:r>
@@ -1581,7 +1671,7 @@
             <w:r>
               <w:rPr>
                 <w:rFonts w:ascii="Times New Roman" w:hAnsi="Times New Roman" w:eastAsia="宋体"/>
-                <w:sz w:val="19"/>
+                <w:sz w:val="18"/>
               </w:rPr>
               <w:t>文档与过程要求</w:t>
             </w:r>
@@ -1602,7 +1692,7 @@
             <w:r>
               <w:rPr>
                 <w:rFonts w:ascii="Times New Roman" w:hAnsi="Times New Roman" w:eastAsia="宋体"/>
-                <w:sz w:val="19"/>
+                <w:sz w:val="18"/>
               </w:rPr>
               <w:t>按课程模板提交软件介绍、项目章程、需求规格说明书、工作任务分解说明书；每份文档标注负责人，附过程证据与版本历史，并按"起草—评审—定稿"流程执行。</w:t>
             </w:r>
@@ -1626,7 +1716,7 @@
             <w:r>
               <w:rPr>
                 <w:rFonts w:ascii="Times New Roman" w:hAnsi="Times New Roman" w:eastAsia="宋体"/>
-                <w:sz w:val="19"/>
+                <w:sz w:val="18"/>
               </w:rPr>
               <w:t>演示与培训要求</w:t>
             </w:r>
@@ -1648,7 +1738,7 @@
             <w:r>
               <w:rPr>
                 <w:rFonts w:ascii="Times New Roman" w:hAnsi="Times New Roman" w:eastAsia="宋体"/>
-                <w:sz w:val="19"/>
+                <w:sz w:val="18"/>
               </w:rPr>
               <w:t>提供演示脚本与系统启动说明，非开发成员可独立完成课堂演示；演示前完成手机推流与上传视频两条链路的预演。</w:t>
             </w:r>
@@ -1671,7 +1761,7 @@
             <w:r>
               <w:rPr>
                 <w:rFonts w:ascii="Times New Roman" w:hAnsi="Times New Roman" w:eastAsia="宋体"/>
-                <w:sz w:val="19"/>
+                <w:sz w:val="18"/>
               </w:rPr>
               <w:t>数据与模型合规</w:t>
             </w:r>
@@ -1692,7 +1782,7 @@
             <w:r>
               <w:rPr>
                 <w:rFonts w:ascii="Times New Roman" w:hAnsi="Times New Roman" w:eastAsia="宋体"/>
-                <w:sz w:val="19"/>
+                <w:sz w:val="18"/>
               </w:rPr>
               <w:t>训练数据集仅用于学术探索并标注来源与许可；数据集与模型权重不进入代码仓库；训练参数与评测结果形成实验记录，保证可追溯。</w:t>
             </w:r>
@@ -1716,7 +1806,7 @@
             <w:r>
               <w:rPr>
                 <w:rFonts w:ascii="Times New Roman" w:hAnsi="Times New Roman" w:eastAsia="宋体"/>
-                <w:sz w:val="19"/>
+                <w:sz w:val="18"/>
               </w:rPr>
               <w:t>需求可追溯要求</w:t>
             </w:r>
@@ -1738,7 +1828,7 @@
             <w:r>
               <w:rPr>
                 <w:rFonts w:ascii="Times New Roman" w:hAnsi="Times New Roman" w:eastAsia="宋体"/>
-                <w:sz w:val="19"/>
+                <w:sz w:val="18"/>
               </w:rPr>
               <w:t>功能需求、用例、测试用例与工作任务分解工作包之间建立对应关系；评审意见、修改内容与修改人记录留痕。</w:t>
             </w:r>
@@ -1761,7 +1851,7 @@
             <w:r>
               <w:rPr>
                 <w:rFonts w:ascii="Times New Roman" w:hAnsi="Times New Roman" w:eastAsia="宋体"/>
-                <w:sz w:val="19"/>
+                <w:sz w:val="18"/>
               </w:rPr>
               <w:t>备份与恢复要求</w:t>
             </w:r>
@@ -1782,7 +1872,7 @@
             <w:r>
               <w:rPr>
                 <w:rFonts w:ascii="Times New Roman" w:hAnsi="Times New Roman" w:eastAsia="宋体"/>
-                <w:sz w:val="19"/>
+                <w:sz w:val="18"/>
               </w:rPr>
               <w:t>备份 storage/*.db 文件即可恢复告警记录与系统配置；提供备份与恢复操作说明。</w:t>
             </w:r>
@@ -1806,7 +1896,7 @@
             <w:r>
               <w:rPr>
                 <w:rFonts w:ascii="Times New Roman" w:hAnsi="Times New Roman" w:eastAsia="宋体"/>
-                <w:sz w:val="19"/>
+                <w:sz w:val="18"/>
               </w:rPr>
               <w:t>维护与演进要求</w:t>
             </w:r>
@@ -1828,7 +1918,7 @@
             <w:r>
               <w:rPr>
                 <w:rFonts w:ascii="Times New Roman" w:hAnsi="Times New Roman" w:eastAsia="宋体"/>
-                <w:sz w:val="19"/>
+                <w:sz w:val="18"/>
               </w:rPr>
               <w:t>架构预留智能体复核、远距离识别、多路 RTSP 接入与数据库切换空间；检测模型、告警规则与前端页面可独立升级，不相互阻塞。</w:t>
             </w:r>
